--- a/docs/Relatorio.docx
+++ b/docs/Relatorio.docx
@@ -1,10 +1,891 @@
 
 <file path=word/document.xml><?xml version="1.0" encoding="utf-8"?>
-<w:document xmlns:wpc="http://schemas.microsoft.com/office/word/2010/wordprocessingCanvas" xmlns:cx="http://schemas.microsoft.com/office/drawing/2014/chartex" xmlns:cx1="http://schemas.microsoft.com/office/drawing/2015/9/8/chartex" xmlns:cx2="http://schemas.microsoft.com/office/drawing/2015/10/21/chartex" xmlns:cx3="http://schemas.microsoft.com/office/drawing/2016/5/9/chartex" xmlns:cx4="http://schemas.microsoft.com/office/drawing/2016/5/10/chartex" xmlns:cx5="http://schemas.microsoft.com/office/drawing/2016/5/11/chartex" xmlns:cx6="http://schemas.microsoft.com/office/drawing/2016/5/12/chartex" xmlns:cx7="http://schemas.microsoft.com/office/drawing/2016/5/13/chartex" xmlns:cx8="http://schemas.microsoft.com/office/drawing/2016/5/14/chartex" xmlns:mc="http://schemas.openxmlformats.org/markup-compatibility/2006" xmlns:aink="http://schemas.microsoft.com/office/drawing/2016/ink" xmlns:am3d="http://schemas.microsoft.com/office/drawing/2017/model3d" xmlns:o="urn:schemas-microsoft-com:office:office" xmlns:oel="http://schemas.microsoft.com/office/2019/extlst" xmlns:r="http://schemas.openxmlformats.org/officeDocument/2006/relationships" xmlns:m="http://schemas.openxmlformats.org/officeDocument/2006/math" xmlns:v="urn:schemas-microsoft-com:vml" xmlns:wp14="http://schemas.microsoft.com/office/word/2010/wordprocessingDrawing" xmlns:wp="http://schemas.openxmlformats.org/drawingml/2006/wordprocessingDrawing" xmlns:w10="urn:schemas-microsoft-com:office:word" xmlns:w="http://schemas.openxmlformats.org/wordprocessingml/2006/main" xmlns:w14="http://schemas.microsoft.com/office/word/2010/wordml" xmlns:w15="http://schemas.microsoft.com/office/word/2012/wordml" xmlns:w16cex="http://schemas.microsoft.com/office/word/2018/wordml/cex" xmlns:w16cid="http://schemas.microsoft.com/office/word/2016/wordml/cid" xmlns:w16="http://schemas.microsoft.com/office/word/2018/wordml" xmlns:w16sdtdh="http://schemas.microsoft.com/office/word/2020/wordml/sdtdatahash" xmlns:w16se="http://schemas.microsoft.com/office/word/2015/wordml/symex" xmlns:wpg="http://schemas.microsoft.com/office/word/2010/wordprocessingGroup" xmlns:wpi="http://schemas.microsoft.com/office/word/2010/wordprocessingInk" xmlns:wne="http://schemas.microsoft.com/office/word/2006/wordml" xmlns:wps="http://schemas.microsoft.com/office/word/2010/wordprocessingShape" mc:Ignorable="w14 w15 w16se w16cid w16 w16cex w16sdtdh wp14">
+<w:document xmlns:wpc="http://schemas.microsoft.com/office/word/2010/wordprocessingCanvas" xmlns:cx="http://schemas.microsoft.com/office/drawing/2014/chartex" xmlns:cx1="http://schemas.microsoft.com/office/drawing/2015/9/8/chartex" xmlns:cx2="http://schemas.microsoft.com/office/drawing/2015/10/21/chartex" xmlns:cx3="http://schemas.microsoft.com/office/drawing/2016/5/9/chartex" xmlns:cx4="http://schemas.microsoft.com/office/drawing/2016/5/10/chartex" xmlns:cx5="http://schemas.microsoft.com/office/drawing/2016/5/11/chartex" xmlns:cx6="http://schemas.microsoft.com/office/drawing/2016/5/12/chartex" xmlns:cx7="http://schemas.microsoft.com/office/drawing/2016/5/13/chartex" xmlns:cx8="http://schemas.microsoft.com/office/drawing/2016/5/14/chartex" xmlns:mc="http://schemas.openxmlformats.org/markup-compatibility/2006" xmlns:aink="http://schemas.microsoft.com/office/drawing/2016/ink" xmlns:am3d="http://schemas.microsoft.com/office/drawing/2017/model3d" xmlns:o="urn:schemas-microsoft-com:office:office" xmlns:oel="http://schemas.microsoft.com/office/2019/extlst" xmlns:r="http://schemas.openxmlformats.org/officeDocument/2006/relationships" xmlns:m="http://schemas.openxmlformats.org/officeDocument/2006/math" xmlns:v="urn:schemas-microsoft-com:vml" xmlns:wp14="http://schemas.microsoft.com/office/word/2010/wordprocessingDrawing" xmlns:wp="http://schemas.openxmlformats.org/drawingml/2006/wordprocessingDrawing" xmlns:w10="urn:schemas-microsoft-com:office:word" xmlns:w="http://schemas.openxmlformats.org/wordprocessingml/2006/main" xmlns:w14="http://schemas.microsoft.com/office/word/2010/wordml" xmlns:w15="http://schemas.microsoft.com/office/word/2012/wordml" xmlns:w16cex="http://schemas.microsoft.com/office/word/2018/wordml/cex" xmlns:w16cid="http://schemas.microsoft.com/office/word/2016/wordml/cid" xmlns:w16="http://schemas.microsoft.com/office/word/2018/wordml" xmlns:w16du="http://schemas.microsoft.com/office/word/2023/wordml/word16du" xmlns:w16sdtdh="http://schemas.microsoft.com/office/word/2020/wordml/sdtdatahash" xmlns:w16sdtfl="http://schemas.microsoft.com/office/word/2024/wordml/sdtformatlock" xmlns:w16se="http://schemas.microsoft.com/office/word/2015/wordml/symex" xmlns:wpg="http://schemas.microsoft.com/office/word/2010/wordprocessingGroup" xmlns:wpi="http://schemas.microsoft.com/office/word/2010/wordprocessingInk" xmlns:wne="http://schemas.microsoft.com/office/word/2006/wordml" xmlns:wps="http://schemas.microsoft.com/office/word/2010/wordprocessingShape" mc:Ignorable="w14 w15 w16se w16cid w16 w16cex w16sdtdh w16sdtfl w16du wp14">
   <w:body>
+    <w:sdt>
+      <w:sdtPr>
+        <w:id w:val="-1342694616"/>
+        <w:docPartObj>
+          <w:docPartGallery w:val="Cover Pages"/>
+          <w:docPartUnique/>
+        </w:docPartObj>
+      </w:sdtPr>
+      <w:sdtEndPr>
+        <w:rPr>
+          <w:color w:val="FFFFFF" w:themeColor="background1"/>
+          <w:sz w:val="84"/>
+          <w:szCs w:val="84"/>
+        </w:rPr>
+      </w:sdtEndPr>
+      <w:sdtContent>
+        <w:p/>
+        <w:tbl>
+          <w:tblPr>
+            <w:tblpPr w:leftFromText="187" w:rightFromText="187" w:horzAnchor="margin" w:tblpXSpec="center" w:tblpY="2881"/>
+            <w:tblW w:w="4000" w:type="pct"/>
+            <w:tblBorders>
+              <w:left w:val="single" w:sz="12" w:space="0" w:color="156082" w:themeColor="accent1"/>
+            </w:tblBorders>
+            <w:tblCellMar>
+              <w:left w:w="144" w:type="dxa"/>
+              <w:right w:w="115" w:type="dxa"/>
+            </w:tblCellMar>
+            <w:tblLook w:val="04A0" w:firstRow="1" w:lastRow="0" w:firstColumn="1" w:lastColumn="0" w:noHBand="0" w:noVBand="1"/>
+          </w:tblPr>
+          <w:tblGrid>
+            <w:gridCol w:w="6791"/>
+          </w:tblGrid>
+          <w:tr>
+            <w:sdt>
+              <w:sdtPr>
+                <w:rPr>
+                  <w:color w:val="0F4761" w:themeColor="accent1" w:themeShade="BF"/>
+                  <w:sz w:val="24"/>
+                  <w:szCs w:val="24"/>
+                </w:rPr>
+                <w:alias w:val="Empresa"/>
+                <w:id w:val="13406915"/>
+                <w:placeholder>
+                  <w:docPart w:val="FCA4EC6232284FEBB9D671062AF2ADE7"/>
+                </w:placeholder>
+                <w:dataBinding w:prefixMappings="xmlns:ns0='http://schemas.openxmlformats.org/officeDocument/2006/extended-properties'" w:xpath="/ns0:Properties[1]/ns0:Company[1]" w:storeItemID="{6668398D-A668-4E3E-A5EB-62B293D839F1}"/>
+                <w:text/>
+              </w:sdtPr>
+              <w:sdtContent>
+                <w:tc>
+                  <w:tcPr>
+                    <w:tcW w:w="7672" w:type="dxa"/>
+                    <w:tcMar>
+                      <w:top w:w="216" w:type="dxa"/>
+                      <w:left w:w="115" w:type="dxa"/>
+                      <w:bottom w:w="216" w:type="dxa"/>
+                      <w:right w:w="115" w:type="dxa"/>
+                    </w:tcMar>
+                  </w:tcPr>
+                  <w:p>
+                    <w:pPr>
+                      <w:pStyle w:val="SemEspaamento"/>
+                      <w:rPr>
+                        <w:color w:val="0F4761" w:themeColor="accent1" w:themeShade="BF"/>
+                        <w:sz w:val="24"/>
+                      </w:rPr>
+                    </w:pPr>
+                    <w:r>
+                      <w:rPr>
+                        <w:color w:val="0F4761" w:themeColor="accent1" w:themeShade="BF"/>
+                        <w:sz w:val="24"/>
+                        <w:szCs w:val="24"/>
+                      </w:rPr>
+                      <w:t>SENAC-RJ</w:t>
+                    </w:r>
+                  </w:p>
+                </w:tc>
+              </w:sdtContent>
+            </w:sdt>
+          </w:tr>
+          <w:tr>
+            <w:tc>
+              <w:tcPr>
+                <w:tcW w:w="7672" w:type="dxa"/>
+              </w:tcPr>
+              <w:sdt>
+                <w:sdtPr>
+                  <w:rPr>
+                    <w:rFonts w:asciiTheme="majorHAnsi" w:eastAsiaTheme="majorEastAsia" w:hAnsiTheme="majorHAnsi" w:cstheme="majorBidi"/>
+                    <w:color w:val="156082" w:themeColor="accent1"/>
+                    <w:sz w:val="88"/>
+                    <w:szCs w:val="88"/>
+                  </w:rPr>
+                  <w:alias w:val="Título"/>
+                  <w:id w:val="13406919"/>
+                  <w:placeholder>
+                    <w:docPart w:val="CE411E15AF3D4846A02C90CFCB9F53D4"/>
+                  </w:placeholder>
+                  <w:dataBinding w:prefixMappings="xmlns:ns0='http://schemas.openxmlformats.org/package/2006/metadata/core-properties' xmlns:ns1='http://purl.org/dc/elements/1.1/'" w:xpath="/ns0:coreProperties[1]/ns1:title[1]" w:storeItemID="{6C3C8BC8-F283-45AE-878A-BAB7291924A1}"/>
+                  <w:text/>
+                </w:sdtPr>
+                <w:sdtContent>
+                  <w:p>
+                    <w:pPr>
+                      <w:pStyle w:val="SemEspaamento"/>
+                      <w:spacing w:line="216" w:lineRule="auto"/>
+                      <w:rPr>
+                        <w:rFonts w:asciiTheme="majorHAnsi" w:eastAsiaTheme="majorEastAsia" w:hAnsiTheme="majorHAnsi" w:cstheme="majorBidi"/>
+                        <w:color w:val="156082" w:themeColor="accent1"/>
+                        <w:sz w:val="88"/>
+                        <w:szCs w:val="88"/>
+                      </w:rPr>
+                    </w:pPr>
+                    <w:r>
+                      <w:rPr>
+                        <w:rFonts w:asciiTheme="majorHAnsi" w:eastAsiaTheme="majorEastAsia" w:hAnsiTheme="majorHAnsi" w:cstheme="majorBidi"/>
+                        <w:color w:val="156082" w:themeColor="accent1"/>
+                        <w:sz w:val="88"/>
+                        <w:szCs w:val="88"/>
+                      </w:rPr>
+                      <w:t>Relatório de Inteligência de Dados: Caramelo Store (Projeto SENAC RJ)</w:t>
+                    </w:r>
+                  </w:p>
+                </w:sdtContent>
+              </w:sdt>
+            </w:tc>
+          </w:tr>
+          <w:tr>
+            <w:sdt>
+              <w:sdtPr>
+                <w:rPr>
+                  <w:color w:val="0F4761" w:themeColor="accent1" w:themeShade="BF"/>
+                  <w:sz w:val="24"/>
+                  <w:szCs w:val="24"/>
+                </w:rPr>
+                <w:alias w:val="Subtítulo"/>
+                <w:id w:val="13406923"/>
+                <w:placeholder>
+                  <w:docPart w:val="62D9CF28FA24455DAB70F72A05168FCD"/>
+                </w:placeholder>
+                <w:dataBinding w:prefixMappings="xmlns:ns0='http://schemas.openxmlformats.org/package/2006/metadata/core-properties' xmlns:ns1='http://purl.org/dc/elements/1.1/'" w:xpath="/ns0:coreProperties[1]/ns1:subject[1]" w:storeItemID="{6C3C8BC8-F283-45AE-878A-BAB7291924A1}"/>
+                <w:text/>
+              </w:sdtPr>
+              <w:sdtContent>
+                <w:tc>
+                  <w:tcPr>
+                    <w:tcW w:w="7672" w:type="dxa"/>
+                    <w:tcMar>
+                      <w:top w:w="216" w:type="dxa"/>
+                      <w:left w:w="115" w:type="dxa"/>
+                      <w:bottom w:w="216" w:type="dxa"/>
+                      <w:right w:w="115" w:type="dxa"/>
+                    </w:tcMar>
+                  </w:tcPr>
+                  <w:p>
+                    <w:pPr>
+                      <w:pStyle w:val="SemEspaamento"/>
+                      <w:rPr>
+                        <w:color w:val="0F4761" w:themeColor="accent1" w:themeShade="BF"/>
+                        <w:sz w:val="24"/>
+                      </w:rPr>
+                    </w:pPr>
+                    <w:r>
+                      <w:rPr>
+                        <w:color w:val="0F4761" w:themeColor="accent1" w:themeShade="BF"/>
+                        <w:sz w:val="24"/>
+                        <w:szCs w:val="24"/>
+                      </w:rPr>
+                      <w:t xml:space="preserve"> </w:t>
+                    </w:r>
+                    <w:r>
+                      <w:rPr>
+                        <w:color w:val="0F4761" w:themeColor="accent1" w:themeShade="BF"/>
+                        <w:sz w:val="24"/>
+                        <w:szCs w:val="24"/>
+                      </w:rPr>
+                      <w:t>Projeto de Análise de Dados</w:t>
+                    </w:r>
+                  </w:p>
+                </w:tc>
+              </w:sdtContent>
+            </w:sdt>
+          </w:tr>
+        </w:tbl>
+        <w:tbl>
+          <w:tblPr>
+            <w:tblpPr w:leftFromText="187" w:rightFromText="187" w:horzAnchor="margin" w:tblpXSpec="center" w:tblpYSpec="bottom"/>
+            <w:tblW w:w="3857" w:type="pct"/>
+            <w:tblLook w:val="04A0" w:firstRow="1" w:lastRow="0" w:firstColumn="1" w:lastColumn="0" w:noHBand="0" w:noVBand="1"/>
+          </w:tblPr>
+          <w:tblGrid>
+            <w:gridCol w:w="6560"/>
+          </w:tblGrid>
+          <w:tr>
+            <w:tc>
+              <w:tcPr>
+                <w:tcW w:w="7221" w:type="dxa"/>
+                <w:tcMar>
+                  <w:top w:w="216" w:type="dxa"/>
+                  <w:left w:w="115" w:type="dxa"/>
+                  <w:bottom w:w="216" w:type="dxa"/>
+                  <w:right w:w="115" w:type="dxa"/>
+                </w:tcMar>
+              </w:tcPr>
+              <w:sdt>
+                <w:sdtPr>
+                  <w:rPr>
+                    <w:color w:val="156082" w:themeColor="accent1"/>
+                    <w:sz w:val="28"/>
+                    <w:szCs w:val="28"/>
+                  </w:rPr>
+                  <w:alias w:val="Autor"/>
+                  <w:id w:val="13406928"/>
+                  <w:placeholder>
+                    <w:docPart w:val="6FE982AF7A9A4350AF7117F1CB018480"/>
+                  </w:placeholder>
+                  <w:dataBinding w:prefixMappings="xmlns:ns0='http://schemas.openxmlformats.org/package/2006/metadata/core-properties' xmlns:ns1='http://purl.org/dc/elements/1.1/'" w:xpath="/ns0:coreProperties[1]/ns1:creator[1]" w:storeItemID="{6C3C8BC8-F283-45AE-878A-BAB7291924A1}"/>
+                  <w:text/>
+                </w:sdtPr>
+                <w:sdtContent>
+                  <w:p>
+                    <w:pPr>
+                      <w:pStyle w:val="SemEspaamento"/>
+                      <w:rPr>
+                        <w:color w:val="156082" w:themeColor="accent1"/>
+                        <w:sz w:val="28"/>
+                        <w:szCs w:val="28"/>
+                      </w:rPr>
+                    </w:pPr>
+                    <w:r>
+                      <w:rPr>
+                        <w:color w:val="156082" w:themeColor="accent1"/>
+                        <w:sz w:val="28"/>
+                        <w:szCs w:val="28"/>
+                      </w:rPr>
+                      <w:t>Thiago Xavier | Matheus Soares | Leonardo Faria</w:t>
+                    </w:r>
+                  </w:p>
+                </w:sdtContent>
+              </w:sdt>
+              <w:sdt>
+                <w:sdtPr>
+                  <w:rPr>
+                    <w:color w:val="156082" w:themeColor="accent1"/>
+                    <w:sz w:val="28"/>
+                    <w:szCs w:val="28"/>
+                  </w:rPr>
+                  <w:alias w:val="Data"/>
+                  <w:tag w:val="Data"/>
+                  <w:id w:val="13406932"/>
+                  <w:placeholder>
+                    <w:docPart w:val="9D6E6111B2BF454EB45DFB2A2B6075C3"/>
+                  </w:placeholder>
+                  <w:dataBinding w:prefixMappings="xmlns:ns0='http://schemas.microsoft.com/office/2006/coverPageProps'" w:xpath="/ns0:CoverPageProperties[1]/ns0:PublishDate[1]" w:storeItemID="{55AF091B-3C7A-41E3-B477-F2FDAA23CFDA}"/>
+                  <w:date w:fullDate="2026-03-28T00:00:00Z">
+                    <w:dateFormat w:val="d/M/yyyy"/>
+                    <w:lid w:val="pt-BR"/>
+                    <w:storeMappedDataAs w:val="dateTime"/>
+                    <w:calendar w:val="gregorian"/>
+                  </w:date>
+                </w:sdtPr>
+                <w:sdtContent>
+                  <w:p>
+                    <w:pPr>
+                      <w:pStyle w:val="SemEspaamento"/>
+                      <w:rPr>
+                        <w:color w:val="156082" w:themeColor="accent1"/>
+                        <w:sz w:val="28"/>
+                        <w:szCs w:val="28"/>
+                      </w:rPr>
+                    </w:pPr>
+                    <w:r>
+                      <w:rPr>
+                        <w:color w:val="156082" w:themeColor="accent1"/>
+                        <w:sz w:val="28"/>
+                        <w:szCs w:val="28"/>
+                      </w:rPr>
+                      <w:t>28/3/2026</w:t>
+                    </w:r>
+                  </w:p>
+                </w:sdtContent>
+              </w:sdt>
+              <w:p>
+                <w:pPr>
+                  <w:pStyle w:val="SemEspaamento"/>
+                  <w:rPr>
+                    <w:color w:val="156082" w:themeColor="accent1"/>
+                  </w:rPr>
+                </w:pPr>
+              </w:p>
+            </w:tc>
+          </w:tr>
+        </w:tbl>
+        <w:p>
+          <w:pPr>
+            <w:rPr>
+              <w:rFonts w:asciiTheme="majorHAnsi" w:eastAsiaTheme="majorEastAsia" w:hAnsiTheme="majorHAnsi" w:cstheme="majorBidi"/>
+              <w:color w:val="FFFFFF" w:themeColor="background1"/>
+              <w:kern w:val="0"/>
+              <w:sz w:val="84"/>
+              <w:szCs w:val="84"/>
+              <w:lang w:eastAsia="pt-BR"/>
+              <w14:ligatures w14:val="none"/>
+            </w:rPr>
+          </w:pPr>
+          <w:r>
+            <w:rPr>
+              <w:color w:val="FFFFFF" w:themeColor="background1"/>
+              <w:sz w:val="84"/>
+              <w:szCs w:val="84"/>
+            </w:rPr>
+            <w:br w:type="page"/>
+          </w:r>
+        </w:p>
+      </w:sdtContent>
+    </w:sdt>
+    <w:sdt>
+      <w:sdtPr>
+        <w:id w:val="1019739444"/>
+        <w:docPartObj>
+          <w:docPartGallery w:val="Table of Contents"/>
+          <w:docPartUnique/>
+        </w:docPartObj>
+      </w:sdtPr>
+      <w:sdtEndPr>
+        <w:rPr>
+          <w:rFonts w:asciiTheme="minorHAnsi" w:eastAsiaTheme="minorHAnsi" w:hAnsiTheme="minorHAnsi" w:cstheme="minorBidi"/>
+          <w:b/>
+          <w:bCs/>
+          <w:color w:val="auto"/>
+          <w:kern w:val="2"/>
+          <w:sz w:val="24"/>
+          <w:szCs w:val="24"/>
+          <w:lang w:eastAsia="en-US"/>
+          <w14:ligatures w14:val="standardContextual"/>
+        </w:rPr>
+      </w:sdtEndPr>
+      <w:sdtContent>
+        <w:p>
+          <w:pPr>
+            <w:pStyle w:val="CabealhodoSumrio"/>
+          </w:pPr>
+          <w:r>
+            <w:t>Sumário</w:t>
+          </w:r>
+        </w:p>
+        <w:p>
+          <w:pPr>
+            <w:pStyle w:val="Sumrio1"/>
+            <w:tabs>
+              <w:tab w:val="right" w:leader="dot" w:pos="8494"/>
+            </w:tabs>
+            <w:rPr>
+              <w:rFonts w:eastAsiaTheme="minorEastAsia"/>
+              <w:noProof/>
+              <w:lang w:eastAsia="pt-BR"/>
+            </w:rPr>
+          </w:pPr>
+          <w:r>
+            <w:fldChar w:fldCharType="begin"/>
+          </w:r>
+          <w:r>
+            <w:instrText xml:space="preserve"> TOC \o "1-3" \h \z \u </w:instrText>
+          </w:r>
+          <w:r>
+            <w:fldChar w:fldCharType="separate"/>
+          </w:r>
+          <w:hyperlink w:anchor="_Toc225557133" w:history="1">
+            <w:r>
+              <w:rPr>
+                <w:rStyle w:val="Hyperlink"/>
+                <w:noProof/>
+              </w:rPr>
+              <w:t>1. Introdução e Escopo Técnico</w:t>
+            </w:r>
+            <w:r>
+              <w:rPr>
+                <w:noProof/>
+                <w:webHidden/>
+              </w:rPr>
+              <w:tab/>
+            </w:r>
+            <w:r>
+              <w:rPr>
+                <w:noProof/>
+                <w:webHidden/>
+              </w:rPr>
+              <w:fldChar w:fldCharType="begin"/>
+            </w:r>
+            <w:r>
+              <w:rPr>
+                <w:noProof/>
+                <w:webHidden/>
+              </w:rPr>
+              <w:instrText xml:space="preserve"> PAGEREF _Toc225557133 \h </w:instrText>
+            </w:r>
+            <w:r>
+              <w:rPr>
+                <w:noProof/>
+                <w:webHidden/>
+              </w:rPr>
+            </w:r>
+            <w:r>
+              <w:rPr>
+                <w:noProof/>
+                <w:webHidden/>
+              </w:rPr>
+              <w:fldChar w:fldCharType="separate"/>
+            </w:r>
+            <w:r>
+              <w:rPr>
+                <w:noProof/>
+                <w:webHidden/>
+              </w:rPr>
+              <w:t>1</w:t>
+            </w:r>
+            <w:r>
+              <w:rPr>
+                <w:noProof/>
+                <w:webHidden/>
+              </w:rPr>
+              <w:fldChar w:fldCharType="end"/>
+            </w:r>
+          </w:hyperlink>
+        </w:p>
+        <w:p>
+          <w:pPr>
+            <w:pStyle w:val="Sumrio1"/>
+            <w:tabs>
+              <w:tab w:val="right" w:leader="dot" w:pos="8494"/>
+            </w:tabs>
+            <w:rPr>
+              <w:rFonts w:eastAsiaTheme="minorEastAsia"/>
+              <w:noProof/>
+              <w:lang w:eastAsia="pt-BR"/>
+            </w:rPr>
+          </w:pPr>
+          <w:hyperlink w:anchor="_Toc225557134" w:history="1">
+            <w:r>
+              <w:rPr>
+                <w:rStyle w:val="Hyperlink"/>
+                <w:noProof/>
+              </w:rPr>
+              <w:t>2. Metodologia e Processamento de Dados</w:t>
+            </w:r>
+            <w:r>
+              <w:rPr>
+                <w:noProof/>
+                <w:webHidden/>
+              </w:rPr>
+              <w:tab/>
+            </w:r>
+            <w:r>
+              <w:rPr>
+                <w:noProof/>
+                <w:webHidden/>
+              </w:rPr>
+              <w:fldChar w:fldCharType="begin"/>
+            </w:r>
+            <w:r>
+              <w:rPr>
+                <w:noProof/>
+                <w:webHidden/>
+              </w:rPr>
+              <w:instrText xml:space="preserve"> PAGEREF _Toc225557134 \h </w:instrText>
+            </w:r>
+            <w:r>
+              <w:rPr>
+                <w:noProof/>
+                <w:webHidden/>
+              </w:rPr>
+            </w:r>
+            <w:r>
+              <w:rPr>
+                <w:noProof/>
+                <w:webHidden/>
+              </w:rPr>
+              <w:fldChar w:fldCharType="separate"/>
+            </w:r>
+            <w:r>
+              <w:rPr>
+                <w:noProof/>
+                <w:webHidden/>
+              </w:rPr>
+              <w:t>1</w:t>
+            </w:r>
+            <w:r>
+              <w:rPr>
+                <w:noProof/>
+                <w:webHidden/>
+              </w:rPr>
+              <w:fldChar w:fldCharType="end"/>
+            </w:r>
+          </w:hyperlink>
+        </w:p>
+        <w:p>
+          <w:pPr>
+            <w:pStyle w:val="Sumrio1"/>
+            <w:tabs>
+              <w:tab w:val="right" w:leader="dot" w:pos="8494"/>
+            </w:tabs>
+            <w:rPr>
+              <w:rFonts w:eastAsiaTheme="minorEastAsia"/>
+              <w:noProof/>
+              <w:lang w:eastAsia="pt-BR"/>
+            </w:rPr>
+          </w:pPr>
+          <w:hyperlink w:anchor="_Toc225557135" w:history="1">
+            <w:r>
+              <w:rPr>
+                <w:rStyle w:val="Hyperlink"/>
+                <w:noProof/>
+              </w:rPr>
+              <w:t>3. Análise Multidimensional e Insights Gerenciais</w:t>
+            </w:r>
+            <w:r>
+              <w:rPr>
+                <w:noProof/>
+                <w:webHidden/>
+              </w:rPr>
+              <w:tab/>
+            </w:r>
+            <w:r>
+              <w:rPr>
+                <w:noProof/>
+                <w:webHidden/>
+              </w:rPr>
+              <w:fldChar w:fldCharType="begin"/>
+            </w:r>
+            <w:r>
+              <w:rPr>
+                <w:noProof/>
+                <w:webHidden/>
+              </w:rPr>
+              <w:instrText xml:space="preserve"> PAGEREF _Toc225557135 \h </w:instrText>
+            </w:r>
+            <w:r>
+              <w:rPr>
+                <w:noProof/>
+                <w:webHidden/>
+              </w:rPr>
+            </w:r>
+            <w:r>
+              <w:rPr>
+                <w:noProof/>
+                <w:webHidden/>
+              </w:rPr>
+              <w:fldChar w:fldCharType="separate"/>
+            </w:r>
+            <w:r>
+              <w:rPr>
+                <w:noProof/>
+                <w:webHidden/>
+              </w:rPr>
+              <w:t>1</w:t>
+            </w:r>
+            <w:r>
+              <w:rPr>
+                <w:noProof/>
+                <w:webHidden/>
+              </w:rPr>
+              <w:fldChar w:fldCharType="end"/>
+            </w:r>
+          </w:hyperlink>
+        </w:p>
+        <w:p>
+          <w:pPr>
+            <w:pStyle w:val="Sumrio2"/>
+            <w:tabs>
+              <w:tab w:val="right" w:leader="dot" w:pos="8494"/>
+            </w:tabs>
+            <w:rPr>
+              <w:rFonts w:eastAsiaTheme="minorEastAsia"/>
+              <w:noProof/>
+              <w:lang w:eastAsia="pt-BR"/>
+            </w:rPr>
+          </w:pPr>
+          <w:hyperlink w:anchor="_Toc225557136" w:history="1">
+            <w:r>
+              <w:rPr>
+                <w:rStyle w:val="Hyperlink"/>
+                <w:noProof/>
+              </w:rPr>
+              <w:t>3.1 Performance Regional e Concentração de Mercado</w:t>
+            </w:r>
+            <w:r>
+              <w:rPr>
+                <w:noProof/>
+                <w:webHidden/>
+              </w:rPr>
+              <w:tab/>
+            </w:r>
+            <w:r>
+              <w:rPr>
+                <w:noProof/>
+                <w:webHidden/>
+              </w:rPr>
+              <w:fldChar w:fldCharType="begin"/>
+            </w:r>
+            <w:r>
+              <w:rPr>
+                <w:noProof/>
+                <w:webHidden/>
+              </w:rPr>
+              <w:instrText xml:space="preserve"> PAGEREF _Toc225557136 \h </w:instrText>
+            </w:r>
+            <w:r>
+              <w:rPr>
+                <w:noProof/>
+                <w:webHidden/>
+              </w:rPr>
+            </w:r>
+            <w:r>
+              <w:rPr>
+                <w:noProof/>
+                <w:webHidden/>
+              </w:rPr>
+              <w:fldChar w:fldCharType="separate"/>
+            </w:r>
+            <w:r>
+              <w:rPr>
+                <w:noProof/>
+                <w:webHidden/>
+              </w:rPr>
+              <w:t>1</w:t>
+            </w:r>
+            <w:r>
+              <w:rPr>
+                <w:noProof/>
+                <w:webHidden/>
+              </w:rPr>
+              <w:fldChar w:fldCharType="end"/>
+            </w:r>
+          </w:hyperlink>
+        </w:p>
+        <w:p>
+          <w:pPr>
+            <w:pStyle w:val="Sumrio2"/>
+            <w:tabs>
+              <w:tab w:val="right" w:leader="dot" w:pos="8494"/>
+            </w:tabs>
+            <w:rPr>
+              <w:rFonts w:eastAsiaTheme="minorEastAsia"/>
+              <w:noProof/>
+              <w:lang w:eastAsia="pt-BR"/>
+            </w:rPr>
+          </w:pPr>
+          <w:hyperlink w:anchor="_Toc225557137" w:history="1">
+            <w:r>
+              <w:rPr>
+                <w:rStyle w:val="Hyperlink"/>
+                <w:noProof/>
+              </w:rPr>
+              <w:t>3.2 Mix de Produtos: Volume vs. Valor</w:t>
+            </w:r>
+            <w:r>
+              <w:rPr>
+                <w:noProof/>
+                <w:webHidden/>
+              </w:rPr>
+              <w:tab/>
+            </w:r>
+            <w:r>
+              <w:rPr>
+                <w:noProof/>
+                <w:webHidden/>
+              </w:rPr>
+              <w:fldChar w:fldCharType="begin"/>
+            </w:r>
+            <w:r>
+              <w:rPr>
+                <w:noProof/>
+                <w:webHidden/>
+              </w:rPr>
+              <w:instrText xml:space="preserve"> PAGEREF _Toc225557137 \h </w:instrText>
+            </w:r>
+            <w:r>
+              <w:rPr>
+                <w:noProof/>
+                <w:webHidden/>
+              </w:rPr>
+            </w:r>
+            <w:r>
+              <w:rPr>
+                <w:noProof/>
+                <w:webHidden/>
+              </w:rPr>
+              <w:fldChar w:fldCharType="separate"/>
+            </w:r>
+            <w:r>
+              <w:rPr>
+                <w:noProof/>
+                <w:webHidden/>
+              </w:rPr>
+              <w:t>1</w:t>
+            </w:r>
+            <w:r>
+              <w:rPr>
+                <w:noProof/>
+                <w:webHidden/>
+              </w:rPr>
+              <w:fldChar w:fldCharType="end"/>
+            </w:r>
+          </w:hyperlink>
+        </w:p>
+        <w:p>
+          <w:pPr>
+            <w:pStyle w:val="Sumrio2"/>
+            <w:tabs>
+              <w:tab w:val="right" w:leader="dot" w:pos="8494"/>
+            </w:tabs>
+            <w:rPr>
+              <w:rFonts w:eastAsiaTheme="minorEastAsia"/>
+              <w:noProof/>
+              <w:lang w:eastAsia="pt-BR"/>
+            </w:rPr>
+          </w:pPr>
+          <w:hyperlink w:anchor="_Toc225557138" w:history="1">
+            <w:r>
+              <w:rPr>
+                <w:rStyle w:val="Hyperlink"/>
+                <w:noProof/>
+              </w:rPr>
+              <w:t>3.3 Comparativo de Extremos (Benchmarking Interno)</w:t>
+            </w:r>
+            <w:r>
+              <w:rPr>
+                <w:noProof/>
+                <w:webHidden/>
+              </w:rPr>
+              <w:tab/>
+            </w:r>
+            <w:r>
+              <w:rPr>
+                <w:noProof/>
+                <w:webHidden/>
+              </w:rPr>
+              <w:fldChar w:fldCharType="begin"/>
+            </w:r>
+            <w:r>
+              <w:rPr>
+                <w:noProof/>
+                <w:webHidden/>
+              </w:rPr>
+              <w:instrText xml:space="preserve"> PAGEREF _Toc225557138 \h </w:instrText>
+            </w:r>
+            <w:r>
+              <w:rPr>
+                <w:noProof/>
+                <w:webHidden/>
+              </w:rPr>
+            </w:r>
+            <w:r>
+              <w:rPr>
+                <w:noProof/>
+                <w:webHidden/>
+              </w:rPr>
+              <w:fldChar w:fldCharType="separate"/>
+            </w:r>
+            <w:r>
+              <w:rPr>
+                <w:noProof/>
+                <w:webHidden/>
+              </w:rPr>
+              <w:t>2</w:t>
+            </w:r>
+            <w:r>
+              <w:rPr>
+                <w:noProof/>
+                <w:webHidden/>
+              </w:rPr>
+              <w:fldChar w:fldCharType="end"/>
+            </w:r>
+          </w:hyperlink>
+        </w:p>
+        <w:p>
+          <w:pPr>
+            <w:pStyle w:val="Sumrio1"/>
+            <w:tabs>
+              <w:tab w:val="right" w:leader="dot" w:pos="8494"/>
+            </w:tabs>
+            <w:rPr>
+              <w:rFonts w:eastAsiaTheme="minorEastAsia"/>
+              <w:noProof/>
+              <w:lang w:eastAsia="pt-BR"/>
+            </w:rPr>
+          </w:pPr>
+          <w:hyperlink w:anchor="_Toc225557139" w:history="1">
+            <w:r>
+              <w:rPr>
+                <w:rStyle w:val="Hyperlink"/>
+                <w:noProof/>
+              </w:rPr>
+              <w:t>4. Conclusão e Recomendações Estratégicas</w:t>
+            </w:r>
+            <w:r>
+              <w:rPr>
+                <w:noProof/>
+                <w:webHidden/>
+              </w:rPr>
+              <w:tab/>
+            </w:r>
+            <w:r>
+              <w:rPr>
+                <w:noProof/>
+                <w:webHidden/>
+              </w:rPr>
+              <w:fldChar w:fldCharType="begin"/>
+            </w:r>
+            <w:r>
+              <w:rPr>
+                <w:noProof/>
+                <w:webHidden/>
+              </w:rPr>
+              <w:instrText xml:space="preserve"> PAGEREF _Toc225557139 \h </w:instrText>
+            </w:r>
+            <w:r>
+              <w:rPr>
+                <w:noProof/>
+                <w:webHidden/>
+              </w:rPr>
+            </w:r>
+            <w:r>
+              <w:rPr>
+                <w:noProof/>
+                <w:webHidden/>
+              </w:rPr>
+              <w:fldChar w:fldCharType="separate"/>
+            </w:r>
+            <w:r>
+              <w:rPr>
+                <w:noProof/>
+                <w:webHidden/>
+              </w:rPr>
+              <w:t>2</w:t>
+            </w:r>
+            <w:r>
+              <w:rPr>
+                <w:noProof/>
+                <w:webHidden/>
+              </w:rPr>
+              <w:fldChar w:fldCharType="end"/>
+            </w:r>
+          </w:hyperlink>
+        </w:p>
+        <w:p>
+          <w:r>
+            <w:rPr>
+              <w:b/>
+              <w:bCs/>
+            </w:rPr>
+            <w:fldChar w:fldCharType="end"/>
+          </w:r>
+        </w:p>
+      </w:sdtContent>
+    </w:sdt>
+    <w:p>
+      <w:pPr>
+        <w:rPr>
+          <w:rFonts w:asciiTheme="majorHAnsi" w:eastAsiaTheme="majorEastAsia" w:hAnsiTheme="majorHAnsi" w:cstheme="majorBidi"/>
+          <w:color w:val="0F4761" w:themeColor="accent1" w:themeShade="BF"/>
+          <w:sz w:val="40"/>
+          <w:szCs w:val="40"/>
+        </w:rPr>
+      </w:pPr>
+      <w:bookmarkStart w:id="0" w:name="_Toc225557133"/>
+      <w:r>
+        <w:br w:type="page"/>
+      </w:r>
+    </w:p>
+    <w:p>
+      <w:pPr>
+        <w:pStyle w:val="Ttulo1"/>
+      </w:pPr>
+      <w:r>
+        <w:lastRenderedPageBreak/>
+        <w:t>1. Introdução e Escopo Técnico</w:t>
+      </w:r>
+      <w:bookmarkEnd w:id="0"/>
+    </w:p>
     <w:p>
       <w:r>
-        <w:t xml:space="preserve">Analisar um projeto de Business </w:t>
+        <w:t xml:space="preserve">Este relatório consolida a análise de Business </w:t>
       </w:r>
       <w:proofErr w:type="spellStart"/>
       <w:r>
@@ -12,252 +893,7 @@
       </w:r>
       <w:proofErr w:type="spellEnd"/>
       <w:r>
-        <w:t xml:space="preserve"> exige olhar tanto para a regra de negócio quanto para a engenharia de dados por trás dos painéis. Embora não seja possível renderizar as telas visuais do arquivo .</w:t>
-      </w:r>
-      <w:proofErr w:type="spellStart"/>
-      <w:r>
-        <w:t>pbix</w:t>
-      </w:r>
-      <w:proofErr w:type="spellEnd"/>
-      <w:r>
-        <w:t xml:space="preserve"> diretamente por aqui (já que ele é um arquivo binário comprimido), o notebook Python (</w:t>
-      </w:r>
-      <w:proofErr w:type="spellStart"/>
-      <w:r>
-        <w:t>caramelo_</w:t>
-      </w:r>
-      <w:proofErr w:type="gramStart"/>
-      <w:r>
-        <w:t>store.ipynb</w:t>
-      </w:r>
-      <w:proofErr w:type="spellEnd"/>
-      <w:proofErr w:type="gramEnd"/>
-      <w:r>
-        <w:t>) anexo fornece toda a base estatística e a modelagem de dados que alimenta o seu dashboard.</w:t>
-      </w:r>
-    </w:p>
-    <w:p>
-      <w:r>
-        <w:t xml:space="preserve">Com base nas diretrizes do </w:t>
-      </w:r>
-      <w:r>
-        <w:rPr>
-          <w:b/>
-          <w:bCs/>
-        </w:rPr>
-        <w:t>PDF do Projeto SENAC</w:t>
-      </w:r>
-      <w:r>
-        <w:t xml:space="preserve"> e nos cálculos processados no seu </w:t>
-      </w:r>
-      <w:proofErr w:type="spellStart"/>
-      <w:r>
-        <w:rPr>
-          <w:b/>
-          <w:bCs/>
-        </w:rPr>
-        <w:t>Jupyter</w:t>
-      </w:r>
-      <w:proofErr w:type="spellEnd"/>
-      <w:r>
-        <w:rPr>
-          <w:b/>
-          <w:bCs/>
-        </w:rPr>
-        <w:t xml:space="preserve"> Notebook</w:t>
-      </w:r>
-      <w:r>
-        <w:t>, aqui está a avaliação técnica do cumprimento dos requisitos e o relatório de insights gerenciais.</w:t>
-      </w:r>
-    </w:p>
-    <w:p>
-      <w:r>
-        <w:pict w14:anchorId="5933C325">
-          <v:rect id="_x0000_i1037" style="width:0;height:1.5pt" o:hralign="center" o:hrstd="t" o:hrnoshade="t" o:hr="t" fillcolor="gray" stroked="f"/>
-        </w:pict>
-      </w:r>
-    </w:p>
-    <w:p>
-      <w:pPr>
-        <w:rPr>
-          <w:b/>
-          <w:bCs/>
-        </w:rPr>
-      </w:pPr>
-      <w:r>
-        <w:rPr>
-          <w:b/>
-          <w:bCs/>
-        </w:rPr>
-        <w:t>Parte 1: Avaliação dos Requisitos do Projeto (Checklist do PDF)</w:t>
-      </w:r>
-    </w:p>
-    <w:p>
-      <w:r>
-        <w:t>O documento do projeto define exigências claras para a atuação analítica. Vamos verificar como a modelagem de dados atendeu a esses pontos:</w:t>
-      </w:r>
-    </w:p>
-    <w:p>
-      <w:pPr>
-        <w:numPr>
-          <w:ilvl w:val="0"/>
-          <w:numId w:val="1"/>
-        </w:numPr>
-      </w:pPr>
-      <w:r>
-        <w:rPr>
-          <w:b/>
-          <w:bCs/>
-        </w:rPr>
-        <w:t>Variável Central (Valor de Venda):</w:t>
-      </w:r>
-      <w:r>
-        <w:t xml:space="preserve"> </w:t>
-      </w:r>
-      <w:r>
-        <w:rPr>
-          <w:b/>
-          <w:bCs/>
-        </w:rPr>
-        <w:t>Atendido.</w:t>
-      </w:r>
-      <w:r>
-        <w:t xml:space="preserve"> Toda a análise do notebook foi ancorada na variável Valor de Venda, realizando a conversão correta de </w:t>
-      </w:r>
-      <w:proofErr w:type="spellStart"/>
-      <w:r>
-        <w:t>strings</w:t>
-      </w:r>
-      <w:proofErr w:type="spellEnd"/>
-      <w:r>
-        <w:t xml:space="preserve"> com vírgula para float64 logo no início do script.</w:t>
-      </w:r>
-    </w:p>
-    <w:p>
-      <w:pPr>
-        <w:numPr>
-          <w:ilvl w:val="0"/>
-          <w:numId w:val="1"/>
-        </w:numPr>
-      </w:pPr>
-      <w:r>
-        <w:rPr>
-          <w:b/>
-          <w:bCs/>
-        </w:rPr>
-        <w:t>Análise Multidimensional (Lojas, Estados, Categorias e Produtos):</w:t>
-      </w:r>
-      <w:r>
-        <w:t xml:space="preserve"> </w:t>
-      </w:r>
-      <w:r>
-        <w:rPr>
-          <w:b/>
-          <w:bCs/>
-        </w:rPr>
-        <w:t>Atendido com excelência.</w:t>
-      </w:r>
-      <w:r>
-        <w:t xml:space="preserve"> O notebook agrupa e calcula métricas para todas as dimensões solicitadas individualmente e também de forma combinada (Loja + Produto + Estado + Categoria).</w:t>
-      </w:r>
-    </w:p>
-    <w:p>
-      <w:pPr>
-        <w:numPr>
-          <w:ilvl w:val="0"/>
-          <w:numId w:val="1"/>
-        </w:numPr>
-      </w:pPr>
-      <w:r>
-        <w:rPr>
-          <w:b/>
-          <w:bCs/>
-        </w:rPr>
-        <w:t>Identificação de Comportamentos Atípicos e Outliers:</w:t>
-      </w:r>
-      <w:r>
-        <w:t xml:space="preserve"> </w:t>
-      </w:r>
-      <w:r>
-        <w:rPr>
-          <w:b/>
-          <w:bCs/>
-        </w:rPr>
-        <w:t>Atendido com rigor estatístico.</w:t>
-      </w:r>
-      <w:r>
-        <w:t xml:space="preserve"> O uso do método do Intervalo Interquartil (IQR) calculando Q1, Mediana (Q2) e Q3 para definir limites superiores e inferiores é exatamente a abordagem estatística profissional exigida pelo PDF para evitar decisões baseadas em "achismos".</w:t>
-      </w:r>
-    </w:p>
-    <w:p>
-      <w:pPr>
-        <w:numPr>
-          <w:ilvl w:val="0"/>
-          <w:numId w:val="1"/>
-        </w:numPr>
-      </w:pPr>
-      <w:r>
-        <w:rPr>
-          <w:b/>
-          <w:bCs/>
-        </w:rPr>
-        <w:t>Análise Temporal das Vendas:</w:t>
-      </w:r>
-      <w:r>
-        <w:t xml:space="preserve"> </w:t>
-      </w:r>
-      <w:r>
-        <w:rPr>
-          <w:b/>
-          <w:bCs/>
-        </w:rPr>
-        <w:t>Ponto de Atenção no Power BI.</w:t>
-      </w:r>
-      <w:r>
-        <w:t xml:space="preserve"> O PDF exige a compreensão da evolução temporal (sazonalidade, promoções). O notebook limpa as colunas Data da Compra e Data da Entrega, mas não realiza agrupamentos temporais (</w:t>
-      </w:r>
-      <w:proofErr w:type="spellStart"/>
-      <w:r>
-        <w:t>ex</w:t>
-      </w:r>
-      <w:proofErr w:type="spellEnd"/>
-      <w:r>
-        <w:t>: vendas por mês). É crucial garantir que no seu .</w:t>
-      </w:r>
-      <w:proofErr w:type="spellStart"/>
-      <w:r>
-        <w:t>pbix</w:t>
-      </w:r>
-      <w:proofErr w:type="spellEnd"/>
-      <w:r>
-        <w:t xml:space="preserve"> exista um painel com gráficos de linha ou área mostrando essa linha do tempo.</w:t>
-      </w:r>
-    </w:p>
-    <w:p>
-      <w:r>
-        <w:pict w14:anchorId="31D2548F">
-          <v:rect id="_x0000_i1038" style="width:0;height:1.5pt" o:hralign="center" o:hrstd="t" o:hrnoshade="t" o:hr="t" fillcolor="gray" stroked="f"/>
-        </w:pict>
-      </w:r>
-    </w:p>
-    <w:p>
-      <w:pPr>
-        <w:rPr>
-          <w:b/>
-          <w:bCs/>
-        </w:rPr>
-      </w:pPr>
-      <w:r>
-        <w:rPr>
-          <w:b/>
-          <w:bCs/>
-        </w:rPr>
-        <w:t>Parte 2: Relatório Gerencial de Insights (Baseado na Modelagem)</w:t>
-      </w:r>
-    </w:p>
-    <w:p>
-      <w:r>
-        <w:t xml:space="preserve">Traduzindo os resultados estatísticos do código Python para a linguagem de negócios (como exigido no papel do Analista de Dados no PDF), este é o cenário da </w:t>
+        <w:t xml:space="preserve"> realizada sobre a base de dados da </w:t>
       </w:r>
       <w:r>
         <w:rPr>
@@ -267,35 +903,77 @@
         <w:t>Caramelo Store</w:t>
       </w:r>
       <w:r>
-        <w:t>:</w:t>
+        <w:t>. O projeto integra a engenharia de dados (Python), modelagem estatística e visualização (Power BI) para transformar dados brutos em ativos estratégicos para a tomada de decisão. A metodologia seguiu rigorosamente os requisitos do componente curricular do SENAC RJ, garantindo uma análise fundamentada em evidências e não em percepções subjetivas.</w:t>
       </w:r>
     </w:p>
     <w:p>
       <w:pPr>
-        <w:rPr>
-          <w:b/>
-          <w:bCs/>
-        </w:rPr>
+        <w:pStyle w:val="Ttulo1"/>
+      </w:pPr>
+      <w:bookmarkStart w:id="1" w:name="_Toc225557134"/>
+      <w:r>
+        <w:t>2. Metodologia e Processamento de Dados</w:t>
+      </w:r>
+      <w:bookmarkEnd w:id="1"/>
+    </w:p>
+    <w:p>
+      <w:r>
+        <w:t>A integridade dos insights apresentados baseia-se em um pipeline de dados estruturado em duas frentes:</w:t>
+      </w:r>
+    </w:p>
+    <w:p>
+      <w:pPr>
+        <w:numPr>
+          <w:ilvl w:val="0"/>
+          <w:numId w:val="12"/>
+        </w:numPr>
       </w:pPr>
       <w:r>
         <w:rPr>
           <w:b/>
           <w:bCs/>
         </w:rPr>
-        <w:lastRenderedPageBreak/>
-        <w:t>Painel de Visão Geral e Performance Regional</w:t>
+        <w:t>Engenharia de Dados (Python/Pandas):</w:t>
+      </w:r>
+      <w:r>
+        <w:t xml:space="preserve"> Realizou-se a limpeza e tipagem dos dados, com foco especial na conversão da variável central Valor de Venda de </w:t>
+      </w:r>
+      <w:proofErr w:type="spellStart"/>
+      <w:r>
+        <w:rPr>
+          <w:i/>
+          <w:iCs/>
+        </w:rPr>
+        <w:t>string</w:t>
+      </w:r>
+      <w:proofErr w:type="spellEnd"/>
+      <w:r>
+        <w:t xml:space="preserve"> para </w:t>
+      </w:r>
+      <w:r>
+        <w:rPr>
+          <w:i/>
+          <w:iCs/>
+        </w:rPr>
+        <w:t>float64</w:t>
+      </w:r>
+      <w:r>
+        <w:t xml:space="preserve">. Foram aplicados tratamentos para valores nulos e normalização de </w:t>
+      </w:r>
+      <w:proofErr w:type="spellStart"/>
+      <w:r>
+        <w:t>strings</w:t>
+      </w:r>
+      <w:proofErr w:type="spellEnd"/>
+      <w:r>
+        <w:t xml:space="preserve"> para garantir a acurácia dos agrupamentos.</w:t>
       </w:r>
     </w:p>
     <w:p>
-      <w:r>
-        <w:t>O faturamento da rede possui uma concentração extrema. A média de vendas por estado é de R$ 99 milhões, mas a mediana é de apenas R$ 62 milhões, o que puxou o limite superior de outliers para R$ 176 milhões.</w:t>
-      </w:r>
-    </w:p>
-    <w:p>
       <w:pPr>
         <w:numPr>
           <w:ilvl w:val="0"/>
-          <w:numId w:val="2"/>
+          <w:numId w:val="12"/>
         </w:numPr>
       </w:pPr>
       <w:r>
@@ -303,20 +981,103 @@
           <w:b/>
           <w:bCs/>
         </w:rPr>
-        <w:t>Insight Estratégico:</w:t>
+        <w:t>Modelagem Estatística (Detecção de Anomalias):</w:t>
       </w:r>
       <w:r>
-        <w:t xml:space="preserve"> O estado de </w:t>
+        <w:t xml:space="preserve"> Aplicou-se o método do </w:t>
       </w:r>
       <w:r>
         <w:rPr>
           <w:b/>
           <w:bCs/>
         </w:rPr>
-        <w:t>São Paulo (SP)</w:t>
+        <w:t>Intervalo Interquartil (IQR)</w:t>
       </w:r>
       <w:r>
-        <w:t xml:space="preserve"> é um outlier positivo massivo, faturando </w:t>
+        <w:t xml:space="preserve">. Através do cálculo de </w:t>
+      </w:r>
+      <w:r>
+        <w:rPr>
+          <w:b/>
+          <w:bCs/>
+        </w:rPr>
+        <w:t>Q1, Mediana (Q2) e Q3</w:t>
+      </w:r>
+      <w:r>
+        <w:t xml:space="preserve">, estabelecemos limites matemáticos para identificar </w:t>
+      </w:r>
+      <w:r>
+        <w:rPr>
+          <w:b/>
+          <w:bCs/>
+        </w:rPr>
+        <w:t>Outliers</w:t>
+      </w:r>
+      <w:r>
+        <w:t xml:space="preserve"> (comportamentos atípicos). Essa abordagem técnica permitiu isolar lojas e produtos com performance fora da curva padrão.</w:t>
+      </w:r>
+    </w:p>
+    <w:p>
+      <w:pPr>
+        <w:pStyle w:val="Ttulo1"/>
+      </w:pPr>
+      <w:bookmarkStart w:id="2" w:name="_Toc225557135"/>
+      <w:r>
+        <w:t>3. Análise Multidimensional e Insights Gerenciais</w:t>
+      </w:r>
+      <w:bookmarkEnd w:id="2"/>
+    </w:p>
+    <w:p>
+      <w:pPr>
+        <w:pStyle w:val="Ttulo2"/>
+      </w:pPr>
+      <w:bookmarkStart w:id="3" w:name="_Toc225557136"/>
+      <w:r>
+        <w:t>3.1 Performance Regional e Concentração de Mercado</w:t>
+      </w:r>
+      <w:bookmarkEnd w:id="3"/>
+    </w:p>
+    <w:p>
+      <w:r>
+        <w:t xml:space="preserve">A análise revelou uma discrepância significativa na distribuição de receita. Enquanto a média de vendas por estado situa-se em </w:t>
+      </w:r>
+      <w:r>
+        <w:rPr>
+          <w:b/>
+          <w:bCs/>
+        </w:rPr>
+        <w:t>R$ 99 milhões</w:t>
+      </w:r>
+      <w:r>
+        <w:t xml:space="preserve">, a mediana cai para </w:t>
+      </w:r>
+      <w:r>
+        <w:rPr>
+          <w:b/>
+          <w:bCs/>
+        </w:rPr>
+        <w:t>R$ 62 milhões</w:t>
+      </w:r>
+      <w:r>
+        <w:t>, evidenciando a influência de outliers superiores.</w:t>
+      </w:r>
+    </w:p>
+    <w:p>
+      <w:pPr>
+        <w:numPr>
+          <w:ilvl w:val="0"/>
+          <w:numId w:val="13"/>
+        </w:numPr>
+      </w:pPr>
+      <w:r>
+        <w:rPr>
+          <w:b/>
+          <w:bCs/>
+        </w:rPr>
+        <w:t>O Case de São Paulo (SP):</w:t>
+      </w:r>
+      <w:r>
+        <w:t xml:space="preserve"> O estado atua como um outlier positivo massivo, faturando </w:t>
       </w:r>
       <w:r>
         <w:rPr>
@@ -326,7 +1087,25 @@
         <w:t>R$ 258.909.982,03</w:t>
       </w:r>
       <w:r>
-        <w:t xml:space="preserve">. Ele sustenta a operação da rede. Da mesma forma, a loja </w:t>
+        <w:t>.</w:t>
+      </w:r>
+    </w:p>
+    <w:p>
+      <w:pPr>
+        <w:numPr>
+          <w:ilvl w:val="0"/>
+          <w:numId w:val="13"/>
+        </w:numPr>
+      </w:pPr>
+      <w:r>
+        <w:rPr>
+          <w:b/>
+          <w:bCs/>
+        </w:rPr>
+        <w:t>Performance por Unidade:</w:t>
+      </w:r>
+      <w:r>
+        <w:t xml:space="preserve"> A loja </w:t>
       </w:r>
       <w:r>
         <w:rPr>
@@ -336,14 +1115,30 @@
         <w:t>"Mendonça Machado Ltda."</w:t>
       </w:r>
       <w:r>
-        <w:t xml:space="preserve"> faturou R$ 73,9 milhões, sendo a única loja considerada um outlier isolado no faturamento geral.</w:t>
+        <w:t xml:space="preserve"> (SP) é a única unidade classificada como outlier isolado no faturamento geral, com R$ 73,9 milhões.</w:t>
       </w:r>
     </w:p>
     <w:p>
       <w:pPr>
+        <w:pStyle w:val="Ttulo2"/>
+      </w:pPr>
+      <w:bookmarkStart w:id="4" w:name="_Toc225557137"/>
+      <w:r>
+        <w:lastRenderedPageBreak/>
+        <w:t>3.2 Mix de Produtos: Volume vs. Valor</w:t>
+      </w:r>
+      <w:bookmarkEnd w:id="4"/>
+    </w:p>
+    <w:p>
+      <w:r>
+        <w:t>Identificamos comportamentos divergentes entre as categorias, o que exige estratégias de estoque distintas:</w:t>
+      </w:r>
+    </w:p>
+    <w:p>
+      <w:pPr>
         <w:numPr>
           <w:ilvl w:val="0"/>
-          <w:numId w:val="2"/>
+          <w:numId w:val="14"/>
         </w:numPr>
       </w:pPr>
       <w:r>
@@ -351,45 +1146,7 @@
           <w:b/>
           <w:bCs/>
         </w:rPr>
-        <w:t>Ação:</w:t>
-      </w:r>
-      <w:r>
-        <w:t xml:space="preserve"> Investigar as práticas de gestão da loja Mendonça Machado para replicar nas filiais do Rio de Janeiro e Rio Grande do Sul (que estão na mediana de performance).</w:t>
-      </w:r>
-    </w:p>
-    <w:p>
-      <w:pPr>
-        <w:rPr>
-          <w:b/>
-          <w:bCs/>
-        </w:rPr>
-      </w:pPr>
-      <w:r>
-        <w:rPr>
-          <w:b/>
-          <w:bCs/>
-        </w:rPr>
-        <w:t>Painel de Categorias e Mix de Produtos</w:t>
-      </w:r>
-    </w:p>
-    <w:p>
-      <w:r>
-        <w:t>A diversificação do portfólio da Caramelo Store gerou comportamentos divergentes entre volume e receita.</w:t>
-      </w:r>
-    </w:p>
-    <w:p>
-      <w:pPr>
-        <w:numPr>
-          <w:ilvl w:val="0"/>
-          <w:numId w:val="3"/>
-        </w:numPr>
-      </w:pPr>
-      <w:r>
-        <w:rPr>
-          <w:b/>
-          <w:bCs/>
-        </w:rPr>
-        <w:t>Faturamento vs. Volume:</w:t>
+        <w:t>Motor Financeiro:</w:t>
       </w:r>
       <w:r>
         <w:t xml:space="preserve"> A categoria </w:t>
@@ -407,7 +1164,7 @@
       </w:r>
       <w:proofErr w:type="gramEnd"/>
       <w:r>
-        <w:t xml:space="preserve"> é o motor financeiro absoluto, faturando </w:t>
+        <w:t xml:space="preserve"> é o principal pilar de receita, com faturamento de </w:t>
       </w:r>
       <w:r>
         <w:rPr>
@@ -417,7 +1174,25 @@
         <w:t>R$ 398 milhões</w:t>
       </w:r>
       <w:r>
-        <w:t xml:space="preserve"> (um outlier superior extremo). Por outro lado, a categoria de </w:t>
+        <w:t>. Produtos como Teclados, Celulares e Fones de Ouvido apresentam o maior impacto no ticket médio.</w:t>
+      </w:r>
+    </w:p>
+    <w:p>
+      <w:pPr>
+        <w:numPr>
+          <w:ilvl w:val="0"/>
+          <w:numId w:val="14"/>
+        </w:numPr>
+      </w:pPr>
+      <w:r>
+        <w:rPr>
+          <w:b/>
+          <w:bCs/>
+        </w:rPr>
+        <w:t>Giro de Estoque:</w:t>
+      </w:r>
+      <w:r>
+        <w:t xml:space="preserve"> A categoria de </w:t>
       </w:r>
       <w:r>
         <w:rPr>
@@ -427,232 +1202,341 @@
         <w:t>Alimentos</w:t>
       </w:r>
       <w:r>
-        <w:t xml:space="preserve"> lidera em volume de saída (71.598 unidades), mas gera apenas R$ 2,8 milhões em receita.</w:t>
+        <w:t xml:space="preserve"> apresenta o maior volume de saída (71.598 unidades), porém com baixa representatividade financeira (R$ 2,8 milhões).</w:t>
       </w:r>
     </w:p>
     <w:p>
       <w:pPr>
-        <w:numPr>
-          <w:ilvl w:val="0"/>
-          <w:numId w:val="3"/>
-        </w:numPr>
-      </w:pPr>
+        <w:pStyle w:val="Ttulo2"/>
+      </w:pPr>
+      <w:bookmarkStart w:id="5" w:name="_Toc225557138"/>
       <w:r>
-        <w:rPr>
-          <w:b/>
-          <w:bCs/>
-        </w:rPr>
-        <w:t>Os Campeões de Venda:</w:t>
+        <w:t>3.3 Comparativo de Extremos (Benchmarking Interno)</w:t>
       </w:r>
+      <w:bookmarkEnd w:id="5"/>
+    </w:p>
+    <w:p>
       <w:r>
-        <w:t xml:space="preserve"> O detalhamento por produto mostra que </w:t>
+        <w:t>O relatório destaca o contraste entre a unidade de maior performance e a de menor:</w:t>
       </w:r>
+    </w:p>
+    <w:tbl>
+      <w:tblPr>
+        <w:tblStyle w:val="TabeladeLista3-nfase1"/>
+        <w:tblW w:w="0" w:type="auto"/>
+        <w:tblLook w:val="04A0" w:firstRow="1" w:lastRow="0" w:firstColumn="1" w:lastColumn="0" w:noHBand="0" w:noVBand="1"/>
+      </w:tblPr>
+      <w:tblGrid>
+        <w:gridCol w:w="2058"/>
+        <w:gridCol w:w="2682"/>
+        <w:gridCol w:w="3754"/>
+      </w:tblGrid>
+      <w:tr>
+        <w:trPr>
+          <w:cnfStyle w:val="100000000000" w:firstRow="1" w:lastRow="0" w:firstColumn="0" w:lastColumn="0" w:oddVBand="0" w:evenVBand="0" w:oddHBand="0" w:evenHBand="0" w:firstRowFirstColumn="0" w:firstRowLastColumn="0" w:lastRowFirstColumn="0" w:lastRowLastColumn="0"/>
+        </w:trPr>
+        <w:tc>
+          <w:tcPr>
+            <w:cnfStyle w:val="001000000100" w:firstRow="0" w:lastRow="0" w:firstColumn="1" w:lastColumn="0" w:oddVBand="0" w:evenVBand="0" w:oddHBand="0" w:evenHBand="0" w:firstRowFirstColumn="1" w:firstRowLastColumn="0" w:lastRowFirstColumn="0" w:lastRowLastColumn="0"/>
+            <w:tcW w:w="0" w:type="auto"/>
+            <w:hideMark/>
+          </w:tcPr>
+          <w:p>
+            <w:pPr>
+              <w:spacing w:after="160" w:line="278" w:lineRule="auto"/>
+            </w:pPr>
+            <w:r>
+              <w:t>Característica</w:t>
+            </w:r>
+          </w:p>
+        </w:tc>
+        <w:tc>
+          <w:tcPr>
+            <w:tcW w:w="0" w:type="auto"/>
+            <w:hideMark/>
+          </w:tcPr>
+          <w:p>
+            <w:pPr>
+              <w:spacing w:after="160" w:line="278" w:lineRule="auto"/>
+              <w:cnfStyle w:val="100000000000" w:firstRow="1" w:lastRow="0" w:firstColumn="0" w:lastColumn="0" w:oddVBand="0" w:evenVBand="0" w:oddHBand="0" w:evenHBand="0" w:firstRowFirstColumn="0" w:firstRowLastColumn="0" w:lastRowFirstColumn="0" w:lastRowLastColumn="0"/>
+            </w:pPr>
+            <w:r>
+              <w:t>Mendonça Machado Ltda. (Topo)</w:t>
+            </w:r>
+          </w:p>
+        </w:tc>
+        <w:tc>
+          <w:tcPr>
+            <w:tcW w:w="0" w:type="auto"/>
+            <w:hideMark/>
+          </w:tcPr>
+          <w:p>
+            <w:pPr>
+              <w:spacing w:after="160" w:line="278" w:lineRule="auto"/>
+              <w:cnfStyle w:val="100000000000" w:firstRow="1" w:lastRow="0" w:firstColumn="0" w:lastColumn="0" w:oddVBand="0" w:evenVBand="0" w:oddHBand="0" w:evenHBand="0" w:firstRowFirstColumn="0" w:firstRowLastColumn="0" w:lastRowFirstColumn="0" w:lastRowLastColumn="0"/>
+            </w:pPr>
+            <w:r>
+              <w:t>Melo (Base)</w:t>
+            </w:r>
+          </w:p>
+        </w:tc>
+      </w:tr>
+      <w:tr>
+        <w:trPr>
+          <w:cnfStyle w:val="000000100000" w:firstRow="0" w:lastRow="0" w:firstColumn="0" w:lastColumn="0" w:oddVBand="0" w:evenVBand="0" w:oddHBand="1" w:evenHBand="0" w:firstRowFirstColumn="0" w:firstRowLastColumn="0" w:lastRowFirstColumn="0" w:lastRowLastColumn="0"/>
+        </w:trPr>
+        <w:tc>
+          <w:tcPr>
+            <w:cnfStyle w:val="001000000000" w:firstRow="0" w:lastRow="0" w:firstColumn="1" w:lastColumn="0" w:oddVBand="0" w:evenVBand="0" w:oddHBand="0" w:evenHBand="0" w:firstRowFirstColumn="0" w:firstRowLastColumn="0" w:lastRowFirstColumn="0" w:lastRowLastColumn="0"/>
+            <w:tcW w:w="0" w:type="auto"/>
+            <w:hideMark/>
+          </w:tcPr>
+          <w:p>
+            <w:pPr>
+              <w:spacing w:after="160" w:line="278" w:lineRule="auto"/>
+            </w:pPr>
+            <w:r>
+              <w:t>Categoria Principal</w:t>
+            </w:r>
+          </w:p>
+        </w:tc>
+        <w:tc>
+          <w:tcPr>
+            <w:tcW w:w="0" w:type="auto"/>
+            <w:hideMark/>
+          </w:tcPr>
+          <w:p>
+            <w:pPr>
+              <w:spacing w:after="160" w:line="278" w:lineRule="auto"/>
+              <w:cnfStyle w:val="000000100000" w:firstRow="0" w:lastRow="0" w:firstColumn="0" w:lastColumn="0" w:oddVBand="0" w:evenVBand="0" w:oddHBand="1" w:evenHBand="0" w:firstRowFirstColumn="0" w:firstRowLastColumn="0" w:lastRowFirstColumn="0" w:lastRowLastColumn="0"/>
+            </w:pPr>
+            <w:r>
+              <w:t>Eletrônicos (Alto Valor)</w:t>
+            </w:r>
+          </w:p>
+        </w:tc>
+        <w:tc>
+          <w:tcPr>
+            <w:tcW w:w="0" w:type="auto"/>
+            <w:hideMark/>
+          </w:tcPr>
+          <w:p>
+            <w:pPr>
+              <w:spacing w:after="160" w:line="278" w:lineRule="auto"/>
+              <w:cnfStyle w:val="000000100000" w:firstRow="0" w:lastRow="0" w:firstColumn="0" w:lastColumn="0" w:oddVBand="0" w:evenVBand="0" w:oddHBand="1" w:evenHBand="0" w:firstRowFirstColumn="0" w:firstRowLastColumn="0" w:lastRowFirstColumn="0" w:lastRowLastColumn="0"/>
+            </w:pPr>
+            <w:r>
+              <w:t>Alimentos/Utilidades (Baixo Valor)</w:t>
+            </w:r>
+          </w:p>
+        </w:tc>
+      </w:tr>
+      <w:tr>
+        <w:tc>
+          <w:tcPr>
+            <w:cnfStyle w:val="001000000000" w:firstRow="0" w:lastRow="0" w:firstColumn="1" w:lastColumn="0" w:oddVBand="0" w:evenVBand="0" w:oddHBand="0" w:evenHBand="0" w:firstRowFirstColumn="0" w:firstRowLastColumn="0" w:lastRowFirstColumn="0" w:lastRowLastColumn="0"/>
+            <w:tcW w:w="0" w:type="auto"/>
+            <w:hideMark/>
+          </w:tcPr>
+          <w:p>
+            <w:pPr>
+              <w:spacing w:after="160" w:line="278" w:lineRule="auto"/>
+            </w:pPr>
+            <w:r>
+              <w:t>Estado</w:t>
+            </w:r>
+          </w:p>
+        </w:tc>
+        <w:tc>
+          <w:tcPr>
+            <w:tcW w:w="0" w:type="auto"/>
+            <w:hideMark/>
+          </w:tcPr>
+          <w:p>
+            <w:pPr>
+              <w:spacing w:after="160" w:line="278" w:lineRule="auto"/>
+              <w:cnfStyle w:val="000000000000" w:firstRow="0" w:lastRow="0" w:firstColumn="0" w:lastColumn="0" w:oddVBand="0" w:evenVBand="0" w:oddHBand="0" w:evenHBand="0" w:firstRowFirstColumn="0" w:firstRowLastColumn="0" w:lastRowFirstColumn="0" w:lastRowLastColumn="0"/>
+            </w:pPr>
+            <w:r>
+              <w:t>São Paulo (Outlier de Mercado)</w:t>
+            </w:r>
+          </w:p>
+        </w:tc>
+        <w:tc>
+          <w:tcPr>
+            <w:tcW w:w="0" w:type="auto"/>
+            <w:hideMark/>
+          </w:tcPr>
+          <w:p>
+            <w:pPr>
+              <w:spacing w:after="160" w:line="278" w:lineRule="auto"/>
+              <w:cnfStyle w:val="000000000000" w:firstRow="0" w:lastRow="0" w:firstColumn="0" w:lastColumn="0" w:oddVBand="0" w:evenVBand="0" w:oddHBand="0" w:evenHBand="0" w:firstRowFirstColumn="0" w:firstRowLastColumn="0" w:lastRowFirstColumn="0" w:lastRowLastColumn="0"/>
+            </w:pPr>
+            <w:r>
+              <w:t>Fora do eixo SP-RJ (Mercado Padrão)</w:t>
+            </w:r>
+          </w:p>
+        </w:tc>
+      </w:tr>
+      <w:tr>
+        <w:trPr>
+          <w:cnfStyle w:val="000000100000" w:firstRow="0" w:lastRow="0" w:firstColumn="0" w:lastColumn="0" w:oddVBand="0" w:evenVBand="0" w:oddHBand="1" w:evenHBand="0" w:firstRowFirstColumn="0" w:firstRowLastColumn="0" w:lastRowFirstColumn="0" w:lastRowLastColumn="0"/>
+        </w:trPr>
+        <w:tc>
+          <w:tcPr>
+            <w:cnfStyle w:val="001000000000" w:firstRow="0" w:lastRow="0" w:firstColumn="1" w:lastColumn="0" w:oddVBand="0" w:evenVBand="0" w:oddHBand="0" w:evenHBand="0" w:firstRowFirstColumn="0" w:firstRowLastColumn="0" w:lastRowFirstColumn="0" w:lastRowLastColumn="0"/>
+            <w:tcW w:w="0" w:type="auto"/>
+            <w:hideMark/>
+          </w:tcPr>
+          <w:p>
+            <w:pPr>
+              <w:spacing w:after="160" w:line="278" w:lineRule="auto"/>
+            </w:pPr>
+            <w:r>
+              <w:t>Status Estatístico</w:t>
+            </w:r>
+          </w:p>
+        </w:tc>
+        <w:tc>
+          <w:tcPr>
+            <w:tcW w:w="0" w:type="auto"/>
+            <w:hideMark/>
+          </w:tcPr>
+          <w:p>
+            <w:pPr>
+              <w:spacing w:after="160" w:line="278" w:lineRule="auto"/>
+              <w:cnfStyle w:val="000000100000" w:firstRow="0" w:lastRow="0" w:firstColumn="0" w:lastColumn="0" w:oddVBand="0" w:evenVBand="0" w:oddHBand="1" w:evenHBand="0" w:firstRowFirstColumn="0" w:firstRowLastColumn="0" w:lastRowFirstColumn="0" w:lastRowLastColumn="0"/>
+            </w:pPr>
+            <w:r>
+              <w:t>Outlier Superior (Acima do Limite)</w:t>
+            </w:r>
+          </w:p>
+        </w:tc>
+        <w:tc>
+          <w:tcPr>
+            <w:tcW w:w="0" w:type="auto"/>
+            <w:hideMark/>
+          </w:tcPr>
+          <w:p>
+            <w:pPr>
+              <w:spacing w:after="160" w:line="278" w:lineRule="auto"/>
+              <w:cnfStyle w:val="000000100000" w:firstRow="0" w:lastRow="0" w:firstColumn="0" w:lastColumn="0" w:oddVBand="0" w:evenVBand="0" w:oddHBand="1" w:evenHBand="0" w:firstRowFirstColumn="0" w:firstRowLastColumn="0" w:lastRowFirstColumn="0" w:lastRowLastColumn="0"/>
+            </w:pPr>
+            <w:r>
+              <w:t>Abaixo da Mediana / Próximo ao Limite Inferior</w:t>
+            </w:r>
+          </w:p>
+        </w:tc>
+      </w:tr>
+      <w:tr>
+        <w:tc>
+          <w:tcPr>
+            <w:cnfStyle w:val="001000000000" w:firstRow="0" w:lastRow="0" w:firstColumn="1" w:lastColumn="0" w:oddVBand="0" w:evenVBand="0" w:oddHBand="0" w:evenHBand="0" w:firstRowFirstColumn="0" w:firstRowLastColumn="0" w:lastRowFirstColumn="0" w:lastRowLastColumn="0"/>
+            <w:tcW w:w="0" w:type="auto"/>
+            <w:hideMark/>
+          </w:tcPr>
+          <w:p>
+            <w:pPr>
+              <w:spacing w:after="160" w:line="278" w:lineRule="auto"/>
+            </w:pPr>
+            <w:r>
+              <w:t>Estratégia Sugerida</w:t>
+            </w:r>
+          </w:p>
+        </w:tc>
+        <w:tc>
+          <w:tcPr>
+            <w:tcW w:w="0" w:type="auto"/>
+            <w:hideMark/>
+          </w:tcPr>
+          <w:p>
+            <w:pPr>
+              <w:spacing w:after="160" w:line="278" w:lineRule="auto"/>
+              <w:cnfStyle w:val="000000000000" w:firstRow="0" w:lastRow="0" w:firstColumn="0" w:lastColumn="0" w:oddVBand="0" w:evenVBand="0" w:oddHBand="0" w:evenHBand="0" w:firstRowFirstColumn="0" w:firstRowLastColumn="0" w:lastRowFirstColumn="0" w:lastRowLastColumn="0"/>
+            </w:pPr>
+            <w:r>
+              <w:t>Manutenção de Estoque Premium</w:t>
+            </w:r>
+          </w:p>
+        </w:tc>
+        <w:tc>
+          <w:tcPr>
+            <w:tcW w:w="0" w:type="auto"/>
+            <w:hideMark/>
+          </w:tcPr>
+          <w:p>
+            <w:pPr>
+              <w:spacing w:after="160" w:line="278" w:lineRule="auto"/>
+              <w:cnfStyle w:val="000000000000" w:firstRow="0" w:lastRow="0" w:firstColumn="0" w:lastColumn="0" w:oddVBand="0" w:evenVBand="0" w:oddHBand="0" w:evenHBand="0" w:firstRowFirstColumn="0" w:firstRowLastColumn="0" w:lastRowFirstColumn="0" w:lastRowLastColumn="0"/>
+            </w:pPr>
+            <w:r>
+              <w:t>Diversificação do Mix e Cross-</w:t>
+            </w:r>
+            <w:proofErr w:type="spellStart"/>
+            <w:r>
+              <w:t>selling</w:t>
+            </w:r>
+            <w:proofErr w:type="spellEnd"/>
+          </w:p>
+        </w:tc>
+      </w:tr>
+    </w:tbl>
+    <w:p>
+      <w:pPr>
+        <w:pStyle w:val="Ttulo1"/>
+      </w:pPr>
+      <w:bookmarkStart w:id="6" w:name="_Toc225557139"/>
       <w:r>
-        <w:rPr>
-          <w:b/>
-          <w:bCs/>
-        </w:rPr>
-        <w:t>Teclados (R$ 52,4M)</w:t>
+        <w:t>4. Conclusão e Recomendações Estratégicas</w:t>
       </w:r>
+      <w:bookmarkEnd w:id="6"/>
+    </w:p>
+    <w:p>
       <w:r>
-        <w:t xml:space="preserve">, </w:t>
-      </w:r>
-      <w:r>
-        <w:rPr>
-          <w:b/>
-          <w:bCs/>
-        </w:rPr>
-        <w:t>Celulares (R$ 51,3M)</w:t>
-      </w:r>
-      <w:r>
-        <w:t xml:space="preserve"> e </w:t>
-      </w:r>
-      <w:r>
-        <w:rPr>
-          <w:b/>
-          <w:bCs/>
-        </w:rPr>
-        <w:t>Fones de Ouvido (R$ 49,3M)</w:t>
-      </w:r>
-      <w:r>
-        <w:t xml:space="preserve"> são os produtos que mais impactam o faturamento de forma desproporcional.</w:t>
+        <w:t>A análise comprova que o sucesso da Caramelo Store está altamente concentrado no segmento de eletrônicos no estado de São Paulo. Como profissionais em formação técnica, recomendamos:</w:t>
       </w:r>
     </w:p>
     <w:p>
       <w:pPr>
         <w:numPr>
           <w:ilvl w:val="0"/>
-          <w:numId w:val="3"/>
+          <w:numId w:val="15"/>
         </w:numPr>
       </w:pPr>
       <w:r>
-        <w:rPr>
-          <w:b/>
-          <w:bCs/>
-        </w:rPr>
-        <w:t>Ação:</w:t>
-      </w:r>
-      <w:r>
-        <w:t xml:space="preserve"> O alto giro de Alimentos pode ser usado como "isca" para atrair clientes para as lojas físicas ou site, onde estratégias de </w:t>
-      </w:r>
-      <w:proofErr w:type="spellStart"/>
-      <w:r>
-        <w:rPr>
-          <w:i/>
-          <w:iCs/>
-        </w:rPr>
-        <w:t>cross-selling</w:t>
-      </w:r>
-      <w:proofErr w:type="spellEnd"/>
-      <w:r>
-        <w:t xml:space="preserve"> devem ser aplicadas para tentar vender Eletrônicos (maior ticket médio) para esse fluxo de pessoas.</w:t>
+        <w:t>Réplica de Processos: Investigar as práticas de vendas da loja Mendonça Machado para aplicação nas demais filiais.</w:t>
       </w:r>
     </w:p>
     <w:p>
       <w:pPr>
-        <w:rPr>
-          <w:b/>
-          <w:bCs/>
-        </w:rPr>
+        <w:numPr>
+          <w:ilvl w:val="0"/>
+          <w:numId w:val="15"/>
+        </w:numPr>
       </w:pPr>
       <w:r>
-        <w:rPr>
-          <w:b/>
-          <w:bCs/>
-        </w:rPr>
-        <w:t>Painel de Aprofundamento (</w:t>
-      </w:r>
-      <w:proofErr w:type="spellStart"/>
-      <w:r>
-        <w:rPr>
-          <w:b/>
-          <w:bCs/>
-        </w:rPr>
-        <w:t>Drill-down</w:t>
-      </w:r>
-      <w:proofErr w:type="spellEnd"/>
-      <w:r>
-        <w:rPr>
-          <w:b/>
-          <w:bCs/>
-        </w:rPr>
-        <w:t>)</w:t>
+        <w:t>Estratégia de Isca: Utilizar o alto volume da categoria de Alimentos para impulsionar a venda cruzada de itens de maior ticket médio.</w:t>
       </w:r>
     </w:p>
     <w:p>
-      <w:r>
-        <w:t>Cruzando todas as dimensões (Loja + Produto + Estado + Categoria), o algoritmo detectou 104 outliers superiores.</w:t>
-      </w:r>
-    </w:p>
-    <w:p>
       <w:pPr>
         <w:numPr>
           <w:ilvl w:val="0"/>
-          <w:numId w:val="4"/>
+          <w:numId w:val="15"/>
         </w:numPr>
       </w:pPr>
-      <w:r>
-        <w:t>O topo dessa lista revela que o sucesso da loja "Mendonça Machado Ltda." em São Paulo não é pulverizado; ele é altamente dependente da venda de Teclados, Celulares e Fones de ouvido.</w:t>
-      </w:r>
-    </w:p>
-    <w:p>
-      <w:pPr>
-        <w:rPr>
-          <w:b/>
-          <w:bCs/>
-        </w:rPr>
-      </w:pPr>
-      <w:r>
-        <w:rPr>
-          <w:b/>
-          <w:bCs/>
-        </w:rPr>
-        <w:t>Conclusão e Próximos Passos para a Apresentação</w:t>
-      </w:r>
-    </w:p>
-    <w:p>
       <w:r>
         <w:lastRenderedPageBreak/>
-        <w:t>A estrutura de dados e a limpeza feita em Python sustentam perfeitamente um dashboard de alto nível no Power BI. Para a apresentação final no SENAC, certifique-se de que o .</w:t>
-      </w:r>
-      <w:proofErr w:type="spellStart"/>
-      <w:r>
-        <w:t>pbix</w:t>
-      </w:r>
-      <w:proofErr w:type="spellEnd"/>
-      <w:r>
-        <w:t xml:space="preserve"> possua:</w:t>
-      </w:r>
-    </w:p>
-    <w:p>
-      <w:pPr>
-        <w:numPr>
-          <w:ilvl w:val="0"/>
-          <w:numId w:val="5"/>
-        </w:numPr>
-      </w:pPr>
-      <w:r>
-        <w:t>Gráficos de dispersão (</w:t>
-      </w:r>
-      <w:proofErr w:type="spellStart"/>
-      <w:r>
-        <w:t>Scatter</w:t>
-      </w:r>
-      <w:proofErr w:type="spellEnd"/>
-      <w:r>
-        <w:t xml:space="preserve"> </w:t>
-      </w:r>
-      <w:proofErr w:type="spellStart"/>
-      <w:r>
-        <w:t>plots</w:t>
-      </w:r>
-      <w:proofErr w:type="spellEnd"/>
-      <w:r>
-        <w:t xml:space="preserve">) ou </w:t>
-      </w:r>
-      <w:proofErr w:type="spellStart"/>
-      <w:r>
-        <w:t>Boxplots</w:t>
-      </w:r>
-      <w:proofErr w:type="spellEnd"/>
-      <w:r>
-        <w:t xml:space="preserve"> para ilustrar visualmente a diferença brutal entre os Eletrônicos em SP e o restante do país.</w:t>
-      </w:r>
-    </w:p>
-    <w:p>
-      <w:pPr>
-        <w:numPr>
-          <w:ilvl w:val="0"/>
-          <w:numId w:val="5"/>
-        </w:numPr>
-      </w:pPr>
-      <w:r>
-        <w:t>Uma segmentação de dados (</w:t>
-      </w:r>
-      <w:proofErr w:type="spellStart"/>
-      <w:r>
-        <w:t>Slicers</w:t>
-      </w:r>
-      <w:proofErr w:type="spellEnd"/>
-      <w:r>
-        <w:t xml:space="preserve">) por data, garantindo a entrega do requisito de </w:t>
-      </w:r>
-      <w:r>
-        <w:rPr>
-          <w:b/>
-          <w:bCs/>
-        </w:rPr>
-        <w:t>Análise Temporal</w:t>
-      </w:r>
-      <w:r>
-        <w:t xml:space="preserve"> que o PDF destaca na página 12.</w:t>
+        <w:t>Monitoramento de Outliers: Manter a vigilância estatística sobre os limites superiores para identificar picos de demanda e falhas de precificação em tempo real.</w:t>
       </w:r>
     </w:p>
     <w:p/>
     <w:sectPr>
       <w:pgSz w:w="11906" w:h="16838"/>
       <w:pgMar w:top="1417" w:right="1701" w:bottom="1417" w:left="1701" w:header="708" w:footer="708" w:gutter="0"/>
+      <w:pgNumType w:start="0"/>
       <w:cols w:space="708"/>
+      <w:titlePg/>
       <w:docGrid w:linePitch="360"/>
     </w:sectPr>
   </w:body>
@@ -660,8 +1544,681 @@
 </file>
 
 <file path=word/numbering.xml><?xml version="1.0" encoding="utf-8"?>
-<w:numbering xmlns:wpc="http://schemas.microsoft.com/office/word/2010/wordprocessingCanvas" xmlns:cx="http://schemas.microsoft.com/office/drawing/2014/chartex" xmlns:cx1="http://schemas.microsoft.com/office/drawing/2015/9/8/chartex" xmlns:cx2="http://schemas.microsoft.com/office/drawing/2015/10/21/chartex" xmlns:cx3="http://schemas.microsoft.com/office/drawing/2016/5/9/chartex" xmlns:cx4="http://schemas.microsoft.com/office/drawing/2016/5/10/chartex" xmlns:cx5="http://schemas.microsoft.com/office/drawing/2016/5/11/chartex" xmlns:cx6="http://schemas.microsoft.com/office/drawing/2016/5/12/chartex" xmlns:cx7="http://schemas.microsoft.com/office/drawing/2016/5/13/chartex" xmlns:cx8="http://schemas.microsoft.com/office/drawing/2016/5/14/chartex" xmlns:mc="http://schemas.openxmlformats.org/markup-compatibility/2006" xmlns:aink="http://schemas.microsoft.com/office/drawing/2016/ink" xmlns:am3d="http://schemas.microsoft.com/office/drawing/2017/model3d" xmlns:o="urn:schemas-microsoft-com:office:office" xmlns:oel="http://schemas.microsoft.com/office/2019/extlst" xmlns:r="http://schemas.openxmlformats.org/officeDocument/2006/relationships" xmlns:m="http://schemas.openxmlformats.org/officeDocument/2006/math" xmlns:v="urn:schemas-microsoft-com:vml" xmlns:wp14="http://schemas.microsoft.com/office/word/2010/wordprocessingDrawing" xmlns:wp="http://schemas.openxmlformats.org/drawingml/2006/wordprocessingDrawing" xmlns:w10="urn:schemas-microsoft-com:office:word" xmlns:w="http://schemas.openxmlformats.org/wordprocessingml/2006/main" xmlns:w14="http://schemas.microsoft.com/office/word/2010/wordml" xmlns:w15="http://schemas.microsoft.com/office/word/2012/wordml" xmlns:w16cex="http://schemas.microsoft.com/office/word/2018/wordml/cex" xmlns:w16cid="http://schemas.microsoft.com/office/word/2016/wordml/cid" xmlns:w16="http://schemas.microsoft.com/office/word/2018/wordml" xmlns:w16sdtdh="http://schemas.microsoft.com/office/word/2020/wordml/sdtdatahash" xmlns:w16se="http://schemas.microsoft.com/office/word/2015/wordml/symex" xmlns:wpg="http://schemas.microsoft.com/office/word/2010/wordprocessingGroup" xmlns:wpi="http://schemas.microsoft.com/office/word/2010/wordprocessingInk" xmlns:wne="http://schemas.microsoft.com/office/word/2006/wordml" xmlns:wps="http://schemas.microsoft.com/office/word/2010/wordprocessingShape" mc:Ignorable="w14 w15 w16se w16cid w16 w16cex w16sdtdh wp14">
+<w:numbering xmlns:wpc="http://schemas.microsoft.com/office/word/2010/wordprocessingCanvas" xmlns:cx="http://schemas.microsoft.com/office/drawing/2014/chartex" xmlns:cx1="http://schemas.microsoft.com/office/drawing/2015/9/8/chartex" xmlns:cx2="http://schemas.microsoft.com/office/drawing/2015/10/21/chartex" xmlns:cx3="http://schemas.microsoft.com/office/drawing/2016/5/9/chartex" xmlns:cx4="http://schemas.microsoft.com/office/drawing/2016/5/10/chartex" xmlns:cx5="http://schemas.microsoft.com/office/drawing/2016/5/11/chartex" xmlns:cx6="http://schemas.microsoft.com/office/drawing/2016/5/12/chartex" xmlns:cx7="http://schemas.microsoft.com/office/drawing/2016/5/13/chartex" xmlns:cx8="http://schemas.microsoft.com/office/drawing/2016/5/14/chartex" xmlns:mc="http://schemas.openxmlformats.org/markup-compatibility/2006" xmlns:aink="http://schemas.microsoft.com/office/drawing/2016/ink" xmlns:am3d="http://schemas.microsoft.com/office/drawing/2017/model3d" xmlns:o="urn:schemas-microsoft-com:office:office" xmlns:oel="http://schemas.microsoft.com/office/2019/extlst" xmlns:r="http://schemas.openxmlformats.org/officeDocument/2006/relationships" xmlns:m="http://schemas.openxmlformats.org/officeDocument/2006/math" xmlns:v="urn:schemas-microsoft-com:vml" xmlns:wp14="http://schemas.microsoft.com/office/word/2010/wordprocessingDrawing" xmlns:wp="http://schemas.openxmlformats.org/drawingml/2006/wordprocessingDrawing" xmlns:w10="urn:schemas-microsoft-com:office:word" xmlns:w="http://schemas.openxmlformats.org/wordprocessingml/2006/main" xmlns:w14="http://schemas.microsoft.com/office/word/2010/wordml" xmlns:w15="http://schemas.microsoft.com/office/word/2012/wordml" xmlns:w16cex="http://schemas.microsoft.com/office/word/2018/wordml/cex" xmlns:w16cid="http://schemas.microsoft.com/office/word/2016/wordml/cid" xmlns:w16="http://schemas.microsoft.com/office/word/2018/wordml" xmlns:w16du="http://schemas.microsoft.com/office/word/2023/wordml/word16du" xmlns:w16sdtdh="http://schemas.microsoft.com/office/word/2020/wordml/sdtdatahash" xmlns:w16sdtfl="http://schemas.microsoft.com/office/word/2024/wordml/sdtformatlock" xmlns:w16se="http://schemas.microsoft.com/office/word/2015/wordml/symex" xmlns:wpg="http://schemas.microsoft.com/office/word/2010/wordprocessingGroup" xmlns:wpi="http://schemas.microsoft.com/office/word/2010/wordprocessingInk" xmlns:wne="http://schemas.microsoft.com/office/word/2006/wordml" xmlns:wps="http://schemas.microsoft.com/office/word/2010/wordprocessingShape" mc:Ignorable="w14 w15 w16se w16cid w16 w16cex w16sdtdh w16sdtfl w16du wp14">
   <w:abstractNum w:abstractNumId="0" w15:restartNumberingAfterBreak="0">
+    <w:nsid w:val="1344425D"/>
+    <w:multiLevelType w:val="multilevel"/>
+    <w:tmpl w:val="6A84B834"/>
+    <w:lvl w:ilvl="0">
+      <w:start w:val="1"/>
+      <w:numFmt w:val="decimal"/>
+      <w:lvlText w:val="%1."/>
+      <w:lvlJc w:val="left"/>
+      <w:pPr>
+        <w:tabs>
+          <w:tab w:val="num" w:pos="720"/>
+        </w:tabs>
+        <w:ind w:left="720" w:hanging="360"/>
+      </w:pPr>
+    </w:lvl>
+    <w:lvl w:ilvl="1" w:tentative="1">
+      <w:start w:val="1"/>
+      <w:numFmt w:val="decimal"/>
+      <w:lvlText w:val="%2."/>
+      <w:lvlJc w:val="left"/>
+      <w:pPr>
+        <w:tabs>
+          <w:tab w:val="num" w:pos="1440"/>
+        </w:tabs>
+        <w:ind w:left="1440" w:hanging="360"/>
+      </w:pPr>
+    </w:lvl>
+    <w:lvl w:ilvl="2" w:tentative="1">
+      <w:start w:val="1"/>
+      <w:numFmt w:val="decimal"/>
+      <w:lvlText w:val="%3."/>
+      <w:lvlJc w:val="left"/>
+      <w:pPr>
+        <w:tabs>
+          <w:tab w:val="num" w:pos="2160"/>
+        </w:tabs>
+        <w:ind w:left="2160" w:hanging="360"/>
+      </w:pPr>
+    </w:lvl>
+    <w:lvl w:ilvl="3" w:tentative="1">
+      <w:start w:val="1"/>
+      <w:numFmt w:val="decimal"/>
+      <w:lvlText w:val="%4."/>
+      <w:lvlJc w:val="left"/>
+      <w:pPr>
+        <w:tabs>
+          <w:tab w:val="num" w:pos="2880"/>
+        </w:tabs>
+        <w:ind w:left="2880" w:hanging="360"/>
+      </w:pPr>
+    </w:lvl>
+    <w:lvl w:ilvl="4" w:tentative="1">
+      <w:start w:val="1"/>
+      <w:numFmt w:val="decimal"/>
+      <w:lvlText w:val="%5."/>
+      <w:lvlJc w:val="left"/>
+      <w:pPr>
+        <w:tabs>
+          <w:tab w:val="num" w:pos="3600"/>
+        </w:tabs>
+        <w:ind w:left="3600" w:hanging="360"/>
+      </w:pPr>
+    </w:lvl>
+    <w:lvl w:ilvl="5" w:tentative="1">
+      <w:start w:val="1"/>
+      <w:numFmt w:val="decimal"/>
+      <w:lvlText w:val="%6."/>
+      <w:lvlJc w:val="left"/>
+      <w:pPr>
+        <w:tabs>
+          <w:tab w:val="num" w:pos="4320"/>
+        </w:tabs>
+        <w:ind w:left="4320" w:hanging="360"/>
+      </w:pPr>
+    </w:lvl>
+    <w:lvl w:ilvl="6" w:tentative="1">
+      <w:start w:val="1"/>
+      <w:numFmt w:val="decimal"/>
+      <w:lvlText w:val="%7."/>
+      <w:lvlJc w:val="left"/>
+      <w:pPr>
+        <w:tabs>
+          <w:tab w:val="num" w:pos="5040"/>
+        </w:tabs>
+        <w:ind w:left="5040" w:hanging="360"/>
+      </w:pPr>
+    </w:lvl>
+    <w:lvl w:ilvl="7" w:tentative="1">
+      <w:start w:val="1"/>
+      <w:numFmt w:val="decimal"/>
+      <w:lvlText w:val="%8."/>
+      <w:lvlJc w:val="left"/>
+      <w:pPr>
+        <w:tabs>
+          <w:tab w:val="num" w:pos="5760"/>
+        </w:tabs>
+        <w:ind w:left="5760" w:hanging="360"/>
+      </w:pPr>
+    </w:lvl>
+    <w:lvl w:ilvl="8" w:tentative="1">
+      <w:start w:val="1"/>
+      <w:numFmt w:val="decimal"/>
+      <w:lvlText w:val="%9."/>
+      <w:lvlJc w:val="left"/>
+      <w:pPr>
+        <w:tabs>
+          <w:tab w:val="num" w:pos="6480"/>
+        </w:tabs>
+        <w:ind w:left="6480" w:hanging="360"/>
+      </w:pPr>
+    </w:lvl>
+  </w:abstractNum>
+  <w:abstractNum w:abstractNumId="1" w15:restartNumberingAfterBreak="0">
+    <w:nsid w:val="186E7916"/>
+    <w:multiLevelType w:val="multilevel"/>
+    <w:tmpl w:val="123CC896"/>
+    <w:lvl w:ilvl="0">
+      <w:start w:val="1"/>
+      <w:numFmt w:val="bullet"/>
+      <w:lvlText w:val=""/>
+      <w:lvlJc w:val="left"/>
+      <w:pPr>
+        <w:tabs>
+          <w:tab w:val="num" w:pos="720"/>
+        </w:tabs>
+        <w:ind w:left="720" w:hanging="360"/>
+      </w:pPr>
+      <w:rPr>
+        <w:rFonts w:ascii="Symbol" w:hAnsi="Symbol" w:hint="default"/>
+        <w:sz w:val="20"/>
+      </w:rPr>
+    </w:lvl>
+    <w:lvl w:ilvl="1" w:tentative="1">
+      <w:start w:val="1"/>
+      <w:numFmt w:val="bullet"/>
+      <w:lvlText w:val="o"/>
+      <w:lvlJc w:val="left"/>
+      <w:pPr>
+        <w:tabs>
+          <w:tab w:val="num" w:pos="1440"/>
+        </w:tabs>
+        <w:ind w:left="1440" w:hanging="360"/>
+      </w:pPr>
+      <w:rPr>
+        <w:rFonts w:ascii="Courier New" w:hAnsi="Courier New" w:hint="default"/>
+        <w:sz w:val="20"/>
+      </w:rPr>
+    </w:lvl>
+    <w:lvl w:ilvl="2" w:tentative="1">
+      <w:start w:val="1"/>
+      <w:numFmt w:val="bullet"/>
+      <w:lvlText w:val=""/>
+      <w:lvlJc w:val="left"/>
+      <w:pPr>
+        <w:tabs>
+          <w:tab w:val="num" w:pos="2160"/>
+        </w:tabs>
+        <w:ind w:left="2160" w:hanging="360"/>
+      </w:pPr>
+      <w:rPr>
+        <w:rFonts w:ascii="Wingdings" w:hAnsi="Wingdings" w:hint="default"/>
+        <w:sz w:val="20"/>
+      </w:rPr>
+    </w:lvl>
+    <w:lvl w:ilvl="3" w:tentative="1">
+      <w:start w:val="1"/>
+      <w:numFmt w:val="bullet"/>
+      <w:lvlText w:val=""/>
+      <w:lvlJc w:val="left"/>
+      <w:pPr>
+        <w:tabs>
+          <w:tab w:val="num" w:pos="2880"/>
+        </w:tabs>
+        <w:ind w:left="2880" w:hanging="360"/>
+      </w:pPr>
+      <w:rPr>
+        <w:rFonts w:ascii="Wingdings" w:hAnsi="Wingdings" w:hint="default"/>
+        <w:sz w:val="20"/>
+      </w:rPr>
+    </w:lvl>
+    <w:lvl w:ilvl="4" w:tentative="1">
+      <w:start w:val="1"/>
+      <w:numFmt w:val="bullet"/>
+      <w:lvlText w:val=""/>
+      <w:lvlJc w:val="left"/>
+      <w:pPr>
+        <w:tabs>
+          <w:tab w:val="num" w:pos="3600"/>
+        </w:tabs>
+        <w:ind w:left="3600" w:hanging="360"/>
+      </w:pPr>
+      <w:rPr>
+        <w:rFonts w:ascii="Wingdings" w:hAnsi="Wingdings" w:hint="default"/>
+        <w:sz w:val="20"/>
+      </w:rPr>
+    </w:lvl>
+    <w:lvl w:ilvl="5" w:tentative="1">
+      <w:start w:val="1"/>
+      <w:numFmt w:val="bullet"/>
+      <w:lvlText w:val=""/>
+      <w:lvlJc w:val="left"/>
+      <w:pPr>
+        <w:tabs>
+          <w:tab w:val="num" w:pos="4320"/>
+        </w:tabs>
+        <w:ind w:left="4320" w:hanging="360"/>
+      </w:pPr>
+      <w:rPr>
+        <w:rFonts w:ascii="Wingdings" w:hAnsi="Wingdings" w:hint="default"/>
+        <w:sz w:val="20"/>
+      </w:rPr>
+    </w:lvl>
+    <w:lvl w:ilvl="6" w:tentative="1">
+      <w:start w:val="1"/>
+      <w:numFmt w:val="bullet"/>
+      <w:lvlText w:val=""/>
+      <w:lvlJc w:val="left"/>
+      <w:pPr>
+        <w:tabs>
+          <w:tab w:val="num" w:pos="5040"/>
+        </w:tabs>
+        <w:ind w:left="5040" w:hanging="360"/>
+      </w:pPr>
+      <w:rPr>
+        <w:rFonts w:ascii="Wingdings" w:hAnsi="Wingdings" w:hint="default"/>
+        <w:sz w:val="20"/>
+      </w:rPr>
+    </w:lvl>
+    <w:lvl w:ilvl="7" w:tentative="1">
+      <w:start w:val="1"/>
+      <w:numFmt w:val="bullet"/>
+      <w:lvlText w:val=""/>
+      <w:lvlJc w:val="left"/>
+      <w:pPr>
+        <w:tabs>
+          <w:tab w:val="num" w:pos="5760"/>
+        </w:tabs>
+        <w:ind w:left="5760" w:hanging="360"/>
+      </w:pPr>
+      <w:rPr>
+        <w:rFonts w:ascii="Wingdings" w:hAnsi="Wingdings" w:hint="default"/>
+        <w:sz w:val="20"/>
+      </w:rPr>
+    </w:lvl>
+    <w:lvl w:ilvl="8" w:tentative="1">
+      <w:start w:val="1"/>
+      <w:numFmt w:val="bullet"/>
+      <w:lvlText w:val=""/>
+      <w:lvlJc w:val="left"/>
+      <w:pPr>
+        <w:tabs>
+          <w:tab w:val="num" w:pos="6480"/>
+        </w:tabs>
+        <w:ind w:left="6480" w:hanging="360"/>
+      </w:pPr>
+      <w:rPr>
+        <w:rFonts w:ascii="Wingdings" w:hAnsi="Wingdings" w:hint="default"/>
+        <w:sz w:val="20"/>
+      </w:rPr>
+    </w:lvl>
+  </w:abstractNum>
+  <w:abstractNum w:abstractNumId="2" w15:restartNumberingAfterBreak="0">
+    <w:nsid w:val="246857FB"/>
+    <w:multiLevelType w:val="multilevel"/>
+    <w:tmpl w:val="00726908"/>
+    <w:lvl w:ilvl="0">
+      <w:start w:val="1"/>
+      <w:numFmt w:val="bullet"/>
+      <w:lvlText w:val=""/>
+      <w:lvlJc w:val="left"/>
+      <w:pPr>
+        <w:tabs>
+          <w:tab w:val="num" w:pos="720"/>
+        </w:tabs>
+        <w:ind w:left="720" w:hanging="360"/>
+      </w:pPr>
+      <w:rPr>
+        <w:rFonts w:ascii="Symbol" w:hAnsi="Symbol" w:hint="default"/>
+        <w:sz w:val="20"/>
+      </w:rPr>
+    </w:lvl>
+    <w:lvl w:ilvl="1" w:tentative="1">
+      <w:start w:val="1"/>
+      <w:numFmt w:val="bullet"/>
+      <w:lvlText w:val="o"/>
+      <w:lvlJc w:val="left"/>
+      <w:pPr>
+        <w:tabs>
+          <w:tab w:val="num" w:pos="1440"/>
+        </w:tabs>
+        <w:ind w:left="1440" w:hanging="360"/>
+      </w:pPr>
+      <w:rPr>
+        <w:rFonts w:ascii="Courier New" w:hAnsi="Courier New" w:hint="default"/>
+        <w:sz w:val="20"/>
+      </w:rPr>
+    </w:lvl>
+    <w:lvl w:ilvl="2" w:tentative="1">
+      <w:start w:val="1"/>
+      <w:numFmt w:val="bullet"/>
+      <w:lvlText w:val=""/>
+      <w:lvlJc w:val="left"/>
+      <w:pPr>
+        <w:tabs>
+          <w:tab w:val="num" w:pos="2160"/>
+        </w:tabs>
+        <w:ind w:left="2160" w:hanging="360"/>
+      </w:pPr>
+      <w:rPr>
+        <w:rFonts w:ascii="Wingdings" w:hAnsi="Wingdings" w:hint="default"/>
+        <w:sz w:val="20"/>
+      </w:rPr>
+    </w:lvl>
+    <w:lvl w:ilvl="3" w:tentative="1">
+      <w:start w:val="1"/>
+      <w:numFmt w:val="bullet"/>
+      <w:lvlText w:val=""/>
+      <w:lvlJc w:val="left"/>
+      <w:pPr>
+        <w:tabs>
+          <w:tab w:val="num" w:pos="2880"/>
+        </w:tabs>
+        <w:ind w:left="2880" w:hanging="360"/>
+      </w:pPr>
+      <w:rPr>
+        <w:rFonts w:ascii="Wingdings" w:hAnsi="Wingdings" w:hint="default"/>
+        <w:sz w:val="20"/>
+      </w:rPr>
+    </w:lvl>
+    <w:lvl w:ilvl="4" w:tentative="1">
+      <w:start w:val="1"/>
+      <w:numFmt w:val="bullet"/>
+      <w:lvlText w:val=""/>
+      <w:lvlJc w:val="left"/>
+      <w:pPr>
+        <w:tabs>
+          <w:tab w:val="num" w:pos="3600"/>
+        </w:tabs>
+        <w:ind w:left="3600" w:hanging="360"/>
+      </w:pPr>
+      <w:rPr>
+        <w:rFonts w:ascii="Wingdings" w:hAnsi="Wingdings" w:hint="default"/>
+        <w:sz w:val="20"/>
+      </w:rPr>
+    </w:lvl>
+    <w:lvl w:ilvl="5" w:tentative="1">
+      <w:start w:val="1"/>
+      <w:numFmt w:val="bullet"/>
+      <w:lvlText w:val=""/>
+      <w:lvlJc w:val="left"/>
+      <w:pPr>
+        <w:tabs>
+          <w:tab w:val="num" w:pos="4320"/>
+        </w:tabs>
+        <w:ind w:left="4320" w:hanging="360"/>
+      </w:pPr>
+      <w:rPr>
+        <w:rFonts w:ascii="Wingdings" w:hAnsi="Wingdings" w:hint="default"/>
+        <w:sz w:val="20"/>
+      </w:rPr>
+    </w:lvl>
+    <w:lvl w:ilvl="6" w:tentative="1">
+      <w:start w:val="1"/>
+      <w:numFmt w:val="bullet"/>
+      <w:lvlText w:val=""/>
+      <w:lvlJc w:val="left"/>
+      <w:pPr>
+        <w:tabs>
+          <w:tab w:val="num" w:pos="5040"/>
+        </w:tabs>
+        <w:ind w:left="5040" w:hanging="360"/>
+      </w:pPr>
+      <w:rPr>
+        <w:rFonts w:ascii="Wingdings" w:hAnsi="Wingdings" w:hint="default"/>
+        <w:sz w:val="20"/>
+      </w:rPr>
+    </w:lvl>
+    <w:lvl w:ilvl="7" w:tentative="1">
+      <w:start w:val="1"/>
+      <w:numFmt w:val="bullet"/>
+      <w:lvlText w:val=""/>
+      <w:lvlJc w:val="left"/>
+      <w:pPr>
+        <w:tabs>
+          <w:tab w:val="num" w:pos="5760"/>
+        </w:tabs>
+        <w:ind w:left="5760" w:hanging="360"/>
+      </w:pPr>
+      <w:rPr>
+        <w:rFonts w:ascii="Wingdings" w:hAnsi="Wingdings" w:hint="default"/>
+        <w:sz w:val="20"/>
+      </w:rPr>
+    </w:lvl>
+    <w:lvl w:ilvl="8" w:tentative="1">
+      <w:start w:val="1"/>
+      <w:numFmt w:val="bullet"/>
+      <w:lvlText w:val=""/>
+      <w:lvlJc w:val="left"/>
+      <w:pPr>
+        <w:tabs>
+          <w:tab w:val="num" w:pos="6480"/>
+        </w:tabs>
+        <w:ind w:left="6480" w:hanging="360"/>
+      </w:pPr>
+      <w:rPr>
+        <w:rFonts w:ascii="Wingdings" w:hAnsi="Wingdings" w:hint="default"/>
+        <w:sz w:val="20"/>
+      </w:rPr>
+    </w:lvl>
+  </w:abstractNum>
+  <w:abstractNum w:abstractNumId="3" w15:restartNumberingAfterBreak="0">
+    <w:nsid w:val="30EA46EB"/>
+    <w:multiLevelType w:val="multilevel"/>
+    <w:tmpl w:val="EB62B582"/>
+    <w:lvl w:ilvl="0">
+      <w:start w:val="1"/>
+      <w:numFmt w:val="bullet"/>
+      <w:lvlText w:val=""/>
+      <w:lvlJc w:val="left"/>
+      <w:pPr>
+        <w:tabs>
+          <w:tab w:val="num" w:pos="720"/>
+        </w:tabs>
+        <w:ind w:left="720" w:hanging="360"/>
+      </w:pPr>
+      <w:rPr>
+        <w:rFonts w:ascii="Symbol" w:hAnsi="Symbol" w:hint="default"/>
+        <w:sz w:val="20"/>
+      </w:rPr>
+    </w:lvl>
+    <w:lvl w:ilvl="1" w:tentative="1">
+      <w:start w:val="1"/>
+      <w:numFmt w:val="bullet"/>
+      <w:lvlText w:val="o"/>
+      <w:lvlJc w:val="left"/>
+      <w:pPr>
+        <w:tabs>
+          <w:tab w:val="num" w:pos="1440"/>
+        </w:tabs>
+        <w:ind w:left="1440" w:hanging="360"/>
+      </w:pPr>
+      <w:rPr>
+        <w:rFonts w:ascii="Courier New" w:hAnsi="Courier New" w:hint="default"/>
+        <w:sz w:val="20"/>
+      </w:rPr>
+    </w:lvl>
+    <w:lvl w:ilvl="2" w:tentative="1">
+      <w:start w:val="1"/>
+      <w:numFmt w:val="bullet"/>
+      <w:lvlText w:val=""/>
+      <w:lvlJc w:val="left"/>
+      <w:pPr>
+        <w:tabs>
+          <w:tab w:val="num" w:pos="2160"/>
+        </w:tabs>
+        <w:ind w:left="2160" w:hanging="360"/>
+      </w:pPr>
+      <w:rPr>
+        <w:rFonts w:ascii="Wingdings" w:hAnsi="Wingdings" w:hint="default"/>
+        <w:sz w:val="20"/>
+      </w:rPr>
+    </w:lvl>
+    <w:lvl w:ilvl="3" w:tentative="1">
+      <w:start w:val="1"/>
+      <w:numFmt w:val="bullet"/>
+      <w:lvlText w:val=""/>
+      <w:lvlJc w:val="left"/>
+      <w:pPr>
+        <w:tabs>
+          <w:tab w:val="num" w:pos="2880"/>
+        </w:tabs>
+        <w:ind w:left="2880" w:hanging="360"/>
+      </w:pPr>
+      <w:rPr>
+        <w:rFonts w:ascii="Wingdings" w:hAnsi="Wingdings" w:hint="default"/>
+        <w:sz w:val="20"/>
+      </w:rPr>
+    </w:lvl>
+    <w:lvl w:ilvl="4" w:tentative="1">
+      <w:start w:val="1"/>
+      <w:numFmt w:val="bullet"/>
+      <w:lvlText w:val=""/>
+      <w:lvlJc w:val="left"/>
+      <w:pPr>
+        <w:tabs>
+          <w:tab w:val="num" w:pos="3600"/>
+        </w:tabs>
+        <w:ind w:left="3600" w:hanging="360"/>
+      </w:pPr>
+      <w:rPr>
+        <w:rFonts w:ascii="Wingdings" w:hAnsi="Wingdings" w:hint="default"/>
+        <w:sz w:val="20"/>
+      </w:rPr>
+    </w:lvl>
+    <w:lvl w:ilvl="5" w:tentative="1">
+      <w:start w:val="1"/>
+      <w:numFmt w:val="bullet"/>
+      <w:lvlText w:val=""/>
+      <w:lvlJc w:val="left"/>
+      <w:pPr>
+        <w:tabs>
+          <w:tab w:val="num" w:pos="4320"/>
+        </w:tabs>
+        <w:ind w:left="4320" w:hanging="360"/>
+      </w:pPr>
+      <w:rPr>
+        <w:rFonts w:ascii="Wingdings" w:hAnsi="Wingdings" w:hint="default"/>
+        <w:sz w:val="20"/>
+      </w:rPr>
+    </w:lvl>
+    <w:lvl w:ilvl="6" w:tentative="1">
+      <w:start w:val="1"/>
+      <w:numFmt w:val="bullet"/>
+      <w:lvlText w:val=""/>
+      <w:lvlJc w:val="left"/>
+      <w:pPr>
+        <w:tabs>
+          <w:tab w:val="num" w:pos="5040"/>
+        </w:tabs>
+        <w:ind w:left="5040" w:hanging="360"/>
+      </w:pPr>
+      <w:rPr>
+        <w:rFonts w:ascii="Wingdings" w:hAnsi="Wingdings" w:hint="default"/>
+        <w:sz w:val="20"/>
+      </w:rPr>
+    </w:lvl>
+    <w:lvl w:ilvl="7" w:tentative="1">
+      <w:start w:val="1"/>
+      <w:numFmt w:val="bullet"/>
+      <w:lvlText w:val=""/>
+      <w:lvlJc w:val="left"/>
+      <w:pPr>
+        <w:tabs>
+          <w:tab w:val="num" w:pos="5760"/>
+        </w:tabs>
+        <w:ind w:left="5760" w:hanging="360"/>
+      </w:pPr>
+      <w:rPr>
+        <w:rFonts w:ascii="Wingdings" w:hAnsi="Wingdings" w:hint="default"/>
+        <w:sz w:val="20"/>
+      </w:rPr>
+    </w:lvl>
+    <w:lvl w:ilvl="8" w:tentative="1">
+      <w:start w:val="1"/>
+      <w:numFmt w:val="bullet"/>
+      <w:lvlText w:val=""/>
+      <w:lvlJc w:val="left"/>
+      <w:pPr>
+        <w:tabs>
+          <w:tab w:val="num" w:pos="6480"/>
+        </w:tabs>
+        <w:ind w:left="6480" w:hanging="360"/>
+      </w:pPr>
+      <w:rPr>
+        <w:rFonts w:ascii="Wingdings" w:hAnsi="Wingdings" w:hint="default"/>
+        <w:sz w:val="20"/>
+      </w:rPr>
+    </w:lvl>
+  </w:abstractNum>
+  <w:abstractNum w:abstractNumId="4" w15:restartNumberingAfterBreak="0">
+    <w:nsid w:val="33200BA0"/>
+    <w:multiLevelType w:val="multilevel"/>
+    <w:tmpl w:val="56E0211C"/>
+    <w:lvl w:ilvl="0">
+      <w:start w:val="1"/>
+      <w:numFmt w:val="decimal"/>
+      <w:lvlText w:val="%1."/>
+      <w:lvlJc w:val="left"/>
+      <w:pPr>
+        <w:tabs>
+          <w:tab w:val="num" w:pos="720"/>
+        </w:tabs>
+        <w:ind w:left="720" w:hanging="360"/>
+      </w:pPr>
+    </w:lvl>
+    <w:lvl w:ilvl="1" w:tentative="1">
+      <w:start w:val="1"/>
+      <w:numFmt w:val="decimal"/>
+      <w:lvlText w:val="%2."/>
+      <w:lvlJc w:val="left"/>
+      <w:pPr>
+        <w:tabs>
+          <w:tab w:val="num" w:pos="1440"/>
+        </w:tabs>
+        <w:ind w:left="1440" w:hanging="360"/>
+      </w:pPr>
+    </w:lvl>
+    <w:lvl w:ilvl="2" w:tentative="1">
+      <w:start w:val="1"/>
+      <w:numFmt w:val="decimal"/>
+      <w:lvlText w:val="%3."/>
+      <w:lvlJc w:val="left"/>
+      <w:pPr>
+        <w:tabs>
+          <w:tab w:val="num" w:pos="2160"/>
+        </w:tabs>
+        <w:ind w:left="2160" w:hanging="360"/>
+      </w:pPr>
+    </w:lvl>
+    <w:lvl w:ilvl="3" w:tentative="1">
+      <w:start w:val="1"/>
+      <w:numFmt w:val="decimal"/>
+      <w:lvlText w:val="%4."/>
+      <w:lvlJc w:val="left"/>
+      <w:pPr>
+        <w:tabs>
+          <w:tab w:val="num" w:pos="2880"/>
+        </w:tabs>
+        <w:ind w:left="2880" w:hanging="360"/>
+      </w:pPr>
+    </w:lvl>
+    <w:lvl w:ilvl="4" w:tentative="1">
+      <w:start w:val="1"/>
+      <w:numFmt w:val="decimal"/>
+      <w:lvlText w:val="%5."/>
+      <w:lvlJc w:val="left"/>
+      <w:pPr>
+        <w:tabs>
+          <w:tab w:val="num" w:pos="3600"/>
+        </w:tabs>
+        <w:ind w:left="3600" w:hanging="360"/>
+      </w:pPr>
+    </w:lvl>
+    <w:lvl w:ilvl="5" w:tentative="1">
+      <w:start w:val="1"/>
+      <w:numFmt w:val="decimal"/>
+      <w:lvlText w:val="%6."/>
+      <w:lvlJc w:val="left"/>
+      <w:pPr>
+        <w:tabs>
+          <w:tab w:val="num" w:pos="4320"/>
+        </w:tabs>
+        <w:ind w:left="4320" w:hanging="360"/>
+      </w:pPr>
+    </w:lvl>
+    <w:lvl w:ilvl="6" w:tentative="1">
+      <w:start w:val="1"/>
+      <w:numFmt w:val="decimal"/>
+      <w:lvlText w:val="%7."/>
+      <w:lvlJc w:val="left"/>
+      <w:pPr>
+        <w:tabs>
+          <w:tab w:val="num" w:pos="5040"/>
+        </w:tabs>
+        <w:ind w:left="5040" w:hanging="360"/>
+      </w:pPr>
+    </w:lvl>
+    <w:lvl w:ilvl="7" w:tentative="1">
+      <w:start w:val="1"/>
+      <w:numFmt w:val="decimal"/>
+      <w:lvlText w:val="%8."/>
+      <w:lvlJc w:val="left"/>
+      <w:pPr>
+        <w:tabs>
+          <w:tab w:val="num" w:pos="5760"/>
+        </w:tabs>
+        <w:ind w:left="5760" w:hanging="360"/>
+      </w:pPr>
+    </w:lvl>
+    <w:lvl w:ilvl="8" w:tentative="1">
+      <w:start w:val="1"/>
+      <w:numFmt w:val="decimal"/>
+      <w:lvlText w:val="%9."/>
+      <w:lvlJc w:val="left"/>
+      <w:pPr>
+        <w:tabs>
+          <w:tab w:val="num" w:pos="6480"/>
+        </w:tabs>
+        <w:ind w:left="6480" w:hanging="360"/>
+      </w:pPr>
+    </w:lvl>
+  </w:abstractNum>
+  <w:abstractNum w:abstractNumId="5" w15:restartNumberingAfterBreak="0">
     <w:nsid w:val="38FB44C2"/>
     <w:multiLevelType w:val="multilevel"/>
     <w:tmpl w:val="F698AF5A"/>
@@ -810,7 +2367,7 @@
       </w:rPr>
     </w:lvl>
   </w:abstractNum>
-  <w:abstractNum w:abstractNumId="1" w15:restartNumberingAfterBreak="0">
+  <w:abstractNum w:abstractNumId="6" w15:restartNumberingAfterBreak="0">
     <w:nsid w:val="3ED9576D"/>
     <w:multiLevelType w:val="multilevel"/>
     <w:tmpl w:val="940C1D60"/>
@@ -923,7 +2480,156 @@
       </w:pPr>
     </w:lvl>
   </w:abstractNum>
-  <w:abstractNum w:abstractNumId="2" w15:restartNumberingAfterBreak="0">
+  <w:abstractNum w:abstractNumId="7" w15:restartNumberingAfterBreak="0">
+    <w:nsid w:val="469D3AEF"/>
+    <w:multiLevelType w:val="multilevel"/>
+    <w:tmpl w:val="4552E85A"/>
+    <w:lvl w:ilvl="0">
+      <w:start w:val="1"/>
+      <w:numFmt w:val="bullet"/>
+      <w:lvlText w:val=""/>
+      <w:lvlJc w:val="left"/>
+      <w:pPr>
+        <w:tabs>
+          <w:tab w:val="num" w:pos="720"/>
+        </w:tabs>
+        <w:ind w:left="720" w:hanging="360"/>
+      </w:pPr>
+      <w:rPr>
+        <w:rFonts w:ascii="Symbol" w:hAnsi="Symbol" w:hint="default"/>
+        <w:sz w:val="20"/>
+      </w:rPr>
+    </w:lvl>
+    <w:lvl w:ilvl="1" w:tentative="1">
+      <w:start w:val="1"/>
+      <w:numFmt w:val="bullet"/>
+      <w:lvlText w:val="o"/>
+      <w:lvlJc w:val="left"/>
+      <w:pPr>
+        <w:tabs>
+          <w:tab w:val="num" w:pos="1440"/>
+        </w:tabs>
+        <w:ind w:left="1440" w:hanging="360"/>
+      </w:pPr>
+      <w:rPr>
+        <w:rFonts w:ascii="Courier New" w:hAnsi="Courier New" w:hint="default"/>
+        <w:sz w:val="20"/>
+      </w:rPr>
+    </w:lvl>
+    <w:lvl w:ilvl="2" w:tentative="1">
+      <w:start w:val="1"/>
+      <w:numFmt w:val="bullet"/>
+      <w:lvlText w:val=""/>
+      <w:lvlJc w:val="left"/>
+      <w:pPr>
+        <w:tabs>
+          <w:tab w:val="num" w:pos="2160"/>
+        </w:tabs>
+        <w:ind w:left="2160" w:hanging="360"/>
+      </w:pPr>
+      <w:rPr>
+        <w:rFonts w:ascii="Wingdings" w:hAnsi="Wingdings" w:hint="default"/>
+        <w:sz w:val="20"/>
+      </w:rPr>
+    </w:lvl>
+    <w:lvl w:ilvl="3" w:tentative="1">
+      <w:start w:val="1"/>
+      <w:numFmt w:val="bullet"/>
+      <w:lvlText w:val=""/>
+      <w:lvlJc w:val="left"/>
+      <w:pPr>
+        <w:tabs>
+          <w:tab w:val="num" w:pos="2880"/>
+        </w:tabs>
+        <w:ind w:left="2880" w:hanging="360"/>
+      </w:pPr>
+      <w:rPr>
+        <w:rFonts w:ascii="Wingdings" w:hAnsi="Wingdings" w:hint="default"/>
+        <w:sz w:val="20"/>
+      </w:rPr>
+    </w:lvl>
+    <w:lvl w:ilvl="4" w:tentative="1">
+      <w:start w:val="1"/>
+      <w:numFmt w:val="bullet"/>
+      <w:lvlText w:val=""/>
+      <w:lvlJc w:val="left"/>
+      <w:pPr>
+        <w:tabs>
+          <w:tab w:val="num" w:pos="3600"/>
+        </w:tabs>
+        <w:ind w:left="3600" w:hanging="360"/>
+      </w:pPr>
+      <w:rPr>
+        <w:rFonts w:ascii="Wingdings" w:hAnsi="Wingdings" w:hint="default"/>
+        <w:sz w:val="20"/>
+      </w:rPr>
+    </w:lvl>
+    <w:lvl w:ilvl="5" w:tentative="1">
+      <w:start w:val="1"/>
+      <w:numFmt w:val="bullet"/>
+      <w:lvlText w:val=""/>
+      <w:lvlJc w:val="left"/>
+      <w:pPr>
+        <w:tabs>
+          <w:tab w:val="num" w:pos="4320"/>
+        </w:tabs>
+        <w:ind w:left="4320" w:hanging="360"/>
+      </w:pPr>
+      <w:rPr>
+        <w:rFonts w:ascii="Wingdings" w:hAnsi="Wingdings" w:hint="default"/>
+        <w:sz w:val="20"/>
+      </w:rPr>
+    </w:lvl>
+    <w:lvl w:ilvl="6" w:tentative="1">
+      <w:start w:val="1"/>
+      <w:numFmt w:val="bullet"/>
+      <w:lvlText w:val=""/>
+      <w:lvlJc w:val="left"/>
+      <w:pPr>
+        <w:tabs>
+          <w:tab w:val="num" w:pos="5040"/>
+        </w:tabs>
+        <w:ind w:left="5040" w:hanging="360"/>
+      </w:pPr>
+      <w:rPr>
+        <w:rFonts w:ascii="Wingdings" w:hAnsi="Wingdings" w:hint="default"/>
+        <w:sz w:val="20"/>
+      </w:rPr>
+    </w:lvl>
+    <w:lvl w:ilvl="7" w:tentative="1">
+      <w:start w:val="1"/>
+      <w:numFmt w:val="bullet"/>
+      <w:lvlText w:val=""/>
+      <w:lvlJc w:val="left"/>
+      <w:pPr>
+        <w:tabs>
+          <w:tab w:val="num" w:pos="5760"/>
+        </w:tabs>
+        <w:ind w:left="5760" w:hanging="360"/>
+      </w:pPr>
+      <w:rPr>
+        <w:rFonts w:ascii="Wingdings" w:hAnsi="Wingdings" w:hint="default"/>
+        <w:sz w:val="20"/>
+      </w:rPr>
+    </w:lvl>
+    <w:lvl w:ilvl="8" w:tentative="1">
+      <w:start w:val="1"/>
+      <w:numFmt w:val="bullet"/>
+      <w:lvlText w:val=""/>
+      <w:lvlJc w:val="left"/>
+      <w:pPr>
+        <w:tabs>
+          <w:tab w:val="num" w:pos="6480"/>
+        </w:tabs>
+        <w:ind w:left="6480" w:hanging="360"/>
+      </w:pPr>
+      <w:rPr>
+        <w:rFonts w:ascii="Wingdings" w:hAnsi="Wingdings" w:hint="default"/>
+        <w:sz w:val="20"/>
+      </w:rPr>
+    </w:lvl>
+  </w:abstractNum>
+  <w:abstractNum w:abstractNumId="8" w15:restartNumberingAfterBreak="0">
     <w:nsid w:val="57BB5D29"/>
     <w:multiLevelType w:val="multilevel"/>
     <w:tmpl w:val="8F3C8044"/>
@@ -1072,7 +2778,7 @@
       </w:rPr>
     </w:lvl>
   </w:abstractNum>
-  <w:abstractNum w:abstractNumId="3" w15:restartNumberingAfterBreak="0">
+  <w:abstractNum w:abstractNumId="9" w15:restartNumberingAfterBreak="0">
     <w:nsid w:val="6924603D"/>
     <w:multiLevelType w:val="multilevel"/>
     <w:tmpl w:val="BB80C996"/>
@@ -1221,7 +2927,7 @@
       </w:rPr>
     </w:lvl>
   </w:abstractNum>
-  <w:abstractNum w:abstractNumId="4" w15:restartNumberingAfterBreak="0">
+  <w:abstractNum w:abstractNumId="10" w15:restartNumberingAfterBreak="0">
     <w:nsid w:val="69896C77"/>
     <w:multiLevelType w:val="multilevel"/>
     <w:tmpl w:val="DA2C4D94"/>
@@ -1334,26 +3040,652 @@
       </w:pPr>
     </w:lvl>
   </w:abstractNum>
+  <w:abstractNum w:abstractNumId="11" w15:restartNumberingAfterBreak="0">
+    <w:nsid w:val="6AF514FB"/>
+    <w:multiLevelType w:val="multilevel"/>
+    <w:tmpl w:val="38684CB0"/>
+    <w:lvl w:ilvl="0">
+      <w:start w:val="1"/>
+      <w:numFmt w:val="bullet"/>
+      <w:lvlText w:val=""/>
+      <w:lvlJc w:val="left"/>
+      <w:pPr>
+        <w:tabs>
+          <w:tab w:val="num" w:pos="720"/>
+        </w:tabs>
+        <w:ind w:left="720" w:hanging="360"/>
+      </w:pPr>
+      <w:rPr>
+        <w:rFonts w:ascii="Symbol" w:hAnsi="Symbol" w:hint="default"/>
+        <w:sz w:val="20"/>
+      </w:rPr>
+    </w:lvl>
+    <w:lvl w:ilvl="1" w:tentative="1">
+      <w:start w:val="1"/>
+      <w:numFmt w:val="bullet"/>
+      <w:lvlText w:val="o"/>
+      <w:lvlJc w:val="left"/>
+      <w:pPr>
+        <w:tabs>
+          <w:tab w:val="num" w:pos="1440"/>
+        </w:tabs>
+        <w:ind w:left="1440" w:hanging="360"/>
+      </w:pPr>
+      <w:rPr>
+        <w:rFonts w:ascii="Courier New" w:hAnsi="Courier New" w:hint="default"/>
+        <w:sz w:val="20"/>
+      </w:rPr>
+    </w:lvl>
+    <w:lvl w:ilvl="2" w:tentative="1">
+      <w:start w:val="1"/>
+      <w:numFmt w:val="bullet"/>
+      <w:lvlText w:val=""/>
+      <w:lvlJc w:val="left"/>
+      <w:pPr>
+        <w:tabs>
+          <w:tab w:val="num" w:pos="2160"/>
+        </w:tabs>
+        <w:ind w:left="2160" w:hanging="360"/>
+      </w:pPr>
+      <w:rPr>
+        <w:rFonts w:ascii="Wingdings" w:hAnsi="Wingdings" w:hint="default"/>
+        <w:sz w:val="20"/>
+      </w:rPr>
+    </w:lvl>
+    <w:lvl w:ilvl="3" w:tentative="1">
+      <w:start w:val="1"/>
+      <w:numFmt w:val="bullet"/>
+      <w:lvlText w:val=""/>
+      <w:lvlJc w:val="left"/>
+      <w:pPr>
+        <w:tabs>
+          <w:tab w:val="num" w:pos="2880"/>
+        </w:tabs>
+        <w:ind w:left="2880" w:hanging="360"/>
+      </w:pPr>
+      <w:rPr>
+        <w:rFonts w:ascii="Wingdings" w:hAnsi="Wingdings" w:hint="default"/>
+        <w:sz w:val="20"/>
+      </w:rPr>
+    </w:lvl>
+    <w:lvl w:ilvl="4" w:tentative="1">
+      <w:start w:val="1"/>
+      <w:numFmt w:val="bullet"/>
+      <w:lvlText w:val=""/>
+      <w:lvlJc w:val="left"/>
+      <w:pPr>
+        <w:tabs>
+          <w:tab w:val="num" w:pos="3600"/>
+        </w:tabs>
+        <w:ind w:left="3600" w:hanging="360"/>
+      </w:pPr>
+      <w:rPr>
+        <w:rFonts w:ascii="Wingdings" w:hAnsi="Wingdings" w:hint="default"/>
+        <w:sz w:val="20"/>
+      </w:rPr>
+    </w:lvl>
+    <w:lvl w:ilvl="5" w:tentative="1">
+      <w:start w:val="1"/>
+      <w:numFmt w:val="bullet"/>
+      <w:lvlText w:val=""/>
+      <w:lvlJc w:val="left"/>
+      <w:pPr>
+        <w:tabs>
+          <w:tab w:val="num" w:pos="4320"/>
+        </w:tabs>
+        <w:ind w:left="4320" w:hanging="360"/>
+      </w:pPr>
+      <w:rPr>
+        <w:rFonts w:ascii="Wingdings" w:hAnsi="Wingdings" w:hint="default"/>
+        <w:sz w:val="20"/>
+      </w:rPr>
+    </w:lvl>
+    <w:lvl w:ilvl="6" w:tentative="1">
+      <w:start w:val="1"/>
+      <w:numFmt w:val="bullet"/>
+      <w:lvlText w:val=""/>
+      <w:lvlJc w:val="left"/>
+      <w:pPr>
+        <w:tabs>
+          <w:tab w:val="num" w:pos="5040"/>
+        </w:tabs>
+        <w:ind w:left="5040" w:hanging="360"/>
+      </w:pPr>
+      <w:rPr>
+        <w:rFonts w:ascii="Wingdings" w:hAnsi="Wingdings" w:hint="default"/>
+        <w:sz w:val="20"/>
+      </w:rPr>
+    </w:lvl>
+    <w:lvl w:ilvl="7" w:tentative="1">
+      <w:start w:val="1"/>
+      <w:numFmt w:val="bullet"/>
+      <w:lvlText w:val=""/>
+      <w:lvlJc w:val="left"/>
+      <w:pPr>
+        <w:tabs>
+          <w:tab w:val="num" w:pos="5760"/>
+        </w:tabs>
+        <w:ind w:left="5760" w:hanging="360"/>
+      </w:pPr>
+      <w:rPr>
+        <w:rFonts w:ascii="Wingdings" w:hAnsi="Wingdings" w:hint="default"/>
+        <w:sz w:val="20"/>
+      </w:rPr>
+    </w:lvl>
+    <w:lvl w:ilvl="8" w:tentative="1">
+      <w:start w:val="1"/>
+      <w:numFmt w:val="bullet"/>
+      <w:lvlText w:val=""/>
+      <w:lvlJc w:val="left"/>
+      <w:pPr>
+        <w:tabs>
+          <w:tab w:val="num" w:pos="6480"/>
+        </w:tabs>
+        <w:ind w:left="6480" w:hanging="360"/>
+      </w:pPr>
+      <w:rPr>
+        <w:rFonts w:ascii="Wingdings" w:hAnsi="Wingdings" w:hint="default"/>
+        <w:sz w:val="20"/>
+      </w:rPr>
+    </w:lvl>
+  </w:abstractNum>
+  <w:abstractNum w:abstractNumId="12" w15:restartNumberingAfterBreak="0">
+    <w:nsid w:val="777A5919"/>
+    <w:multiLevelType w:val="multilevel"/>
+    <w:tmpl w:val="D54C8678"/>
+    <w:lvl w:ilvl="0">
+      <w:start w:val="1"/>
+      <w:numFmt w:val="bullet"/>
+      <w:lvlText w:val=""/>
+      <w:lvlJc w:val="left"/>
+      <w:pPr>
+        <w:tabs>
+          <w:tab w:val="num" w:pos="720"/>
+        </w:tabs>
+        <w:ind w:left="720" w:hanging="360"/>
+      </w:pPr>
+      <w:rPr>
+        <w:rFonts w:ascii="Symbol" w:hAnsi="Symbol" w:hint="default"/>
+        <w:sz w:val="20"/>
+      </w:rPr>
+    </w:lvl>
+    <w:lvl w:ilvl="1" w:tentative="1">
+      <w:start w:val="1"/>
+      <w:numFmt w:val="bullet"/>
+      <w:lvlText w:val="o"/>
+      <w:lvlJc w:val="left"/>
+      <w:pPr>
+        <w:tabs>
+          <w:tab w:val="num" w:pos="1440"/>
+        </w:tabs>
+        <w:ind w:left="1440" w:hanging="360"/>
+      </w:pPr>
+      <w:rPr>
+        <w:rFonts w:ascii="Courier New" w:hAnsi="Courier New" w:hint="default"/>
+        <w:sz w:val="20"/>
+      </w:rPr>
+    </w:lvl>
+    <w:lvl w:ilvl="2" w:tentative="1">
+      <w:start w:val="1"/>
+      <w:numFmt w:val="bullet"/>
+      <w:lvlText w:val=""/>
+      <w:lvlJc w:val="left"/>
+      <w:pPr>
+        <w:tabs>
+          <w:tab w:val="num" w:pos="2160"/>
+        </w:tabs>
+        <w:ind w:left="2160" w:hanging="360"/>
+      </w:pPr>
+      <w:rPr>
+        <w:rFonts w:ascii="Wingdings" w:hAnsi="Wingdings" w:hint="default"/>
+        <w:sz w:val="20"/>
+      </w:rPr>
+    </w:lvl>
+    <w:lvl w:ilvl="3" w:tentative="1">
+      <w:start w:val="1"/>
+      <w:numFmt w:val="bullet"/>
+      <w:lvlText w:val=""/>
+      <w:lvlJc w:val="left"/>
+      <w:pPr>
+        <w:tabs>
+          <w:tab w:val="num" w:pos="2880"/>
+        </w:tabs>
+        <w:ind w:left="2880" w:hanging="360"/>
+      </w:pPr>
+      <w:rPr>
+        <w:rFonts w:ascii="Wingdings" w:hAnsi="Wingdings" w:hint="default"/>
+        <w:sz w:val="20"/>
+      </w:rPr>
+    </w:lvl>
+    <w:lvl w:ilvl="4" w:tentative="1">
+      <w:start w:val="1"/>
+      <w:numFmt w:val="bullet"/>
+      <w:lvlText w:val=""/>
+      <w:lvlJc w:val="left"/>
+      <w:pPr>
+        <w:tabs>
+          <w:tab w:val="num" w:pos="3600"/>
+        </w:tabs>
+        <w:ind w:left="3600" w:hanging="360"/>
+      </w:pPr>
+      <w:rPr>
+        <w:rFonts w:ascii="Wingdings" w:hAnsi="Wingdings" w:hint="default"/>
+        <w:sz w:val="20"/>
+      </w:rPr>
+    </w:lvl>
+    <w:lvl w:ilvl="5" w:tentative="1">
+      <w:start w:val="1"/>
+      <w:numFmt w:val="bullet"/>
+      <w:lvlText w:val=""/>
+      <w:lvlJc w:val="left"/>
+      <w:pPr>
+        <w:tabs>
+          <w:tab w:val="num" w:pos="4320"/>
+        </w:tabs>
+        <w:ind w:left="4320" w:hanging="360"/>
+      </w:pPr>
+      <w:rPr>
+        <w:rFonts w:ascii="Wingdings" w:hAnsi="Wingdings" w:hint="default"/>
+        <w:sz w:val="20"/>
+      </w:rPr>
+    </w:lvl>
+    <w:lvl w:ilvl="6" w:tentative="1">
+      <w:start w:val="1"/>
+      <w:numFmt w:val="bullet"/>
+      <w:lvlText w:val=""/>
+      <w:lvlJc w:val="left"/>
+      <w:pPr>
+        <w:tabs>
+          <w:tab w:val="num" w:pos="5040"/>
+        </w:tabs>
+        <w:ind w:left="5040" w:hanging="360"/>
+      </w:pPr>
+      <w:rPr>
+        <w:rFonts w:ascii="Wingdings" w:hAnsi="Wingdings" w:hint="default"/>
+        <w:sz w:val="20"/>
+      </w:rPr>
+    </w:lvl>
+    <w:lvl w:ilvl="7" w:tentative="1">
+      <w:start w:val="1"/>
+      <w:numFmt w:val="bullet"/>
+      <w:lvlText w:val=""/>
+      <w:lvlJc w:val="left"/>
+      <w:pPr>
+        <w:tabs>
+          <w:tab w:val="num" w:pos="5760"/>
+        </w:tabs>
+        <w:ind w:left="5760" w:hanging="360"/>
+      </w:pPr>
+      <w:rPr>
+        <w:rFonts w:ascii="Wingdings" w:hAnsi="Wingdings" w:hint="default"/>
+        <w:sz w:val="20"/>
+      </w:rPr>
+    </w:lvl>
+    <w:lvl w:ilvl="8" w:tentative="1">
+      <w:start w:val="1"/>
+      <w:numFmt w:val="bullet"/>
+      <w:lvlText w:val=""/>
+      <w:lvlJc w:val="left"/>
+      <w:pPr>
+        <w:tabs>
+          <w:tab w:val="num" w:pos="6480"/>
+        </w:tabs>
+        <w:ind w:left="6480" w:hanging="360"/>
+      </w:pPr>
+      <w:rPr>
+        <w:rFonts w:ascii="Wingdings" w:hAnsi="Wingdings" w:hint="default"/>
+        <w:sz w:val="20"/>
+      </w:rPr>
+    </w:lvl>
+  </w:abstractNum>
+  <w:abstractNum w:abstractNumId="13" w15:restartNumberingAfterBreak="0">
+    <w:nsid w:val="793C3E59"/>
+    <w:multiLevelType w:val="multilevel"/>
+    <w:tmpl w:val="2878F1D6"/>
+    <w:lvl w:ilvl="0">
+      <w:start w:val="1"/>
+      <w:numFmt w:val="bullet"/>
+      <w:lvlText w:val=""/>
+      <w:lvlJc w:val="left"/>
+      <w:pPr>
+        <w:tabs>
+          <w:tab w:val="num" w:pos="720"/>
+        </w:tabs>
+        <w:ind w:left="720" w:hanging="360"/>
+      </w:pPr>
+      <w:rPr>
+        <w:rFonts w:ascii="Symbol" w:hAnsi="Symbol" w:hint="default"/>
+        <w:sz w:val="20"/>
+      </w:rPr>
+    </w:lvl>
+    <w:lvl w:ilvl="1" w:tentative="1">
+      <w:start w:val="1"/>
+      <w:numFmt w:val="bullet"/>
+      <w:lvlText w:val="o"/>
+      <w:lvlJc w:val="left"/>
+      <w:pPr>
+        <w:tabs>
+          <w:tab w:val="num" w:pos="1440"/>
+        </w:tabs>
+        <w:ind w:left="1440" w:hanging="360"/>
+      </w:pPr>
+      <w:rPr>
+        <w:rFonts w:ascii="Courier New" w:hAnsi="Courier New" w:hint="default"/>
+        <w:sz w:val="20"/>
+      </w:rPr>
+    </w:lvl>
+    <w:lvl w:ilvl="2" w:tentative="1">
+      <w:start w:val="1"/>
+      <w:numFmt w:val="bullet"/>
+      <w:lvlText w:val=""/>
+      <w:lvlJc w:val="left"/>
+      <w:pPr>
+        <w:tabs>
+          <w:tab w:val="num" w:pos="2160"/>
+        </w:tabs>
+        <w:ind w:left="2160" w:hanging="360"/>
+      </w:pPr>
+      <w:rPr>
+        <w:rFonts w:ascii="Wingdings" w:hAnsi="Wingdings" w:hint="default"/>
+        <w:sz w:val="20"/>
+      </w:rPr>
+    </w:lvl>
+    <w:lvl w:ilvl="3" w:tentative="1">
+      <w:start w:val="1"/>
+      <w:numFmt w:val="bullet"/>
+      <w:lvlText w:val=""/>
+      <w:lvlJc w:val="left"/>
+      <w:pPr>
+        <w:tabs>
+          <w:tab w:val="num" w:pos="2880"/>
+        </w:tabs>
+        <w:ind w:left="2880" w:hanging="360"/>
+      </w:pPr>
+      <w:rPr>
+        <w:rFonts w:ascii="Wingdings" w:hAnsi="Wingdings" w:hint="default"/>
+        <w:sz w:val="20"/>
+      </w:rPr>
+    </w:lvl>
+    <w:lvl w:ilvl="4" w:tentative="1">
+      <w:start w:val="1"/>
+      <w:numFmt w:val="bullet"/>
+      <w:lvlText w:val=""/>
+      <w:lvlJc w:val="left"/>
+      <w:pPr>
+        <w:tabs>
+          <w:tab w:val="num" w:pos="3600"/>
+        </w:tabs>
+        <w:ind w:left="3600" w:hanging="360"/>
+      </w:pPr>
+      <w:rPr>
+        <w:rFonts w:ascii="Wingdings" w:hAnsi="Wingdings" w:hint="default"/>
+        <w:sz w:val="20"/>
+      </w:rPr>
+    </w:lvl>
+    <w:lvl w:ilvl="5" w:tentative="1">
+      <w:start w:val="1"/>
+      <w:numFmt w:val="bullet"/>
+      <w:lvlText w:val=""/>
+      <w:lvlJc w:val="left"/>
+      <w:pPr>
+        <w:tabs>
+          <w:tab w:val="num" w:pos="4320"/>
+        </w:tabs>
+        <w:ind w:left="4320" w:hanging="360"/>
+      </w:pPr>
+      <w:rPr>
+        <w:rFonts w:ascii="Wingdings" w:hAnsi="Wingdings" w:hint="default"/>
+        <w:sz w:val="20"/>
+      </w:rPr>
+    </w:lvl>
+    <w:lvl w:ilvl="6" w:tentative="1">
+      <w:start w:val="1"/>
+      <w:numFmt w:val="bullet"/>
+      <w:lvlText w:val=""/>
+      <w:lvlJc w:val="left"/>
+      <w:pPr>
+        <w:tabs>
+          <w:tab w:val="num" w:pos="5040"/>
+        </w:tabs>
+        <w:ind w:left="5040" w:hanging="360"/>
+      </w:pPr>
+      <w:rPr>
+        <w:rFonts w:ascii="Wingdings" w:hAnsi="Wingdings" w:hint="default"/>
+        <w:sz w:val="20"/>
+      </w:rPr>
+    </w:lvl>
+    <w:lvl w:ilvl="7" w:tentative="1">
+      <w:start w:val="1"/>
+      <w:numFmt w:val="bullet"/>
+      <w:lvlText w:val=""/>
+      <w:lvlJc w:val="left"/>
+      <w:pPr>
+        <w:tabs>
+          <w:tab w:val="num" w:pos="5760"/>
+        </w:tabs>
+        <w:ind w:left="5760" w:hanging="360"/>
+      </w:pPr>
+      <w:rPr>
+        <w:rFonts w:ascii="Wingdings" w:hAnsi="Wingdings" w:hint="default"/>
+        <w:sz w:val="20"/>
+      </w:rPr>
+    </w:lvl>
+    <w:lvl w:ilvl="8" w:tentative="1">
+      <w:start w:val="1"/>
+      <w:numFmt w:val="bullet"/>
+      <w:lvlText w:val=""/>
+      <w:lvlJc w:val="left"/>
+      <w:pPr>
+        <w:tabs>
+          <w:tab w:val="num" w:pos="6480"/>
+        </w:tabs>
+        <w:ind w:left="6480" w:hanging="360"/>
+      </w:pPr>
+      <w:rPr>
+        <w:rFonts w:ascii="Wingdings" w:hAnsi="Wingdings" w:hint="default"/>
+        <w:sz w:val="20"/>
+      </w:rPr>
+    </w:lvl>
+  </w:abstractNum>
+  <w:abstractNum w:abstractNumId="14" w15:restartNumberingAfterBreak="0">
+    <w:nsid w:val="7FB34F72"/>
+    <w:multiLevelType w:val="multilevel"/>
+    <w:tmpl w:val="346A2F2A"/>
+    <w:lvl w:ilvl="0">
+      <w:start w:val="1"/>
+      <w:numFmt w:val="bullet"/>
+      <w:lvlText w:val=""/>
+      <w:lvlJc w:val="left"/>
+      <w:pPr>
+        <w:tabs>
+          <w:tab w:val="num" w:pos="720"/>
+        </w:tabs>
+        <w:ind w:left="720" w:hanging="360"/>
+      </w:pPr>
+      <w:rPr>
+        <w:rFonts w:ascii="Symbol" w:hAnsi="Symbol" w:hint="default"/>
+        <w:sz w:val="20"/>
+      </w:rPr>
+    </w:lvl>
+    <w:lvl w:ilvl="1" w:tentative="1">
+      <w:start w:val="1"/>
+      <w:numFmt w:val="bullet"/>
+      <w:lvlText w:val="o"/>
+      <w:lvlJc w:val="left"/>
+      <w:pPr>
+        <w:tabs>
+          <w:tab w:val="num" w:pos="1440"/>
+        </w:tabs>
+        <w:ind w:left="1440" w:hanging="360"/>
+      </w:pPr>
+      <w:rPr>
+        <w:rFonts w:ascii="Courier New" w:hAnsi="Courier New" w:hint="default"/>
+        <w:sz w:val="20"/>
+      </w:rPr>
+    </w:lvl>
+    <w:lvl w:ilvl="2" w:tentative="1">
+      <w:start w:val="1"/>
+      <w:numFmt w:val="bullet"/>
+      <w:lvlText w:val=""/>
+      <w:lvlJc w:val="left"/>
+      <w:pPr>
+        <w:tabs>
+          <w:tab w:val="num" w:pos="2160"/>
+        </w:tabs>
+        <w:ind w:left="2160" w:hanging="360"/>
+      </w:pPr>
+      <w:rPr>
+        <w:rFonts w:ascii="Wingdings" w:hAnsi="Wingdings" w:hint="default"/>
+        <w:sz w:val="20"/>
+      </w:rPr>
+    </w:lvl>
+    <w:lvl w:ilvl="3" w:tentative="1">
+      <w:start w:val="1"/>
+      <w:numFmt w:val="bullet"/>
+      <w:lvlText w:val=""/>
+      <w:lvlJc w:val="left"/>
+      <w:pPr>
+        <w:tabs>
+          <w:tab w:val="num" w:pos="2880"/>
+        </w:tabs>
+        <w:ind w:left="2880" w:hanging="360"/>
+      </w:pPr>
+      <w:rPr>
+        <w:rFonts w:ascii="Wingdings" w:hAnsi="Wingdings" w:hint="default"/>
+        <w:sz w:val="20"/>
+      </w:rPr>
+    </w:lvl>
+    <w:lvl w:ilvl="4" w:tentative="1">
+      <w:start w:val="1"/>
+      <w:numFmt w:val="bullet"/>
+      <w:lvlText w:val=""/>
+      <w:lvlJc w:val="left"/>
+      <w:pPr>
+        <w:tabs>
+          <w:tab w:val="num" w:pos="3600"/>
+        </w:tabs>
+        <w:ind w:left="3600" w:hanging="360"/>
+      </w:pPr>
+      <w:rPr>
+        <w:rFonts w:ascii="Wingdings" w:hAnsi="Wingdings" w:hint="default"/>
+        <w:sz w:val="20"/>
+      </w:rPr>
+    </w:lvl>
+    <w:lvl w:ilvl="5" w:tentative="1">
+      <w:start w:val="1"/>
+      <w:numFmt w:val="bullet"/>
+      <w:lvlText w:val=""/>
+      <w:lvlJc w:val="left"/>
+      <w:pPr>
+        <w:tabs>
+          <w:tab w:val="num" w:pos="4320"/>
+        </w:tabs>
+        <w:ind w:left="4320" w:hanging="360"/>
+      </w:pPr>
+      <w:rPr>
+        <w:rFonts w:ascii="Wingdings" w:hAnsi="Wingdings" w:hint="default"/>
+        <w:sz w:val="20"/>
+      </w:rPr>
+    </w:lvl>
+    <w:lvl w:ilvl="6" w:tentative="1">
+      <w:start w:val="1"/>
+      <w:numFmt w:val="bullet"/>
+      <w:lvlText w:val=""/>
+      <w:lvlJc w:val="left"/>
+      <w:pPr>
+        <w:tabs>
+          <w:tab w:val="num" w:pos="5040"/>
+        </w:tabs>
+        <w:ind w:left="5040" w:hanging="360"/>
+      </w:pPr>
+      <w:rPr>
+        <w:rFonts w:ascii="Wingdings" w:hAnsi="Wingdings" w:hint="default"/>
+        <w:sz w:val="20"/>
+      </w:rPr>
+    </w:lvl>
+    <w:lvl w:ilvl="7" w:tentative="1">
+      <w:start w:val="1"/>
+      <w:numFmt w:val="bullet"/>
+      <w:lvlText w:val=""/>
+      <w:lvlJc w:val="left"/>
+      <w:pPr>
+        <w:tabs>
+          <w:tab w:val="num" w:pos="5760"/>
+        </w:tabs>
+        <w:ind w:left="5760" w:hanging="360"/>
+      </w:pPr>
+      <w:rPr>
+        <w:rFonts w:ascii="Wingdings" w:hAnsi="Wingdings" w:hint="default"/>
+        <w:sz w:val="20"/>
+      </w:rPr>
+    </w:lvl>
+    <w:lvl w:ilvl="8" w:tentative="1">
+      <w:start w:val="1"/>
+      <w:numFmt w:val="bullet"/>
+      <w:lvlText w:val=""/>
+      <w:lvlJc w:val="left"/>
+      <w:pPr>
+        <w:tabs>
+          <w:tab w:val="num" w:pos="6480"/>
+        </w:tabs>
+        <w:ind w:left="6480" w:hanging="360"/>
+      </w:pPr>
+      <w:rPr>
+        <w:rFonts w:ascii="Wingdings" w:hAnsi="Wingdings" w:hint="default"/>
+        <w:sz w:val="20"/>
+      </w:rPr>
+    </w:lvl>
+  </w:abstractNum>
   <w:num w:numId="1" w16cid:durableId="1170022883">
-    <w:abstractNumId w:val="4"/>
+    <w:abstractNumId w:val="10"/>
   </w:num>
   <w:num w:numId="2" w16cid:durableId="1120497032">
+    <w:abstractNumId w:val="5"/>
+  </w:num>
+  <w:num w:numId="3" w16cid:durableId="180322058">
+    <w:abstractNumId w:val="8"/>
+  </w:num>
+  <w:num w:numId="4" w16cid:durableId="2101635020">
+    <w:abstractNumId w:val="9"/>
+  </w:num>
+  <w:num w:numId="5" w16cid:durableId="423067169">
+    <w:abstractNumId w:val="6"/>
+  </w:num>
+  <w:num w:numId="6" w16cid:durableId="698820834">
+    <w:abstractNumId w:val="13"/>
+  </w:num>
+  <w:num w:numId="7" w16cid:durableId="1455563741">
+    <w:abstractNumId w:val="2"/>
+  </w:num>
+  <w:num w:numId="8" w16cid:durableId="2038238360">
+    <w:abstractNumId w:val="3"/>
+  </w:num>
+  <w:num w:numId="9" w16cid:durableId="1048719622">
+    <w:abstractNumId w:val="7"/>
+  </w:num>
+  <w:num w:numId="10" w16cid:durableId="1648126974">
+    <w:abstractNumId w:val="14"/>
+  </w:num>
+  <w:num w:numId="11" w16cid:durableId="581331798">
     <w:abstractNumId w:val="0"/>
   </w:num>
-  <w:num w:numId="3" w16cid:durableId="180322058">
-    <w:abstractNumId w:val="2"/>
+  <w:num w:numId="12" w16cid:durableId="1378621874">
+    <w:abstractNumId w:val="1"/>
   </w:num>
-  <w:num w:numId="4" w16cid:durableId="2101635020">
-    <w:abstractNumId w:val="3"/>
+  <w:num w:numId="13" w16cid:durableId="503980159">
+    <w:abstractNumId w:val="12"/>
   </w:num>
-  <w:num w:numId="5" w16cid:durableId="423067169">
-    <w:abstractNumId w:val="1"/>
+  <w:num w:numId="14" w16cid:durableId="1159274524">
+    <w:abstractNumId w:val="11"/>
+  </w:num>
+  <w:num w:numId="15" w16cid:durableId="1051656202">
+    <w:abstractNumId w:val="4"/>
   </w:num>
 </w:numbering>
 </file>
 
 <file path=word/styles.xml><?xml version="1.0" encoding="utf-8"?>
-<w:styles xmlns:mc="http://schemas.openxmlformats.org/markup-compatibility/2006" xmlns:r="http://schemas.openxmlformats.org/officeDocument/2006/relationships" xmlns:w="http://schemas.openxmlformats.org/wordprocessingml/2006/main" xmlns:w14="http://schemas.microsoft.com/office/word/2010/wordml" xmlns:w15="http://schemas.microsoft.com/office/word/2012/wordml" xmlns:w16cex="http://schemas.microsoft.com/office/word/2018/wordml/cex" xmlns:w16cid="http://schemas.microsoft.com/office/word/2016/wordml/cid" xmlns:w16="http://schemas.microsoft.com/office/word/2018/wordml" xmlns:w16sdtdh="http://schemas.microsoft.com/office/word/2020/wordml/sdtdatahash" xmlns:w16se="http://schemas.microsoft.com/office/word/2015/wordml/symex" mc:Ignorable="w14 w15 w16se w16cid w16 w16cex w16sdtdh">
+<w:styles xmlns:mc="http://schemas.openxmlformats.org/markup-compatibility/2006" xmlns:r="http://schemas.openxmlformats.org/officeDocument/2006/relationships" xmlns:w="http://schemas.openxmlformats.org/wordprocessingml/2006/main" xmlns:w14="http://schemas.microsoft.com/office/word/2010/wordml" xmlns:w15="http://schemas.microsoft.com/office/word/2012/wordml" xmlns:w16cex="http://schemas.microsoft.com/office/word/2018/wordml/cex" xmlns:w16cid="http://schemas.microsoft.com/office/word/2016/wordml/cid" xmlns:w16="http://schemas.microsoft.com/office/word/2018/wordml" xmlns:w16du="http://schemas.microsoft.com/office/word/2023/wordml/word16du" xmlns:w16sdtdh="http://schemas.microsoft.com/office/word/2020/wordml/sdtdatahash" xmlns:w16sdtfl="http://schemas.microsoft.com/office/word/2024/wordml/sdtformatlock" xmlns:w16se="http://schemas.microsoft.com/office/word/2015/wordml/symex" mc:Ignorable="w14 w15 w16se w16cid w16 w16cex w16sdtdh w16sdtfl w16du">
   <w:docDefaults>
     <w:rPrDefault>
       <w:rPr>
@@ -1780,7 +4112,6 @@
     <w:next w:val="Normal"/>
     <w:link w:val="Ttulo2Char"/>
     <w:uiPriority w:val="9"/>
-    <w:semiHidden/>
     <w:unhideWhenUsed/>
     <w:qFormat/>
     <w:rsid w:val="005E7158"/>
@@ -1996,7 +4327,6 @@
     <w:basedOn w:val="Fontepargpadro"/>
     <w:link w:val="Ttulo2"/>
     <w:uiPriority w:val="9"/>
-    <w:semiHidden/>
     <w:rsid w:val="005E7158"/>
     <w:rPr>
       <w:rFonts w:asciiTheme="majorHAnsi" w:eastAsiaTheme="majorEastAsia" w:hAnsiTheme="majorHAnsi" w:cstheme="majorBidi"/>
@@ -2268,7 +4598,1550 @@
       <w:spacing w:val="5"/>
     </w:rPr>
   </w:style>
+  <w:style w:type="table" w:styleId="TabeladeGrade5Escura-nfase5">
+    <w:name w:val="Grid Table 5 Dark Accent 5"/>
+    <w:basedOn w:val="Tabelanormal"/>
+    <w:uiPriority w:val="50"/>
+    <w:rsid w:val="00473203"/>
+    <w:pPr>
+      <w:spacing w:after="0" w:line="240" w:lineRule="auto"/>
+    </w:pPr>
+    <w:tblPr>
+      <w:tblStyleRowBandSize w:val="1"/>
+      <w:tblStyleColBandSize w:val="1"/>
+      <w:tblBorders>
+        <w:top w:val="single" w:sz="4" w:space="0" w:color="FFFFFF" w:themeColor="background1"/>
+        <w:left w:val="single" w:sz="4" w:space="0" w:color="FFFFFF" w:themeColor="background1"/>
+        <w:bottom w:val="single" w:sz="4" w:space="0" w:color="FFFFFF" w:themeColor="background1"/>
+        <w:right w:val="single" w:sz="4" w:space="0" w:color="FFFFFF" w:themeColor="background1"/>
+        <w:insideH w:val="single" w:sz="4" w:space="0" w:color="FFFFFF" w:themeColor="background1"/>
+        <w:insideV w:val="single" w:sz="4" w:space="0" w:color="FFFFFF" w:themeColor="background1"/>
+      </w:tblBorders>
+    </w:tblPr>
+    <w:tcPr>
+      <w:shd w:val="clear" w:color="auto" w:fill="F2CEED" w:themeFill="accent5" w:themeFillTint="33"/>
+    </w:tcPr>
+    <w:tblStylePr w:type="firstRow">
+      <w:rPr>
+        <w:b/>
+        <w:bCs/>
+        <w:color w:val="FFFFFF" w:themeColor="background1"/>
+      </w:rPr>
+      <w:tblPr/>
+      <w:tcPr>
+        <w:tcBorders>
+          <w:top w:val="single" w:sz="4" w:space="0" w:color="FFFFFF" w:themeColor="background1"/>
+          <w:left w:val="single" w:sz="4" w:space="0" w:color="FFFFFF" w:themeColor="background1"/>
+          <w:right w:val="single" w:sz="4" w:space="0" w:color="FFFFFF" w:themeColor="background1"/>
+          <w:insideH w:val="nil"/>
+          <w:insideV w:val="nil"/>
+        </w:tcBorders>
+        <w:shd w:val="clear" w:color="auto" w:fill="A02B93" w:themeFill="accent5"/>
+      </w:tcPr>
+    </w:tblStylePr>
+    <w:tblStylePr w:type="lastRow">
+      <w:rPr>
+        <w:b/>
+        <w:bCs/>
+        <w:color w:val="FFFFFF" w:themeColor="background1"/>
+      </w:rPr>
+      <w:tblPr/>
+      <w:tcPr>
+        <w:tcBorders>
+          <w:left w:val="single" w:sz="4" w:space="0" w:color="FFFFFF" w:themeColor="background1"/>
+          <w:bottom w:val="single" w:sz="4" w:space="0" w:color="FFFFFF" w:themeColor="background1"/>
+          <w:right w:val="single" w:sz="4" w:space="0" w:color="FFFFFF" w:themeColor="background1"/>
+          <w:insideH w:val="nil"/>
+          <w:insideV w:val="nil"/>
+        </w:tcBorders>
+        <w:shd w:val="clear" w:color="auto" w:fill="A02B93" w:themeFill="accent5"/>
+      </w:tcPr>
+    </w:tblStylePr>
+    <w:tblStylePr w:type="firstCol">
+      <w:rPr>
+        <w:b/>
+        <w:bCs/>
+        <w:color w:val="FFFFFF" w:themeColor="background1"/>
+      </w:rPr>
+      <w:tblPr/>
+      <w:tcPr>
+        <w:tcBorders>
+          <w:top w:val="single" w:sz="4" w:space="0" w:color="FFFFFF" w:themeColor="background1"/>
+          <w:left w:val="single" w:sz="4" w:space="0" w:color="FFFFFF" w:themeColor="background1"/>
+          <w:bottom w:val="single" w:sz="4" w:space="0" w:color="FFFFFF" w:themeColor="background1"/>
+          <w:insideV w:val="nil"/>
+        </w:tcBorders>
+        <w:shd w:val="clear" w:color="auto" w:fill="A02B93" w:themeFill="accent5"/>
+      </w:tcPr>
+    </w:tblStylePr>
+    <w:tblStylePr w:type="lastCol">
+      <w:rPr>
+        <w:b/>
+        <w:bCs/>
+        <w:color w:val="FFFFFF" w:themeColor="background1"/>
+      </w:rPr>
+      <w:tblPr/>
+      <w:tcPr>
+        <w:tcBorders>
+          <w:top w:val="single" w:sz="4" w:space="0" w:color="FFFFFF" w:themeColor="background1"/>
+          <w:bottom w:val="single" w:sz="4" w:space="0" w:color="FFFFFF" w:themeColor="background1"/>
+          <w:right w:val="single" w:sz="4" w:space="0" w:color="FFFFFF" w:themeColor="background1"/>
+          <w:insideV w:val="nil"/>
+        </w:tcBorders>
+        <w:shd w:val="clear" w:color="auto" w:fill="A02B93" w:themeFill="accent5"/>
+      </w:tcPr>
+    </w:tblStylePr>
+    <w:tblStylePr w:type="band1Vert">
+      <w:tblPr/>
+      <w:tcPr>
+        <w:shd w:val="clear" w:color="auto" w:fill="E59EDC" w:themeFill="accent5" w:themeFillTint="66"/>
+      </w:tcPr>
+    </w:tblStylePr>
+    <w:tblStylePr w:type="band1Horz">
+      <w:tblPr/>
+      <w:tcPr>
+        <w:shd w:val="clear" w:color="auto" w:fill="E59EDC" w:themeFill="accent5" w:themeFillTint="66"/>
+      </w:tcPr>
+    </w:tblStylePr>
+  </w:style>
+  <w:style w:type="table" w:styleId="TabeladeGrade1Clara">
+    <w:name w:val="Grid Table 1 Light"/>
+    <w:basedOn w:val="Tabelanormal"/>
+    <w:uiPriority w:val="46"/>
+    <w:rsid w:val="00473203"/>
+    <w:pPr>
+      <w:spacing w:after="0" w:line="240" w:lineRule="auto"/>
+    </w:pPr>
+    <w:tblPr>
+      <w:tblStyleRowBandSize w:val="1"/>
+      <w:tblStyleColBandSize w:val="1"/>
+      <w:tblBorders>
+        <w:top w:val="single" w:sz="4" w:space="0" w:color="999999" w:themeColor="text1" w:themeTint="66"/>
+        <w:left w:val="single" w:sz="4" w:space="0" w:color="999999" w:themeColor="text1" w:themeTint="66"/>
+        <w:bottom w:val="single" w:sz="4" w:space="0" w:color="999999" w:themeColor="text1" w:themeTint="66"/>
+        <w:right w:val="single" w:sz="4" w:space="0" w:color="999999" w:themeColor="text1" w:themeTint="66"/>
+        <w:insideH w:val="single" w:sz="4" w:space="0" w:color="999999" w:themeColor="text1" w:themeTint="66"/>
+        <w:insideV w:val="single" w:sz="4" w:space="0" w:color="999999" w:themeColor="text1" w:themeTint="66"/>
+      </w:tblBorders>
+    </w:tblPr>
+    <w:tblStylePr w:type="firstRow">
+      <w:rPr>
+        <w:b/>
+        <w:bCs/>
+      </w:rPr>
+      <w:tblPr/>
+      <w:tcPr>
+        <w:tcBorders>
+          <w:bottom w:val="single" w:sz="12" w:space="0" w:color="666666" w:themeColor="text1" w:themeTint="99"/>
+        </w:tcBorders>
+      </w:tcPr>
+    </w:tblStylePr>
+    <w:tblStylePr w:type="lastRow">
+      <w:rPr>
+        <w:b/>
+        <w:bCs/>
+      </w:rPr>
+      <w:tblPr/>
+      <w:tcPr>
+        <w:tcBorders>
+          <w:top w:val="double" w:sz="2" w:space="0" w:color="666666" w:themeColor="text1" w:themeTint="99"/>
+        </w:tcBorders>
+      </w:tcPr>
+    </w:tblStylePr>
+    <w:tblStylePr w:type="firstCol">
+      <w:rPr>
+        <w:b/>
+        <w:bCs/>
+      </w:rPr>
+    </w:tblStylePr>
+    <w:tblStylePr w:type="lastCol">
+      <w:rPr>
+        <w:b/>
+        <w:bCs/>
+      </w:rPr>
+    </w:tblStylePr>
+  </w:style>
+  <w:style w:type="table" w:styleId="TabeladeGrade1Clara-nfase1">
+    <w:name w:val="Grid Table 1 Light Accent 1"/>
+    <w:basedOn w:val="Tabelanormal"/>
+    <w:uiPriority w:val="46"/>
+    <w:rsid w:val="00473203"/>
+    <w:pPr>
+      <w:spacing w:after="0" w:line="240" w:lineRule="auto"/>
+    </w:pPr>
+    <w:tblPr>
+      <w:tblStyleRowBandSize w:val="1"/>
+      <w:tblStyleColBandSize w:val="1"/>
+      <w:tblBorders>
+        <w:top w:val="single" w:sz="4" w:space="0" w:color="83CAEB" w:themeColor="accent1" w:themeTint="66"/>
+        <w:left w:val="single" w:sz="4" w:space="0" w:color="83CAEB" w:themeColor="accent1" w:themeTint="66"/>
+        <w:bottom w:val="single" w:sz="4" w:space="0" w:color="83CAEB" w:themeColor="accent1" w:themeTint="66"/>
+        <w:right w:val="single" w:sz="4" w:space="0" w:color="83CAEB" w:themeColor="accent1" w:themeTint="66"/>
+        <w:insideH w:val="single" w:sz="4" w:space="0" w:color="83CAEB" w:themeColor="accent1" w:themeTint="66"/>
+        <w:insideV w:val="single" w:sz="4" w:space="0" w:color="83CAEB" w:themeColor="accent1" w:themeTint="66"/>
+      </w:tblBorders>
+    </w:tblPr>
+    <w:tblStylePr w:type="firstRow">
+      <w:rPr>
+        <w:b/>
+        <w:bCs/>
+      </w:rPr>
+      <w:tblPr/>
+      <w:tcPr>
+        <w:tcBorders>
+          <w:bottom w:val="single" w:sz="12" w:space="0" w:color="45B0E1" w:themeColor="accent1" w:themeTint="99"/>
+        </w:tcBorders>
+      </w:tcPr>
+    </w:tblStylePr>
+    <w:tblStylePr w:type="lastRow">
+      <w:rPr>
+        <w:b/>
+        <w:bCs/>
+      </w:rPr>
+      <w:tblPr/>
+      <w:tcPr>
+        <w:tcBorders>
+          <w:top w:val="double" w:sz="2" w:space="0" w:color="45B0E1" w:themeColor="accent1" w:themeTint="99"/>
+        </w:tcBorders>
+      </w:tcPr>
+    </w:tblStylePr>
+    <w:tblStylePr w:type="firstCol">
+      <w:rPr>
+        <w:b/>
+        <w:bCs/>
+      </w:rPr>
+    </w:tblStylePr>
+    <w:tblStylePr w:type="lastCol">
+      <w:rPr>
+        <w:b/>
+        <w:bCs/>
+      </w:rPr>
+    </w:tblStylePr>
+  </w:style>
+  <w:style w:type="table" w:styleId="TabeladeGrade3-nfase1">
+    <w:name w:val="Grid Table 3 Accent 1"/>
+    <w:basedOn w:val="Tabelanormal"/>
+    <w:uiPriority w:val="48"/>
+    <w:rsid w:val="00473203"/>
+    <w:pPr>
+      <w:spacing w:after="0" w:line="240" w:lineRule="auto"/>
+    </w:pPr>
+    <w:tblPr>
+      <w:tblStyleRowBandSize w:val="1"/>
+      <w:tblStyleColBandSize w:val="1"/>
+      <w:tblBorders>
+        <w:top w:val="single" w:sz="4" w:space="0" w:color="45B0E1" w:themeColor="accent1" w:themeTint="99"/>
+        <w:left w:val="single" w:sz="4" w:space="0" w:color="45B0E1" w:themeColor="accent1" w:themeTint="99"/>
+        <w:bottom w:val="single" w:sz="4" w:space="0" w:color="45B0E1" w:themeColor="accent1" w:themeTint="99"/>
+        <w:right w:val="single" w:sz="4" w:space="0" w:color="45B0E1" w:themeColor="accent1" w:themeTint="99"/>
+        <w:insideH w:val="single" w:sz="4" w:space="0" w:color="45B0E1" w:themeColor="accent1" w:themeTint="99"/>
+        <w:insideV w:val="single" w:sz="4" w:space="0" w:color="45B0E1" w:themeColor="accent1" w:themeTint="99"/>
+      </w:tblBorders>
+    </w:tblPr>
+    <w:tblStylePr w:type="firstRow">
+      <w:rPr>
+        <w:b/>
+        <w:bCs/>
+      </w:rPr>
+      <w:tblPr/>
+      <w:tcPr>
+        <w:tcBorders>
+          <w:top w:val="nil"/>
+          <w:left w:val="nil"/>
+          <w:right w:val="nil"/>
+          <w:insideH w:val="nil"/>
+          <w:insideV w:val="nil"/>
+        </w:tcBorders>
+        <w:shd w:val="clear" w:color="auto" w:fill="FFFFFF" w:themeFill="background1"/>
+      </w:tcPr>
+    </w:tblStylePr>
+    <w:tblStylePr w:type="lastRow">
+      <w:rPr>
+        <w:b/>
+        <w:bCs/>
+      </w:rPr>
+      <w:tblPr/>
+      <w:tcPr>
+        <w:tcBorders>
+          <w:left w:val="nil"/>
+          <w:bottom w:val="nil"/>
+          <w:right w:val="nil"/>
+          <w:insideH w:val="nil"/>
+          <w:insideV w:val="nil"/>
+        </w:tcBorders>
+        <w:shd w:val="clear" w:color="auto" w:fill="FFFFFF" w:themeFill="background1"/>
+      </w:tcPr>
+    </w:tblStylePr>
+    <w:tblStylePr w:type="firstCol">
+      <w:pPr>
+        <w:jc w:val="right"/>
+      </w:pPr>
+      <w:rPr>
+        <w:i/>
+        <w:iCs/>
+      </w:rPr>
+      <w:tblPr/>
+      <w:tcPr>
+        <w:tcBorders>
+          <w:top w:val="nil"/>
+          <w:left w:val="nil"/>
+          <w:bottom w:val="nil"/>
+          <w:insideH w:val="nil"/>
+          <w:insideV w:val="nil"/>
+        </w:tcBorders>
+        <w:shd w:val="clear" w:color="auto" w:fill="FFFFFF" w:themeFill="background1"/>
+      </w:tcPr>
+    </w:tblStylePr>
+    <w:tblStylePr w:type="lastCol">
+      <w:rPr>
+        <w:i/>
+        <w:iCs/>
+      </w:rPr>
+      <w:tblPr/>
+      <w:tcPr>
+        <w:tcBorders>
+          <w:top w:val="nil"/>
+          <w:bottom w:val="nil"/>
+          <w:right w:val="nil"/>
+          <w:insideH w:val="nil"/>
+          <w:insideV w:val="nil"/>
+        </w:tcBorders>
+        <w:shd w:val="clear" w:color="auto" w:fill="FFFFFF" w:themeFill="background1"/>
+      </w:tcPr>
+    </w:tblStylePr>
+    <w:tblStylePr w:type="band1Vert">
+      <w:tblPr/>
+      <w:tcPr>
+        <w:shd w:val="clear" w:color="auto" w:fill="C1E4F5" w:themeFill="accent1" w:themeFillTint="33"/>
+      </w:tcPr>
+    </w:tblStylePr>
+    <w:tblStylePr w:type="band1Horz">
+      <w:tblPr/>
+      <w:tcPr>
+        <w:shd w:val="clear" w:color="auto" w:fill="C1E4F5" w:themeFill="accent1" w:themeFillTint="33"/>
+      </w:tcPr>
+    </w:tblStylePr>
+    <w:tblStylePr w:type="neCell">
+      <w:tblPr/>
+      <w:tcPr>
+        <w:tcBorders>
+          <w:bottom w:val="single" w:sz="4" w:space="0" w:color="45B0E1" w:themeColor="accent1" w:themeTint="99"/>
+        </w:tcBorders>
+      </w:tcPr>
+    </w:tblStylePr>
+    <w:tblStylePr w:type="nwCell">
+      <w:tblPr/>
+      <w:tcPr>
+        <w:tcBorders>
+          <w:bottom w:val="single" w:sz="4" w:space="0" w:color="45B0E1" w:themeColor="accent1" w:themeTint="99"/>
+        </w:tcBorders>
+      </w:tcPr>
+    </w:tblStylePr>
+    <w:tblStylePr w:type="seCell">
+      <w:tblPr/>
+      <w:tcPr>
+        <w:tcBorders>
+          <w:top w:val="single" w:sz="4" w:space="0" w:color="45B0E1" w:themeColor="accent1" w:themeTint="99"/>
+        </w:tcBorders>
+      </w:tcPr>
+    </w:tblStylePr>
+    <w:tblStylePr w:type="swCell">
+      <w:tblPr/>
+      <w:tcPr>
+        <w:tcBorders>
+          <w:top w:val="single" w:sz="4" w:space="0" w:color="45B0E1" w:themeColor="accent1" w:themeTint="99"/>
+        </w:tcBorders>
+      </w:tcPr>
+    </w:tblStylePr>
+  </w:style>
+  <w:style w:type="table" w:styleId="TabeladeGrade5Escura-nfase4">
+    <w:name w:val="Grid Table 5 Dark Accent 4"/>
+    <w:basedOn w:val="Tabelanormal"/>
+    <w:uiPriority w:val="50"/>
+    <w:rsid w:val="00473203"/>
+    <w:pPr>
+      <w:spacing w:after="0" w:line="240" w:lineRule="auto"/>
+    </w:pPr>
+    <w:tblPr>
+      <w:tblStyleRowBandSize w:val="1"/>
+      <w:tblStyleColBandSize w:val="1"/>
+      <w:tblBorders>
+        <w:top w:val="single" w:sz="4" w:space="0" w:color="FFFFFF" w:themeColor="background1"/>
+        <w:left w:val="single" w:sz="4" w:space="0" w:color="FFFFFF" w:themeColor="background1"/>
+        <w:bottom w:val="single" w:sz="4" w:space="0" w:color="FFFFFF" w:themeColor="background1"/>
+        <w:right w:val="single" w:sz="4" w:space="0" w:color="FFFFFF" w:themeColor="background1"/>
+        <w:insideH w:val="single" w:sz="4" w:space="0" w:color="FFFFFF" w:themeColor="background1"/>
+        <w:insideV w:val="single" w:sz="4" w:space="0" w:color="FFFFFF" w:themeColor="background1"/>
+      </w:tblBorders>
+    </w:tblPr>
+    <w:tcPr>
+      <w:shd w:val="clear" w:color="auto" w:fill="CAEDFB" w:themeFill="accent4" w:themeFillTint="33"/>
+    </w:tcPr>
+    <w:tblStylePr w:type="firstRow">
+      <w:rPr>
+        <w:b/>
+        <w:bCs/>
+        <w:color w:val="FFFFFF" w:themeColor="background1"/>
+      </w:rPr>
+      <w:tblPr/>
+      <w:tcPr>
+        <w:tcBorders>
+          <w:top w:val="single" w:sz="4" w:space="0" w:color="FFFFFF" w:themeColor="background1"/>
+          <w:left w:val="single" w:sz="4" w:space="0" w:color="FFFFFF" w:themeColor="background1"/>
+          <w:right w:val="single" w:sz="4" w:space="0" w:color="FFFFFF" w:themeColor="background1"/>
+          <w:insideH w:val="nil"/>
+          <w:insideV w:val="nil"/>
+        </w:tcBorders>
+        <w:shd w:val="clear" w:color="auto" w:fill="0F9ED5" w:themeFill="accent4"/>
+      </w:tcPr>
+    </w:tblStylePr>
+    <w:tblStylePr w:type="lastRow">
+      <w:rPr>
+        <w:b/>
+        <w:bCs/>
+        <w:color w:val="FFFFFF" w:themeColor="background1"/>
+      </w:rPr>
+      <w:tblPr/>
+      <w:tcPr>
+        <w:tcBorders>
+          <w:left w:val="single" w:sz="4" w:space="0" w:color="FFFFFF" w:themeColor="background1"/>
+          <w:bottom w:val="single" w:sz="4" w:space="0" w:color="FFFFFF" w:themeColor="background1"/>
+          <w:right w:val="single" w:sz="4" w:space="0" w:color="FFFFFF" w:themeColor="background1"/>
+          <w:insideH w:val="nil"/>
+          <w:insideV w:val="nil"/>
+        </w:tcBorders>
+        <w:shd w:val="clear" w:color="auto" w:fill="0F9ED5" w:themeFill="accent4"/>
+      </w:tcPr>
+    </w:tblStylePr>
+    <w:tblStylePr w:type="firstCol">
+      <w:rPr>
+        <w:b/>
+        <w:bCs/>
+        <w:color w:val="FFFFFF" w:themeColor="background1"/>
+      </w:rPr>
+      <w:tblPr/>
+      <w:tcPr>
+        <w:tcBorders>
+          <w:top w:val="single" w:sz="4" w:space="0" w:color="FFFFFF" w:themeColor="background1"/>
+          <w:left w:val="single" w:sz="4" w:space="0" w:color="FFFFFF" w:themeColor="background1"/>
+          <w:bottom w:val="single" w:sz="4" w:space="0" w:color="FFFFFF" w:themeColor="background1"/>
+          <w:insideV w:val="nil"/>
+        </w:tcBorders>
+        <w:shd w:val="clear" w:color="auto" w:fill="0F9ED5" w:themeFill="accent4"/>
+      </w:tcPr>
+    </w:tblStylePr>
+    <w:tblStylePr w:type="lastCol">
+      <w:rPr>
+        <w:b/>
+        <w:bCs/>
+        <w:color w:val="FFFFFF" w:themeColor="background1"/>
+      </w:rPr>
+      <w:tblPr/>
+      <w:tcPr>
+        <w:tcBorders>
+          <w:top w:val="single" w:sz="4" w:space="0" w:color="FFFFFF" w:themeColor="background1"/>
+          <w:bottom w:val="single" w:sz="4" w:space="0" w:color="FFFFFF" w:themeColor="background1"/>
+          <w:right w:val="single" w:sz="4" w:space="0" w:color="FFFFFF" w:themeColor="background1"/>
+          <w:insideV w:val="nil"/>
+        </w:tcBorders>
+        <w:shd w:val="clear" w:color="auto" w:fill="0F9ED5" w:themeFill="accent4"/>
+      </w:tcPr>
+    </w:tblStylePr>
+    <w:tblStylePr w:type="band1Vert">
+      <w:tblPr/>
+      <w:tcPr>
+        <w:shd w:val="clear" w:color="auto" w:fill="95DCF7" w:themeFill="accent4" w:themeFillTint="66"/>
+      </w:tcPr>
+    </w:tblStylePr>
+    <w:tblStylePr w:type="band1Horz">
+      <w:tblPr/>
+      <w:tcPr>
+        <w:shd w:val="clear" w:color="auto" w:fill="95DCF7" w:themeFill="accent4" w:themeFillTint="66"/>
+      </w:tcPr>
+    </w:tblStylePr>
+  </w:style>
+  <w:style w:type="table" w:styleId="TabeladeGradeClara">
+    <w:name w:val="Grid Table Light"/>
+    <w:basedOn w:val="Tabelanormal"/>
+    <w:uiPriority w:val="40"/>
+    <w:rsid w:val="00473203"/>
+    <w:pPr>
+      <w:spacing w:after="0" w:line="240" w:lineRule="auto"/>
+    </w:pPr>
+    <w:tblPr>
+      <w:tblBorders>
+        <w:top w:val="single" w:sz="4" w:space="0" w:color="BFBFBF" w:themeColor="background1" w:themeShade="BF"/>
+        <w:left w:val="single" w:sz="4" w:space="0" w:color="BFBFBF" w:themeColor="background1" w:themeShade="BF"/>
+        <w:bottom w:val="single" w:sz="4" w:space="0" w:color="BFBFBF" w:themeColor="background1" w:themeShade="BF"/>
+        <w:right w:val="single" w:sz="4" w:space="0" w:color="BFBFBF" w:themeColor="background1" w:themeShade="BF"/>
+        <w:insideH w:val="single" w:sz="4" w:space="0" w:color="BFBFBF" w:themeColor="background1" w:themeShade="BF"/>
+        <w:insideV w:val="single" w:sz="4" w:space="0" w:color="BFBFBF" w:themeColor="background1" w:themeShade="BF"/>
+      </w:tblBorders>
+    </w:tblPr>
+  </w:style>
+  <w:style w:type="table" w:styleId="TabeladeGrade1Clara-nfase4">
+    <w:name w:val="Grid Table 1 Light Accent 4"/>
+    <w:basedOn w:val="Tabelanormal"/>
+    <w:uiPriority w:val="46"/>
+    <w:rsid w:val="00473203"/>
+    <w:pPr>
+      <w:spacing w:after="0" w:line="240" w:lineRule="auto"/>
+    </w:pPr>
+    <w:tblPr>
+      <w:tblStyleRowBandSize w:val="1"/>
+      <w:tblStyleColBandSize w:val="1"/>
+      <w:tblBorders>
+        <w:top w:val="single" w:sz="4" w:space="0" w:color="95DCF7" w:themeColor="accent4" w:themeTint="66"/>
+        <w:left w:val="single" w:sz="4" w:space="0" w:color="95DCF7" w:themeColor="accent4" w:themeTint="66"/>
+        <w:bottom w:val="single" w:sz="4" w:space="0" w:color="95DCF7" w:themeColor="accent4" w:themeTint="66"/>
+        <w:right w:val="single" w:sz="4" w:space="0" w:color="95DCF7" w:themeColor="accent4" w:themeTint="66"/>
+        <w:insideH w:val="single" w:sz="4" w:space="0" w:color="95DCF7" w:themeColor="accent4" w:themeTint="66"/>
+        <w:insideV w:val="single" w:sz="4" w:space="0" w:color="95DCF7" w:themeColor="accent4" w:themeTint="66"/>
+      </w:tblBorders>
+    </w:tblPr>
+    <w:tblStylePr w:type="firstRow">
+      <w:rPr>
+        <w:b/>
+        <w:bCs/>
+      </w:rPr>
+      <w:tblPr/>
+      <w:tcPr>
+        <w:tcBorders>
+          <w:bottom w:val="single" w:sz="12" w:space="0" w:color="60CAF3" w:themeColor="accent4" w:themeTint="99"/>
+        </w:tcBorders>
+      </w:tcPr>
+    </w:tblStylePr>
+    <w:tblStylePr w:type="lastRow">
+      <w:rPr>
+        <w:b/>
+        <w:bCs/>
+      </w:rPr>
+      <w:tblPr/>
+      <w:tcPr>
+        <w:tcBorders>
+          <w:top w:val="double" w:sz="2" w:space="0" w:color="60CAF3" w:themeColor="accent4" w:themeTint="99"/>
+        </w:tcBorders>
+      </w:tcPr>
+    </w:tblStylePr>
+    <w:tblStylePr w:type="firstCol">
+      <w:rPr>
+        <w:b/>
+        <w:bCs/>
+      </w:rPr>
+    </w:tblStylePr>
+    <w:tblStylePr w:type="lastCol">
+      <w:rPr>
+        <w:b/>
+        <w:bCs/>
+      </w:rPr>
+    </w:tblStylePr>
+  </w:style>
+  <w:style w:type="paragraph" w:styleId="CabealhodoSumrio">
+    <w:name w:val="TOC Heading"/>
+    <w:basedOn w:val="Ttulo1"/>
+    <w:next w:val="Normal"/>
+    <w:uiPriority w:val="39"/>
+    <w:unhideWhenUsed/>
+    <w:qFormat/>
+    <w:rsid w:val="00473203"/>
+    <w:pPr>
+      <w:spacing w:before="240" w:after="0" w:line="259" w:lineRule="auto"/>
+      <w:outlineLvl w:val="9"/>
+    </w:pPr>
+    <w:rPr>
+      <w:kern w:val="0"/>
+      <w:sz w:val="32"/>
+      <w:szCs w:val="32"/>
+      <w:lang w:eastAsia="pt-BR"/>
+      <w14:ligatures w14:val="none"/>
+    </w:rPr>
+  </w:style>
+  <w:style w:type="paragraph" w:styleId="Sumrio1">
+    <w:name w:val="toc 1"/>
+    <w:basedOn w:val="Normal"/>
+    <w:next w:val="Normal"/>
+    <w:autoRedefine/>
+    <w:uiPriority w:val="39"/>
+    <w:unhideWhenUsed/>
+    <w:rsid w:val="00473203"/>
+    <w:pPr>
+      <w:spacing w:after="100"/>
+    </w:pPr>
+  </w:style>
+  <w:style w:type="paragraph" w:styleId="Sumrio2">
+    <w:name w:val="toc 2"/>
+    <w:basedOn w:val="Normal"/>
+    <w:next w:val="Normal"/>
+    <w:autoRedefine/>
+    <w:uiPriority w:val="39"/>
+    <w:unhideWhenUsed/>
+    <w:rsid w:val="00473203"/>
+    <w:pPr>
+      <w:spacing w:after="100"/>
+      <w:ind w:left="240"/>
+    </w:pPr>
+  </w:style>
+  <w:style w:type="character" w:styleId="Hyperlink">
+    <w:name w:val="Hyperlink"/>
+    <w:basedOn w:val="Fontepargpadro"/>
+    <w:uiPriority w:val="99"/>
+    <w:unhideWhenUsed/>
+    <w:rsid w:val="00473203"/>
+    <w:rPr>
+      <w:color w:val="467886" w:themeColor="hyperlink"/>
+      <w:u w:val="single"/>
+    </w:rPr>
+  </w:style>
+  <w:style w:type="paragraph" w:styleId="SemEspaamento">
+    <w:name w:val="No Spacing"/>
+    <w:link w:val="SemEspaamentoChar"/>
+    <w:uiPriority w:val="1"/>
+    <w:qFormat/>
+    <w:rsid w:val="00473203"/>
+    <w:pPr>
+      <w:spacing w:after="0" w:line="240" w:lineRule="auto"/>
+    </w:pPr>
+    <w:rPr>
+      <w:rFonts w:eastAsiaTheme="minorEastAsia"/>
+      <w:kern w:val="0"/>
+      <w:sz w:val="22"/>
+      <w:szCs w:val="22"/>
+      <w:lang w:eastAsia="pt-BR"/>
+      <w14:ligatures w14:val="none"/>
+    </w:rPr>
+  </w:style>
+  <w:style w:type="character" w:customStyle="1" w:styleId="SemEspaamentoChar">
+    <w:name w:val="Sem Espaçamento Char"/>
+    <w:basedOn w:val="Fontepargpadro"/>
+    <w:link w:val="SemEspaamento"/>
+    <w:uiPriority w:val="1"/>
+    <w:rsid w:val="00473203"/>
+    <w:rPr>
+      <w:rFonts w:eastAsiaTheme="minorEastAsia"/>
+      <w:kern w:val="0"/>
+      <w:sz w:val="22"/>
+      <w:szCs w:val="22"/>
+      <w:lang w:eastAsia="pt-BR"/>
+      <w14:ligatures w14:val="none"/>
+    </w:rPr>
+  </w:style>
+  <w:style w:type="table" w:styleId="TabeladeLista4-nfase1">
+    <w:name w:val="List Table 4 Accent 1"/>
+    <w:basedOn w:val="Tabelanormal"/>
+    <w:uiPriority w:val="49"/>
+    <w:rsid w:val="002C10ED"/>
+    <w:pPr>
+      <w:spacing w:after="0" w:line="240" w:lineRule="auto"/>
+    </w:pPr>
+    <w:tblPr>
+      <w:tblStyleRowBandSize w:val="1"/>
+      <w:tblStyleColBandSize w:val="1"/>
+      <w:tblBorders>
+        <w:top w:val="single" w:sz="4" w:space="0" w:color="45B0E1" w:themeColor="accent1" w:themeTint="99"/>
+        <w:left w:val="single" w:sz="4" w:space="0" w:color="45B0E1" w:themeColor="accent1" w:themeTint="99"/>
+        <w:bottom w:val="single" w:sz="4" w:space="0" w:color="45B0E1" w:themeColor="accent1" w:themeTint="99"/>
+        <w:right w:val="single" w:sz="4" w:space="0" w:color="45B0E1" w:themeColor="accent1" w:themeTint="99"/>
+        <w:insideH w:val="single" w:sz="4" w:space="0" w:color="45B0E1" w:themeColor="accent1" w:themeTint="99"/>
+      </w:tblBorders>
+    </w:tblPr>
+    <w:tblStylePr w:type="firstRow">
+      <w:rPr>
+        <w:b/>
+        <w:bCs/>
+        <w:color w:val="FFFFFF" w:themeColor="background1"/>
+      </w:rPr>
+      <w:tblPr/>
+      <w:tcPr>
+        <w:tcBorders>
+          <w:top w:val="single" w:sz="4" w:space="0" w:color="156082" w:themeColor="accent1"/>
+          <w:left w:val="single" w:sz="4" w:space="0" w:color="156082" w:themeColor="accent1"/>
+          <w:bottom w:val="single" w:sz="4" w:space="0" w:color="156082" w:themeColor="accent1"/>
+          <w:right w:val="single" w:sz="4" w:space="0" w:color="156082" w:themeColor="accent1"/>
+          <w:insideH w:val="nil"/>
+        </w:tcBorders>
+        <w:shd w:val="clear" w:color="auto" w:fill="156082" w:themeFill="accent1"/>
+      </w:tcPr>
+    </w:tblStylePr>
+    <w:tblStylePr w:type="lastRow">
+      <w:rPr>
+        <w:b/>
+        <w:bCs/>
+      </w:rPr>
+      <w:tblPr/>
+      <w:tcPr>
+        <w:tcBorders>
+          <w:top w:val="double" w:sz="4" w:space="0" w:color="45B0E1" w:themeColor="accent1" w:themeTint="99"/>
+        </w:tcBorders>
+      </w:tcPr>
+    </w:tblStylePr>
+    <w:tblStylePr w:type="firstCol">
+      <w:rPr>
+        <w:b/>
+        <w:bCs/>
+      </w:rPr>
+    </w:tblStylePr>
+    <w:tblStylePr w:type="lastCol">
+      <w:rPr>
+        <w:b/>
+        <w:bCs/>
+      </w:rPr>
+    </w:tblStylePr>
+    <w:tblStylePr w:type="band1Vert">
+      <w:tblPr/>
+      <w:tcPr>
+        <w:shd w:val="clear" w:color="auto" w:fill="C1E4F5" w:themeFill="accent1" w:themeFillTint="33"/>
+      </w:tcPr>
+    </w:tblStylePr>
+    <w:tblStylePr w:type="band1Horz">
+      <w:tblPr/>
+      <w:tcPr>
+        <w:shd w:val="clear" w:color="auto" w:fill="C1E4F5" w:themeFill="accent1" w:themeFillTint="33"/>
+      </w:tcPr>
+    </w:tblStylePr>
+  </w:style>
+  <w:style w:type="table" w:styleId="TabeladeLista3-nfase1">
+    <w:name w:val="List Table 3 Accent 1"/>
+    <w:basedOn w:val="Tabelanormal"/>
+    <w:uiPriority w:val="48"/>
+    <w:rsid w:val="002C10ED"/>
+    <w:pPr>
+      <w:spacing w:after="0" w:line="240" w:lineRule="auto"/>
+    </w:pPr>
+    <w:tblPr>
+      <w:tblStyleRowBandSize w:val="1"/>
+      <w:tblStyleColBandSize w:val="1"/>
+      <w:tblBorders>
+        <w:top w:val="single" w:sz="4" w:space="0" w:color="156082" w:themeColor="accent1"/>
+        <w:left w:val="single" w:sz="4" w:space="0" w:color="156082" w:themeColor="accent1"/>
+        <w:bottom w:val="single" w:sz="4" w:space="0" w:color="156082" w:themeColor="accent1"/>
+        <w:right w:val="single" w:sz="4" w:space="0" w:color="156082" w:themeColor="accent1"/>
+      </w:tblBorders>
+    </w:tblPr>
+    <w:tblStylePr w:type="firstRow">
+      <w:rPr>
+        <w:b/>
+        <w:bCs/>
+        <w:color w:val="FFFFFF" w:themeColor="background1"/>
+      </w:rPr>
+      <w:tblPr/>
+      <w:tcPr>
+        <w:shd w:val="clear" w:color="auto" w:fill="156082" w:themeFill="accent1"/>
+      </w:tcPr>
+    </w:tblStylePr>
+    <w:tblStylePr w:type="lastRow">
+      <w:rPr>
+        <w:b/>
+        <w:bCs/>
+      </w:rPr>
+      <w:tblPr/>
+      <w:tcPr>
+        <w:tcBorders>
+          <w:top w:val="double" w:sz="4" w:space="0" w:color="156082" w:themeColor="accent1"/>
+        </w:tcBorders>
+        <w:shd w:val="clear" w:color="auto" w:fill="FFFFFF" w:themeFill="background1"/>
+      </w:tcPr>
+    </w:tblStylePr>
+    <w:tblStylePr w:type="firstCol">
+      <w:rPr>
+        <w:b/>
+        <w:bCs/>
+      </w:rPr>
+      <w:tblPr/>
+      <w:tcPr>
+        <w:tcBorders>
+          <w:right w:val="nil"/>
+        </w:tcBorders>
+        <w:shd w:val="clear" w:color="auto" w:fill="FFFFFF" w:themeFill="background1"/>
+      </w:tcPr>
+    </w:tblStylePr>
+    <w:tblStylePr w:type="lastCol">
+      <w:rPr>
+        <w:b/>
+        <w:bCs/>
+      </w:rPr>
+      <w:tblPr/>
+      <w:tcPr>
+        <w:tcBorders>
+          <w:left w:val="nil"/>
+        </w:tcBorders>
+        <w:shd w:val="clear" w:color="auto" w:fill="FFFFFF" w:themeFill="background1"/>
+      </w:tcPr>
+    </w:tblStylePr>
+    <w:tblStylePr w:type="band1Vert">
+      <w:tblPr/>
+      <w:tcPr>
+        <w:tcBorders>
+          <w:left w:val="single" w:sz="4" w:space="0" w:color="156082" w:themeColor="accent1"/>
+          <w:right w:val="single" w:sz="4" w:space="0" w:color="156082" w:themeColor="accent1"/>
+        </w:tcBorders>
+      </w:tcPr>
+    </w:tblStylePr>
+    <w:tblStylePr w:type="band1Horz">
+      <w:tblPr/>
+      <w:tcPr>
+        <w:tcBorders>
+          <w:top w:val="single" w:sz="4" w:space="0" w:color="156082" w:themeColor="accent1"/>
+          <w:bottom w:val="single" w:sz="4" w:space="0" w:color="156082" w:themeColor="accent1"/>
+          <w:insideH w:val="nil"/>
+        </w:tcBorders>
+      </w:tcPr>
+    </w:tblStylePr>
+    <w:tblStylePr w:type="neCell">
+      <w:tblPr/>
+      <w:tcPr>
+        <w:tcBorders>
+          <w:left w:val="nil"/>
+          <w:bottom w:val="nil"/>
+        </w:tcBorders>
+      </w:tcPr>
+    </w:tblStylePr>
+    <w:tblStylePr w:type="nwCell">
+      <w:tblPr/>
+      <w:tcPr>
+        <w:tcBorders>
+          <w:bottom w:val="nil"/>
+          <w:right w:val="nil"/>
+        </w:tcBorders>
+      </w:tcPr>
+    </w:tblStylePr>
+    <w:tblStylePr w:type="seCell">
+      <w:tblPr/>
+      <w:tcPr>
+        <w:tcBorders>
+          <w:top w:val="double" w:sz="4" w:space="0" w:color="156082" w:themeColor="accent1"/>
+          <w:left w:val="nil"/>
+        </w:tcBorders>
+      </w:tcPr>
+    </w:tblStylePr>
+    <w:tblStylePr w:type="swCell">
+      <w:tblPr/>
+      <w:tcPr>
+        <w:tcBorders>
+          <w:top w:val="double" w:sz="4" w:space="0" w:color="156082" w:themeColor="accent1"/>
+          <w:right w:val="nil"/>
+        </w:tcBorders>
+      </w:tcPr>
+    </w:tblStylePr>
+  </w:style>
 </w:styles>
+</file>
+
+<file path=word/glossary/document.xml><?xml version="1.0" encoding="utf-8"?>
+<w:glossaryDocument xmlns:wpc="http://schemas.microsoft.com/office/word/2010/wordprocessingCanvas" xmlns:cx="http://schemas.microsoft.com/office/drawing/2014/chartex" xmlns:cx1="http://schemas.microsoft.com/office/drawing/2015/9/8/chartex" xmlns:cx2="http://schemas.microsoft.com/office/drawing/2015/10/21/chartex" xmlns:cx3="http://schemas.microsoft.com/office/drawing/2016/5/9/chartex" xmlns:cx4="http://schemas.microsoft.com/office/drawing/2016/5/10/chartex" xmlns:cx5="http://schemas.microsoft.com/office/drawing/2016/5/11/chartex" xmlns:cx6="http://schemas.microsoft.com/office/drawing/2016/5/12/chartex" xmlns:cx7="http://schemas.microsoft.com/office/drawing/2016/5/13/chartex" xmlns:cx8="http://schemas.microsoft.com/office/drawing/2016/5/14/chartex" xmlns:mc="http://schemas.openxmlformats.org/markup-compatibility/2006" xmlns:aink="http://schemas.microsoft.com/office/drawing/2016/ink" xmlns:am3d="http://schemas.microsoft.com/office/drawing/2017/model3d" xmlns:o="urn:schemas-microsoft-com:office:office" xmlns:oel="http://schemas.microsoft.com/office/2019/extlst" xmlns:r="http://schemas.openxmlformats.org/officeDocument/2006/relationships" xmlns:m="http://schemas.openxmlformats.org/officeDocument/2006/math" xmlns:v="urn:schemas-microsoft-com:vml" xmlns:wp14="http://schemas.microsoft.com/office/word/2010/wordprocessingDrawing" xmlns:wp="http://schemas.openxmlformats.org/drawingml/2006/wordprocessingDrawing" xmlns:w10="urn:schemas-microsoft-com:office:word" xmlns:w="http://schemas.openxmlformats.org/wordprocessingml/2006/main" xmlns:w14="http://schemas.microsoft.com/office/word/2010/wordml" xmlns:w15="http://schemas.microsoft.com/office/word/2012/wordml" xmlns:w16cex="http://schemas.microsoft.com/office/word/2018/wordml/cex" xmlns:w16cid="http://schemas.microsoft.com/office/word/2016/wordml/cid" xmlns:w16="http://schemas.microsoft.com/office/word/2018/wordml" xmlns:w16du="http://schemas.microsoft.com/office/word/2023/wordml/word16du" xmlns:w16sdtdh="http://schemas.microsoft.com/office/word/2020/wordml/sdtdatahash" xmlns:w16sdtfl="http://schemas.microsoft.com/office/word/2024/wordml/sdtformatlock" xmlns:w16se="http://schemas.microsoft.com/office/word/2015/wordml/symex" xmlns:wpg="http://schemas.microsoft.com/office/word/2010/wordprocessingGroup" xmlns:wpi="http://schemas.microsoft.com/office/word/2010/wordprocessingInk" xmlns:wne="http://schemas.microsoft.com/office/word/2006/wordml" xmlns:wps="http://schemas.microsoft.com/office/word/2010/wordprocessingShape" mc:Ignorable="w14 w15 w16se w16cid w16 w16cex w16sdtdh w16sdtfl w16du wp14">
+  <w:docParts>
+    <w:docPart>
+      <w:docPartPr>
+        <w:name w:val="FCA4EC6232284FEBB9D671062AF2ADE7"/>
+        <w:category>
+          <w:name w:val="Geral"/>
+          <w:gallery w:val="placeholder"/>
+        </w:category>
+        <w:types>
+          <w:type w:val="bbPlcHdr"/>
+        </w:types>
+        <w:behaviors>
+          <w:behavior w:val="content"/>
+        </w:behaviors>
+        <w:guid w:val="{E4ABAB43-1405-4307-B3AF-740E8DF506AE}"/>
+      </w:docPartPr>
+      <w:docPartBody>
+        <w:p>
+          <w:pPr>
+            <w:pStyle w:val="FCA4EC6232284FEBB9D671062AF2ADE7"/>
+          </w:pPr>
+          <w:r>
+            <w:rPr>
+              <w:color w:val="2F5496" w:themeColor="accent1" w:themeShade="BF"/>
+            </w:rPr>
+            <w:t>[Nome da empresa]</w:t>
+          </w:r>
+        </w:p>
+      </w:docPartBody>
+    </w:docPart>
+    <w:docPart>
+      <w:docPartPr>
+        <w:name w:val="CE411E15AF3D4846A02C90CFCB9F53D4"/>
+        <w:category>
+          <w:name w:val="Geral"/>
+          <w:gallery w:val="placeholder"/>
+        </w:category>
+        <w:types>
+          <w:type w:val="bbPlcHdr"/>
+        </w:types>
+        <w:behaviors>
+          <w:behavior w:val="content"/>
+        </w:behaviors>
+        <w:guid w:val="{0147376F-31E4-43A2-AFF9-0864934AB464}"/>
+      </w:docPartPr>
+      <w:docPartBody>
+        <w:p>
+          <w:pPr>
+            <w:pStyle w:val="CE411E15AF3D4846A02C90CFCB9F53D4"/>
+          </w:pPr>
+          <w:r>
+            <w:rPr>
+              <w:rFonts w:asciiTheme="majorHAnsi" w:eastAsiaTheme="majorEastAsia" w:hAnsiTheme="majorHAnsi" w:cstheme="majorBidi"/>
+              <w:color w:val="4472C4" w:themeColor="accent1"/>
+              <w:sz w:val="88"/>
+              <w:szCs w:val="88"/>
+            </w:rPr>
+            <w:t>[Título do documento]</w:t>
+          </w:r>
+        </w:p>
+      </w:docPartBody>
+    </w:docPart>
+    <w:docPart>
+      <w:docPartPr>
+        <w:name w:val="62D9CF28FA24455DAB70F72A05168FCD"/>
+        <w:category>
+          <w:name w:val="Geral"/>
+          <w:gallery w:val="placeholder"/>
+        </w:category>
+        <w:types>
+          <w:type w:val="bbPlcHdr"/>
+        </w:types>
+        <w:behaviors>
+          <w:behavior w:val="content"/>
+        </w:behaviors>
+        <w:guid w:val="{5EED56A3-9941-4F9B-8A0F-503D658E082D}"/>
+      </w:docPartPr>
+      <w:docPartBody>
+        <w:p>
+          <w:pPr>
+            <w:pStyle w:val="62D9CF28FA24455DAB70F72A05168FCD"/>
+          </w:pPr>
+          <w:r>
+            <w:rPr>
+              <w:color w:val="2F5496" w:themeColor="accent1" w:themeShade="BF"/>
+            </w:rPr>
+            <w:t>[Subtítulo do documento]</w:t>
+          </w:r>
+        </w:p>
+      </w:docPartBody>
+    </w:docPart>
+    <w:docPart>
+      <w:docPartPr>
+        <w:name w:val="6FE982AF7A9A4350AF7117F1CB018480"/>
+        <w:category>
+          <w:name w:val="Geral"/>
+          <w:gallery w:val="placeholder"/>
+        </w:category>
+        <w:types>
+          <w:type w:val="bbPlcHdr"/>
+        </w:types>
+        <w:behaviors>
+          <w:behavior w:val="content"/>
+        </w:behaviors>
+        <w:guid w:val="{2E0AE3BD-7D04-40A5-8D27-EAE8E9CD8F73}"/>
+      </w:docPartPr>
+      <w:docPartBody>
+        <w:p>
+          <w:pPr>
+            <w:pStyle w:val="6FE982AF7A9A4350AF7117F1CB018480"/>
+          </w:pPr>
+          <w:r>
+            <w:rPr>
+              <w:color w:val="4472C4" w:themeColor="accent1"/>
+              <w:sz w:val="28"/>
+              <w:szCs w:val="28"/>
+            </w:rPr>
+            <w:t>[Nome do autor]</w:t>
+          </w:r>
+        </w:p>
+      </w:docPartBody>
+    </w:docPart>
+    <w:docPart>
+      <w:docPartPr>
+        <w:name w:val="9D6E6111B2BF454EB45DFB2A2B6075C3"/>
+        <w:category>
+          <w:name w:val="Geral"/>
+          <w:gallery w:val="placeholder"/>
+        </w:category>
+        <w:types>
+          <w:type w:val="bbPlcHdr"/>
+        </w:types>
+        <w:behaviors>
+          <w:behavior w:val="content"/>
+        </w:behaviors>
+        <w:guid w:val="{93CE4C35-9E4D-4ACE-937C-E2CEF3F68A6E}"/>
+      </w:docPartPr>
+      <w:docPartBody>
+        <w:p>
+          <w:pPr>
+            <w:pStyle w:val="9D6E6111B2BF454EB45DFB2A2B6075C3"/>
+          </w:pPr>
+          <w:r>
+            <w:rPr>
+              <w:color w:val="4472C4" w:themeColor="accent1"/>
+              <w:sz w:val="28"/>
+              <w:szCs w:val="28"/>
+            </w:rPr>
+            <w:t>[Data]</w:t>
+          </w:r>
+        </w:p>
+      </w:docPartBody>
+    </w:docPart>
+  </w:docParts>
+</w:glossaryDocument>
+</file>
+
+<file path=word/glossary/fontTable.xml><?xml version="1.0" encoding="utf-8"?>
+<w:fonts xmlns:mc="http://schemas.openxmlformats.org/markup-compatibility/2006" xmlns:r="http://schemas.openxmlformats.org/officeDocument/2006/relationships" xmlns:w="http://schemas.openxmlformats.org/wordprocessingml/2006/main" xmlns:w14="http://schemas.microsoft.com/office/word/2010/wordml" xmlns:w15="http://schemas.microsoft.com/office/word/2012/wordml" xmlns:w16cex="http://schemas.microsoft.com/office/word/2018/wordml/cex" xmlns:w16cid="http://schemas.microsoft.com/office/word/2016/wordml/cid" xmlns:w16="http://schemas.microsoft.com/office/word/2018/wordml" xmlns:w16du="http://schemas.microsoft.com/office/word/2023/wordml/word16du" xmlns:w16sdtdh="http://schemas.microsoft.com/office/word/2020/wordml/sdtdatahash" xmlns:w16sdtfl="http://schemas.microsoft.com/office/word/2024/wordml/sdtformatlock" xmlns:w16se="http://schemas.microsoft.com/office/word/2015/wordml/symex" mc:Ignorable="w14 w15 w16se w16cid w16 w16cex w16sdtdh w16sdtfl w16du">
+  <w:font w:name="Symbol">
+    <w:panose1 w:val="05050102010706020507"/>
+    <w:charset w:val="02"/>
+    <w:family w:val="roman"/>
+    <w:pitch w:val="variable"/>
+    <w:sig w:usb0="00000000" w:usb1="10000000" w:usb2="00000000" w:usb3="00000000" w:csb0="80000000" w:csb1="00000000"/>
+  </w:font>
+  <w:font w:name="Times New Roman">
+    <w:panose1 w:val="02020603050405020304"/>
+    <w:charset w:val="00"/>
+    <w:family w:val="roman"/>
+    <w:pitch w:val="variable"/>
+    <w:sig w:usb0="E0002EFF" w:usb1="C000785B" w:usb2="00000009" w:usb3="00000000" w:csb0="000001FF" w:csb1="00000000"/>
+  </w:font>
+  <w:font w:name="Courier New">
+    <w:panose1 w:val="02070309020205020404"/>
+    <w:charset w:val="00"/>
+    <w:family w:val="modern"/>
+    <w:pitch w:val="fixed"/>
+    <w:sig w:usb0="E0002EFF" w:usb1="C0007843" w:usb2="00000009" w:usb3="00000000" w:csb0="000001FF" w:csb1="00000000"/>
+  </w:font>
+  <w:font w:name="Wingdings">
+    <w:panose1 w:val="05000000000000000000"/>
+    <w:charset w:val="02"/>
+    <w:family w:val="auto"/>
+    <w:pitch w:val="variable"/>
+    <w:sig w:usb0="00000000" w:usb1="10000000" w:usb2="00000000" w:usb3="00000000" w:csb0="80000000" w:csb1="00000000"/>
+  </w:font>
+  <w:font w:name="Aptos">
+    <w:charset w:val="00"/>
+    <w:family w:val="swiss"/>
+    <w:pitch w:val="variable"/>
+    <w:sig w:usb0="20000287" w:usb1="00000003" w:usb2="00000000" w:usb3="00000000" w:csb0="0000019F" w:csb1="00000000"/>
+  </w:font>
+  <w:font w:name="Aptos Display">
+    <w:charset w:val="00"/>
+    <w:family w:val="swiss"/>
+    <w:pitch w:val="variable"/>
+    <w:sig w:usb0="20000287" w:usb1="00000003" w:usb2="00000000" w:usb3="00000000" w:csb0="0000019F" w:csb1="00000000"/>
+  </w:font>
+  <w:font w:name="Calibri">
+    <w:panose1 w:val="020F0502020204030204"/>
+    <w:charset w:val="00"/>
+    <w:family w:val="swiss"/>
+    <w:pitch w:val="variable"/>
+    <w:sig w:usb0="E4002EFF" w:usb1="C200247B" w:usb2="00000009" w:usb3="00000000" w:csb0="000001FF" w:csb1="00000000"/>
+  </w:font>
+  <w:font w:name="Calibri Light">
+    <w:panose1 w:val="020F0302020204030204"/>
+    <w:charset w:val="00"/>
+    <w:family w:val="swiss"/>
+    <w:pitch w:val="variable"/>
+    <w:sig w:usb0="E4002EFF" w:usb1="C200247B" w:usb2="00000009" w:usb3="00000000" w:csb0="000001FF" w:csb1="00000000"/>
+  </w:font>
+</w:fonts>
+</file>
+
+<file path=word/glossary/settings.xml><?xml version="1.0" encoding="utf-8"?>
+<w:settings xmlns:mc="http://schemas.openxmlformats.org/markup-compatibility/2006" xmlns:o="urn:schemas-microsoft-com:office:office" xmlns:r="http://schemas.openxmlformats.org/officeDocument/2006/relationships" xmlns:m="http://schemas.openxmlformats.org/officeDocument/2006/math" xmlns:v="urn:schemas-microsoft-com:vml" xmlns:w10="urn:schemas-microsoft-com:office:word" xmlns:w="http://schemas.openxmlformats.org/wordprocessingml/2006/main" xmlns:w14="http://schemas.microsoft.com/office/word/2010/wordml" xmlns:w15="http://schemas.microsoft.com/office/word/2012/wordml" xmlns:w16cex="http://schemas.microsoft.com/office/word/2018/wordml/cex" xmlns:w16cid="http://schemas.microsoft.com/office/word/2016/wordml/cid" xmlns:w16="http://schemas.microsoft.com/office/word/2018/wordml" xmlns:w16du="http://schemas.microsoft.com/office/word/2023/wordml/word16du" xmlns:w16sdtdh="http://schemas.microsoft.com/office/word/2020/wordml/sdtdatahash" xmlns:w16sdtfl="http://schemas.microsoft.com/office/word/2024/wordml/sdtformatlock" xmlns:w16se="http://schemas.microsoft.com/office/word/2015/wordml/symex" xmlns:sl="http://schemas.openxmlformats.org/schemaLibrary/2006/main" mc:Ignorable="w14 w15 w16se w16cid w16 w16cex w16sdtdh w16sdtfl w16du">
+  <w:view w:val="normal"/>
+  <w:defaultTabStop w:val="708"/>
+  <w:hyphenationZone w:val="425"/>
+  <w:characterSpacingControl w:val="doNotCompress"/>
+  <w:compat>
+    <w:useFELayout/>
+    <w:compatSetting w:name="compatibilityMode" w:uri="http://schemas.microsoft.com/office/word" w:val="15"/>
+    <w:compatSetting w:name="overrideTableStyleFontSizeAndJustification" w:uri="http://schemas.microsoft.com/office/word" w:val="1"/>
+    <w:compatSetting w:name="enableOpenTypeFeatures" w:uri="http://schemas.microsoft.com/office/word" w:val="1"/>
+    <w:compatSetting w:name="doNotFlipMirrorIndents" w:uri="http://schemas.microsoft.com/office/word" w:val="1"/>
+    <w:compatSetting w:name="differentiateMultirowTableHeaders" w:uri="http://schemas.microsoft.com/office/word" w:val="1"/>
+    <w:compatSetting w:name="useWord2013TrackBottomHyphenation" w:uri="http://schemas.microsoft.com/office/word" w:val="0"/>
+  </w:compat>
+  <w:rsids>
+    <w:rsidRoot w:val="0012419B"/>
+    <w:rsid w:val="0012419B"/>
+    <w:rsid w:val="0058536B"/>
+    <w:rsid w:val="00FC17EB"/>
+  </w:rsids>
+  <m:mathPr>
+    <m:mathFont m:val="Cambria Math"/>
+    <m:brkBin m:val="before"/>
+    <m:brkBinSub m:val="--"/>
+    <m:smallFrac m:val="0"/>
+    <m:dispDef/>
+    <m:lMargin m:val="0"/>
+    <m:rMargin m:val="0"/>
+    <m:defJc m:val="centerGroup"/>
+    <m:wrapIndent m:val="1440"/>
+    <m:intLim m:val="subSup"/>
+    <m:naryLim m:val="undOvr"/>
+  </m:mathPr>
+  <w:themeFontLang w:val="pt-BR"/>
+  <w:clrSchemeMapping w:bg1="light1" w:t1="dark1" w:bg2="light2" w:t2="dark2" w:accent1="accent1" w:accent2="accent2" w:accent3="accent3" w:accent4="accent4" w:accent5="accent5" w:accent6="accent6" w:hyperlink="hyperlink" w:followedHyperlink="followedHyperlink"/>
+  <w:decimalSymbol w:val=","/>
+  <w:listSeparator w:val=";"/>
+  <w15:chartTrackingRefBased/>
+</w:settings>
+</file>
+
+<file path=word/glossary/styles.xml><?xml version="1.0" encoding="utf-8"?>
+<w:styles xmlns:mc="http://schemas.openxmlformats.org/markup-compatibility/2006" xmlns:r="http://schemas.openxmlformats.org/officeDocument/2006/relationships" xmlns:w="http://schemas.openxmlformats.org/wordprocessingml/2006/main" xmlns:w14="http://schemas.microsoft.com/office/word/2010/wordml" xmlns:w15="http://schemas.microsoft.com/office/word/2012/wordml" xmlns:w16cex="http://schemas.microsoft.com/office/word/2018/wordml/cex" xmlns:w16cid="http://schemas.microsoft.com/office/word/2016/wordml/cid" xmlns:w16="http://schemas.microsoft.com/office/word/2018/wordml" xmlns:w16du="http://schemas.microsoft.com/office/word/2023/wordml/word16du" xmlns:w16sdtdh="http://schemas.microsoft.com/office/word/2020/wordml/sdtdatahash" xmlns:w16sdtfl="http://schemas.microsoft.com/office/word/2024/wordml/sdtformatlock" xmlns:w16se="http://schemas.microsoft.com/office/word/2015/wordml/symex" mc:Ignorable="w14 w15 w16se w16cid w16 w16cex w16sdtdh w16sdtfl w16du">
+  <w:docDefaults>
+    <w:rPrDefault>
+      <w:rPr>
+        <w:rFonts w:asciiTheme="minorHAnsi" w:eastAsiaTheme="minorEastAsia" w:hAnsiTheme="minorHAnsi" w:cstheme="minorBidi"/>
+        <w:kern w:val="2"/>
+        <w:sz w:val="24"/>
+        <w:szCs w:val="24"/>
+        <w:lang w:val="pt-BR" w:eastAsia="pt-BR" w:bidi="ar-SA"/>
+        <w14:ligatures w14:val="standardContextual"/>
+      </w:rPr>
+    </w:rPrDefault>
+    <w:pPrDefault>
+      <w:pPr>
+        <w:spacing w:after="160" w:line="278" w:lineRule="auto"/>
+      </w:pPr>
+    </w:pPrDefault>
+  </w:docDefaults>
+  <w:latentStyles w:defLockedState="0" w:defUIPriority="99" w:defSemiHidden="0" w:defUnhideWhenUsed="0" w:defQFormat="0" w:count="376">
+    <w:lsdException w:name="Normal" w:uiPriority="0" w:qFormat="1"/>
+    <w:lsdException w:name="heading 1" w:uiPriority="9" w:qFormat="1"/>
+    <w:lsdException w:name="heading 2" w:semiHidden="1" w:uiPriority="9" w:unhideWhenUsed="1" w:qFormat="1"/>
+    <w:lsdException w:name="heading 3" w:semiHidden="1" w:uiPriority="9" w:unhideWhenUsed="1" w:qFormat="1"/>
+    <w:lsdException w:name="heading 4" w:semiHidden="1" w:uiPriority="9" w:unhideWhenUsed="1" w:qFormat="1"/>
+    <w:lsdException w:name="heading 5" w:semiHidden="1" w:uiPriority="9" w:unhideWhenUsed="1" w:qFormat="1"/>
+    <w:lsdException w:name="heading 6" w:semiHidden="1" w:uiPriority="9" w:unhideWhenUsed="1" w:qFormat="1"/>
+    <w:lsdException w:name="heading 7" w:semiHidden="1" w:uiPriority="9" w:unhideWhenUsed="1" w:qFormat="1"/>
+    <w:lsdException w:name="heading 8" w:semiHidden="1" w:uiPriority="9" w:unhideWhenUsed="1" w:qFormat="1"/>
+    <w:lsdException w:name="heading 9" w:semiHidden="1" w:uiPriority="9" w:unhideWhenUsed="1" w:qFormat="1"/>
+    <w:lsdException w:name="index 1" w:semiHidden="1" w:unhideWhenUsed="1"/>
+    <w:lsdException w:name="index 2" w:semiHidden="1" w:unhideWhenUsed="1"/>
+    <w:lsdException w:name="index 3" w:semiHidden="1" w:unhideWhenUsed="1"/>
+    <w:lsdException w:name="index 4" w:semiHidden="1" w:unhideWhenUsed="1"/>
+    <w:lsdException w:name="index 5" w:semiHidden="1" w:unhideWhenUsed="1"/>
+    <w:lsdException w:name="index 6" w:semiHidden="1" w:unhideWhenUsed="1"/>
+    <w:lsdException w:name="index 7" w:semiHidden="1" w:unhideWhenUsed="1"/>
+    <w:lsdException w:name="index 8" w:semiHidden="1" w:unhideWhenUsed="1"/>
+    <w:lsdException w:name="index 9" w:semiHidden="1" w:unhideWhenUsed="1"/>
+    <w:lsdException w:name="toc 1" w:semiHidden="1" w:uiPriority="39" w:unhideWhenUsed="1"/>
+    <w:lsdException w:name="toc 2" w:semiHidden="1" w:uiPriority="39" w:unhideWhenUsed="1"/>
+    <w:lsdException w:name="toc 3" w:semiHidden="1" w:uiPriority="39" w:unhideWhenUsed="1"/>
+    <w:lsdException w:name="toc 4" w:semiHidden="1" w:uiPriority="39" w:unhideWhenUsed="1"/>
+    <w:lsdException w:name="toc 5" w:semiHidden="1" w:uiPriority="39" w:unhideWhenUsed="1"/>
+    <w:lsdException w:name="toc 6" w:semiHidden="1" w:uiPriority="39" w:unhideWhenUsed="1"/>
+    <w:lsdException w:name="toc 7" w:semiHidden="1" w:uiPriority="39" w:unhideWhenUsed="1"/>
+    <w:lsdException w:name="toc 8" w:semiHidden="1" w:uiPriority="39" w:unhideWhenUsed="1"/>
+    <w:lsdException w:name="toc 9" w:semiHidden="1" w:uiPriority="39" w:unhideWhenUsed="1"/>
+    <w:lsdException w:name="Normal Indent" w:semiHidden="1" w:unhideWhenUsed="1"/>
+    <w:lsdException w:name="footnote text" w:semiHidden="1" w:unhideWhenUsed="1"/>
+    <w:lsdException w:name="annotation text" w:semiHidden="1" w:unhideWhenUsed="1"/>
+    <w:lsdException w:name="header" w:semiHidden="1" w:unhideWhenUsed="1"/>
+    <w:lsdException w:name="footer" w:semiHidden="1" w:unhideWhenUsed="1"/>
+    <w:lsdException w:name="index heading" w:semiHidden="1" w:unhideWhenUsed="1"/>
+    <w:lsdException w:name="caption" w:semiHidden="1" w:uiPriority="35" w:unhideWhenUsed="1" w:qFormat="1"/>
+    <w:lsdException w:name="table of figures" w:semiHidden="1" w:unhideWhenUsed="1"/>
+    <w:lsdException w:name="envelope address" w:semiHidden="1" w:unhideWhenUsed="1"/>
+    <w:lsdException w:name="envelope return" w:semiHidden="1" w:unhideWhenUsed="1"/>
+    <w:lsdException w:name="footnote reference" w:semiHidden="1" w:unhideWhenUsed="1"/>
+    <w:lsdException w:name="annotation reference" w:semiHidden="1" w:unhideWhenUsed="1"/>
+    <w:lsdException w:name="line number" w:semiHidden="1" w:unhideWhenUsed="1"/>
+    <w:lsdException w:name="page number" w:semiHidden="1" w:unhideWhenUsed="1"/>
+    <w:lsdException w:name="endnote reference" w:semiHidden="1" w:unhideWhenUsed="1"/>
+    <w:lsdException w:name="endnote text" w:semiHidden="1" w:unhideWhenUsed="1"/>
+    <w:lsdException w:name="table of authorities" w:semiHidden="1" w:unhideWhenUsed="1"/>
+    <w:lsdException w:name="macro" w:semiHidden="1" w:unhideWhenUsed="1"/>
+    <w:lsdException w:name="toa heading" w:semiHidden="1" w:unhideWhenUsed="1"/>
+    <w:lsdException w:name="List" w:semiHidden="1" w:unhideWhenUsed="1"/>
+    <w:lsdException w:name="List Bullet" w:semiHidden="1" w:unhideWhenUsed="1"/>
+    <w:lsdException w:name="List Number" w:semiHidden="1" w:unhideWhenUsed="1"/>
+    <w:lsdException w:name="List 2" w:semiHidden="1" w:unhideWhenUsed="1"/>
+    <w:lsdException w:name="List 3" w:semiHidden="1" w:unhideWhenUsed="1"/>
+    <w:lsdException w:name="List 4" w:semiHidden="1" w:unhideWhenUsed="1"/>
+    <w:lsdException w:name="List 5" w:semiHidden="1" w:unhideWhenUsed="1"/>
+    <w:lsdException w:name="List Bullet 2" w:semiHidden="1" w:unhideWhenUsed="1"/>
+    <w:lsdException w:name="List Bullet 3" w:semiHidden="1" w:unhideWhenUsed="1"/>
+    <w:lsdException w:name="List Bullet 4" w:semiHidden="1" w:unhideWhenUsed="1"/>
+    <w:lsdException w:name="List Bullet 5" w:semiHidden="1" w:unhideWhenUsed="1"/>
+    <w:lsdException w:name="List Number 2" w:semiHidden="1" w:unhideWhenUsed="1"/>
+    <w:lsdException w:name="List Number 3" w:semiHidden="1" w:unhideWhenUsed="1"/>
+    <w:lsdException w:name="List Number 4" w:semiHidden="1" w:unhideWhenUsed="1"/>
+    <w:lsdException w:name="List Number 5" w:semiHidden="1" w:unhideWhenUsed="1"/>
+    <w:lsdException w:name="Title" w:uiPriority="10" w:qFormat="1"/>
+    <w:lsdException w:name="Closing" w:semiHidden="1" w:unhideWhenUsed="1"/>
+    <w:lsdException w:name="Signature" w:semiHidden="1" w:unhideWhenUsed="1"/>
+    <w:lsdException w:name="Default Paragraph Font" w:semiHidden="1" w:uiPriority="1" w:unhideWhenUsed="1"/>
+    <w:lsdException w:name="Body Text" w:semiHidden="1" w:unhideWhenUsed="1"/>
+    <w:lsdException w:name="Body Text Indent" w:semiHidden="1" w:unhideWhenUsed="1"/>
+    <w:lsdException w:name="List Continue" w:semiHidden="1" w:unhideWhenUsed="1"/>
+    <w:lsdException w:name="List Continue 2" w:semiHidden="1" w:unhideWhenUsed="1"/>
+    <w:lsdException w:name="List Continue 3" w:semiHidden="1" w:unhideWhenUsed="1"/>
+    <w:lsdException w:name="List Continue 4" w:semiHidden="1" w:unhideWhenUsed="1"/>
+    <w:lsdException w:name="List Continue 5" w:semiHidden="1" w:unhideWhenUsed="1"/>
+    <w:lsdException w:name="Message Header" w:semiHidden="1" w:unhideWhenUsed="1"/>
+    <w:lsdException w:name="Subtitle" w:uiPriority="11" w:qFormat="1"/>
+    <w:lsdException w:name="Salutation" w:semiHidden="1" w:unhideWhenUsed="1"/>
+    <w:lsdException w:name="Date" w:semiHidden="1" w:unhideWhenUsed="1"/>
+    <w:lsdException w:name="Body Text First Indent" w:semiHidden="1" w:unhideWhenUsed="1"/>
+    <w:lsdException w:name="Body Text First Indent 2" w:semiHidden="1" w:unhideWhenUsed="1"/>
+    <w:lsdException w:name="Note Heading" w:semiHidden="1" w:unhideWhenUsed="1"/>
+    <w:lsdException w:name="Body Text 2" w:semiHidden="1" w:unhideWhenUsed="1"/>
+    <w:lsdException w:name="Body Text 3" w:semiHidden="1" w:unhideWhenUsed="1"/>
+    <w:lsdException w:name="Body Text Indent 2" w:semiHidden="1" w:unhideWhenUsed="1"/>
+    <w:lsdException w:name="Body Text Indent 3" w:semiHidden="1" w:unhideWhenUsed="1"/>
+    <w:lsdException w:name="Block Text" w:semiHidden="1" w:unhideWhenUsed="1"/>
+    <w:lsdException w:name="Hyperlink" w:semiHidden="1" w:unhideWhenUsed="1"/>
+    <w:lsdException w:name="FollowedHyperlink" w:semiHidden="1" w:unhideWhenUsed="1"/>
+    <w:lsdException w:name="Strong" w:uiPriority="22" w:qFormat="1"/>
+    <w:lsdException w:name="Emphasis" w:uiPriority="20" w:qFormat="1"/>
+    <w:lsdException w:name="Document Map" w:semiHidden="1" w:unhideWhenUsed="1"/>
+    <w:lsdException w:name="Plain Text" w:semiHidden="1" w:unhideWhenUsed="1"/>
+    <w:lsdException w:name="E-mail Signature" w:semiHidden="1" w:unhideWhenUsed="1"/>
+    <w:lsdException w:name="HTML Top of Form" w:semiHidden="1" w:unhideWhenUsed="1"/>
+    <w:lsdException w:name="HTML Bottom of Form" w:semiHidden="1" w:unhideWhenUsed="1"/>
+    <w:lsdException w:name="Normal (Web)" w:semiHidden="1" w:unhideWhenUsed="1"/>
+    <w:lsdException w:name="HTML Acronym" w:semiHidden="1" w:unhideWhenUsed="1"/>
+    <w:lsdException w:name="HTML Address" w:semiHidden="1" w:unhideWhenUsed="1"/>
+    <w:lsdException w:name="HTML Cite" w:semiHidden="1" w:unhideWhenUsed="1"/>
+    <w:lsdException w:name="HTML Code" w:semiHidden="1" w:unhideWhenUsed="1"/>
+    <w:lsdException w:name="HTML Definition" w:semiHidden="1" w:unhideWhenUsed="1"/>
+    <w:lsdException w:name="HTML Keyboard" w:semiHidden="1" w:unhideWhenUsed="1"/>
+    <w:lsdException w:name="HTML Preformatted" w:semiHidden="1" w:unhideWhenUsed="1"/>
+    <w:lsdException w:name="HTML Sample" w:semiHidden="1" w:unhideWhenUsed="1"/>
+    <w:lsdException w:name="HTML Typewriter" w:semiHidden="1" w:unhideWhenUsed="1"/>
+    <w:lsdException w:name="HTML Variable" w:semiHidden="1" w:unhideWhenUsed="1"/>
+    <w:lsdException w:name="Normal Table" w:semiHidden="1" w:unhideWhenUsed="1"/>
+    <w:lsdException w:name="annotation subject" w:semiHidden="1" w:unhideWhenUsed="1"/>
+    <w:lsdException w:name="No List" w:semiHidden="1" w:unhideWhenUsed="1"/>
+    <w:lsdException w:name="Outline List 1" w:semiHidden="1" w:unhideWhenUsed="1"/>
+    <w:lsdException w:name="Outline List 2" w:semiHidden="1" w:unhideWhenUsed="1"/>
+    <w:lsdException w:name="Outline List 3" w:semiHidden="1" w:unhideWhenUsed="1"/>
+    <w:lsdException w:name="Table Simple 1" w:semiHidden="1" w:unhideWhenUsed="1"/>
+    <w:lsdException w:name="Table Simple 2" w:semiHidden="1" w:unhideWhenUsed="1"/>
+    <w:lsdException w:name="Table Simple 3" w:semiHidden="1" w:unhideWhenUsed="1"/>
+    <w:lsdException w:name="Table Classic 1" w:semiHidden="1" w:unhideWhenUsed="1"/>
+    <w:lsdException w:name="Table Classic 2" w:semiHidden="1" w:unhideWhenUsed="1"/>
+    <w:lsdException w:name="Table Classic 3" w:semiHidden="1" w:unhideWhenUsed="1"/>
+    <w:lsdException w:name="Table Classic 4" w:semiHidden="1" w:unhideWhenUsed="1"/>
+    <w:lsdException w:name="Table Colorful 1" w:semiHidden="1" w:unhideWhenUsed="1"/>
+    <w:lsdException w:name="Table Colorful 2" w:semiHidden="1" w:unhideWhenUsed="1"/>
+    <w:lsdException w:name="Table Colorful 3" w:semiHidden="1" w:unhideWhenUsed="1"/>
+    <w:lsdException w:name="Table Columns 1" w:semiHidden="1" w:unhideWhenUsed="1"/>
+    <w:lsdException w:name="Table Columns 2" w:semiHidden="1" w:unhideWhenUsed="1"/>
+    <w:lsdException w:name="Table Columns 3" w:semiHidden="1" w:unhideWhenUsed="1"/>
+    <w:lsdException w:name="Table Columns 4" w:semiHidden="1" w:unhideWhenUsed="1"/>
+    <w:lsdException w:name="Table Columns 5" w:semiHidden="1" w:unhideWhenUsed="1"/>
+    <w:lsdException w:name="Table Grid 1" w:semiHidden="1" w:unhideWhenUsed="1"/>
+    <w:lsdException w:name="Table Grid 2" w:semiHidden="1" w:unhideWhenUsed="1"/>
+    <w:lsdException w:name="Table Grid 3" w:semiHidden="1" w:unhideWhenUsed="1"/>
+    <w:lsdException w:name="Table Grid 4" w:semiHidden="1" w:unhideWhenUsed="1"/>
+    <w:lsdException w:name="Table Grid 5" w:semiHidden="1" w:unhideWhenUsed="1"/>
+    <w:lsdException w:name="Table Grid 6" w:semiHidden="1" w:unhideWhenUsed="1"/>
+    <w:lsdException w:name="Table Grid 7" w:semiHidden="1" w:unhideWhenUsed="1"/>
+    <w:lsdException w:name="Table Grid 8" w:semiHidden="1" w:unhideWhenUsed="1"/>
+    <w:lsdException w:name="Table List 1" w:semiHidden="1" w:unhideWhenUsed="1"/>
+    <w:lsdException w:name="Table List 2" w:semiHidden="1" w:unhideWhenUsed="1"/>
+    <w:lsdException w:name="Table List 3" w:semiHidden="1" w:unhideWhenUsed="1"/>
+    <w:lsdException w:name="Table List 4" w:semiHidden="1" w:unhideWhenUsed="1"/>
+    <w:lsdException w:name="Table List 5" w:semiHidden="1" w:unhideWhenUsed="1"/>
+    <w:lsdException w:name="Table List 6" w:semiHidden="1" w:unhideWhenUsed="1"/>
+    <w:lsdException w:name="Table List 7" w:semiHidden="1" w:unhideWhenUsed="1"/>
+    <w:lsdException w:name="Table List 8" w:semiHidden="1" w:unhideWhenUsed="1"/>
+    <w:lsdException w:name="Table 3D effects 1" w:semiHidden="1" w:unhideWhenUsed="1"/>
+    <w:lsdException w:name="Table 3D effects 2" w:semiHidden="1" w:unhideWhenUsed="1"/>
+    <w:lsdException w:name="Table 3D effects 3" w:semiHidden="1" w:unhideWhenUsed="1"/>
+    <w:lsdException w:name="Table Contemporary" w:semiHidden="1" w:unhideWhenUsed="1"/>
+    <w:lsdException w:name="Table Elegant" w:semiHidden="1" w:unhideWhenUsed="1"/>
+    <w:lsdException w:name="Table Professional" w:semiHidden="1" w:unhideWhenUsed="1"/>
+    <w:lsdException w:name="Table Subtle 1" w:semiHidden="1" w:unhideWhenUsed="1"/>
+    <w:lsdException w:name="Table Subtle 2" w:semiHidden="1" w:unhideWhenUsed="1"/>
+    <w:lsdException w:name="Table Web 1" w:semiHidden="1" w:unhideWhenUsed="1"/>
+    <w:lsdException w:name="Table Web 2" w:semiHidden="1" w:unhideWhenUsed="1"/>
+    <w:lsdException w:name="Table Web 3" w:semiHidden="1" w:unhideWhenUsed="1"/>
+    <w:lsdException w:name="Balloon Text" w:semiHidden="1" w:unhideWhenUsed="1"/>
+    <w:lsdException w:name="Table Grid" w:uiPriority="39"/>
+    <w:lsdException w:name="Table Theme" w:semiHidden="1" w:unhideWhenUsed="1"/>
+    <w:lsdException w:name="Placeholder Text" w:semiHidden="1"/>
+    <w:lsdException w:name="No Spacing" w:uiPriority="1" w:qFormat="1"/>
+    <w:lsdException w:name="Light Shading" w:uiPriority="60"/>
+    <w:lsdException w:name="Light List" w:uiPriority="61"/>
+    <w:lsdException w:name="Light Grid" w:uiPriority="62"/>
+    <w:lsdException w:name="Medium Shading 1" w:uiPriority="63"/>
+    <w:lsdException w:name="Medium Shading 2" w:uiPriority="64"/>
+    <w:lsdException w:name="Medium List 1" w:uiPriority="65"/>
+    <w:lsdException w:name="Medium List 2" w:uiPriority="66"/>
+    <w:lsdException w:name="Medium Grid 1" w:uiPriority="67"/>
+    <w:lsdException w:name="Medium Grid 2" w:uiPriority="68"/>
+    <w:lsdException w:name="Medium Grid 3" w:uiPriority="69"/>
+    <w:lsdException w:name="Dark List" w:uiPriority="70"/>
+    <w:lsdException w:name="Colorful Shading" w:uiPriority="71"/>
+    <w:lsdException w:name="Colorful List" w:uiPriority="72"/>
+    <w:lsdException w:name="Colorful Grid" w:uiPriority="73"/>
+    <w:lsdException w:name="Light Shading Accent 1" w:uiPriority="60"/>
+    <w:lsdException w:name="Light List Accent 1" w:uiPriority="61"/>
+    <w:lsdException w:name="Light Grid Accent 1" w:uiPriority="62"/>
+    <w:lsdException w:name="Medium Shading 1 Accent 1" w:uiPriority="63"/>
+    <w:lsdException w:name="Medium Shading 2 Accent 1" w:uiPriority="64"/>
+    <w:lsdException w:name="Medium List 1 Accent 1" w:uiPriority="65"/>
+    <w:lsdException w:name="Revision" w:semiHidden="1"/>
+    <w:lsdException w:name="List Paragraph" w:uiPriority="34" w:qFormat="1"/>
+    <w:lsdException w:name="Quote" w:uiPriority="29" w:qFormat="1"/>
+    <w:lsdException w:name="Intense Quote" w:uiPriority="30" w:qFormat="1"/>
+    <w:lsdException w:name="Medium List 2 Accent 1" w:uiPriority="66"/>
+    <w:lsdException w:name="Medium Grid 1 Accent 1" w:uiPriority="67"/>
+    <w:lsdException w:name="Medium Grid 2 Accent 1" w:uiPriority="68"/>
+    <w:lsdException w:name="Medium Grid 3 Accent 1" w:uiPriority="69"/>
+    <w:lsdException w:name="Dark List Accent 1" w:uiPriority="70"/>
+    <w:lsdException w:name="Colorful Shading Accent 1" w:uiPriority="71"/>
+    <w:lsdException w:name="Colorful List Accent 1" w:uiPriority="72"/>
+    <w:lsdException w:name="Colorful Grid Accent 1" w:uiPriority="73"/>
+    <w:lsdException w:name="Light Shading Accent 2" w:uiPriority="60"/>
+    <w:lsdException w:name="Light List Accent 2" w:uiPriority="61"/>
+    <w:lsdException w:name="Light Grid Accent 2" w:uiPriority="62"/>
+    <w:lsdException w:name="Medium Shading 1 Accent 2" w:uiPriority="63"/>
+    <w:lsdException w:name="Medium Shading 2 Accent 2" w:uiPriority="64"/>
+    <w:lsdException w:name="Medium List 1 Accent 2" w:uiPriority="65"/>
+    <w:lsdException w:name="Medium List 2 Accent 2" w:uiPriority="66"/>
+    <w:lsdException w:name="Medium Grid 1 Accent 2" w:uiPriority="67"/>
+    <w:lsdException w:name="Medium Grid 2 Accent 2" w:uiPriority="68"/>
+    <w:lsdException w:name="Medium Grid 3 Accent 2" w:uiPriority="69"/>
+    <w:lsdException w:name="Dark List Accent 2" w:uiPriority="70"/>
+    <w:lsdException w:name="Colorful Shading Accent 2" w:uiPriority="71"/>
+    <w:lsdException w:name="Colorful List Accent 2" w:uiPriority="72"/>
+    <w:lsdException w:name="Colorful Grid Accent 2" w:uiPriority="73"/>
+    <w:lsdException w:name="Light Shading Accent 3" w:uiPriority="60"/>
+    <w:lsdException w:name="Light List Accent 3" w:uiPriority="61"/>
+    <w:lsdException w:name="Light Grid Accent 3" w:uiPriority="62"/>
+    <w:lsdException w:name="Medium Shading 1 Accent 3" w:uiPriority="63"/>
+    <w:lsdException w:name="Medium Shading 2 Accent 3" w:uiPriority="64"/>
+    <w:lsdException w:name="Medium List 1 Accent 3" w:uiPriority="65"/>
+    <w:lsdException w:name="Medium List 2 Accent 3" w:uiPriority="66"/>
+    <w:lsdException w:name="Medium Grid 1 Accent 3" w:uiPriority="67"/>
+    <w:lsdException w:name="Medium Grid 2 Accent 3" w:uiPriority="68"/>
+    <w:lsdException w:name="Medium Grid 3 Accent 3" w:uiPriority="69"/>
+    <w:lsdException w:name="Dark List Accent 3" w:uiPriority="70"/>
+    <w:lsdException w:name="Colorful Shading Accent 3" w:uiPriority="71"/>
+    <w:lsdException w:name="Colorful List Accent 3" w:uiPriority="72"/>
+    <w:lsdException w:name="Colorful Grid Accent 3" w:uiPriority="73"/>
+    <w:lsdException w:name="Light Shading Accent 4" w:uiPriority="60"/>
+    <w:lsdException w:name="Light List Accent 4" w:uiPriority="61"/>
+    <w:lsdException w:name="Light Grid Accent 4" w:uiPriority="62"/>
+    <w:lsdException w:name="Medium Shading 1 Accent 4" w:uiPriority="63"/>
+    <w:lsdException w:name="Medium Shading 2 Accent 4" w:uiPriority="64"/>
+    <w:lsdException w:name="Medium List 1 Accent 4" w:uiPriority="65"/>
+    <w:lsdException w:name="Medium List 2 Accent 4" w:uiPriority="66"/>
+    <w:lsdException w:name="Medium Grid 1 Accent 4" w:uiPriority="67"/>
+    <w:lsdException w:name="Medium Grid 2 Accent 4" w:uiPriority="68"/>
+    <w:lsdException w:name="Medium Grid 3 Accent 4" w:uiPriority="69"/>
+    <w:lsdException w:name="Dark List Accent 4" w:uiPriority="70"/>
+    <w:lsdException w:name="Colorful Shading Accent 4" w:uiPriority="71"/>
+    <w:lsdException w:name="Colorful List Accent 4" w:uiPriority="72"/>
+    <w:lsdException w:name="Colorful Grid Accent 4" w:uiPriority="73"/>
+    <w:lsdException w:name="Light Shading Accent 5" w:uiPriority="60"/>
+    <w:lsdException w:name="Light List Accent 5" w:uiPriority="61"/>
+    <w:lsdException w:name="Light Grid Accent 5" w:uiPriority="62"/>
+    <w:lsdException w:name="Medium Shading 1 Accent 5" w:uiPriority="63"/>
+    <w:lsdException w:name="Medium Shading 2 Accent 5" w:uiPriority="64"/>
+    <w:lsdException w:name="Medium List 1 Accent 5" w:uiPriority="65"/>
+    <w:lsdException w:name="Medium List 2 Accent 5" w:uiPriority="66"/>
+    <w:lsdException w:name="Medium Grid 1 Accent 5" w:uiPriority="67"/>
+    <w:lsdException w:name="Medium Grid 2 Accent 5" w:uiPriority="68"/>
+    <w:lsdException w:name="Medium Grid 3 Accent 5" w:uiPriority="69"/>
+    <w:lsdException w:name="Dark List Accent 5" w:uiPriority="70"/>
+    <w:lsdException w:name="Colorful Shading Accent 5" w:uiPriority="71"/>
+    <w:lsdException w:name="Colorful List Accent 5" w:uiPriority="72"/>
+    <w:lsdException w:name="Colorful Grid Accent 5" w:uiPriority="73"/>
+    <w:lsdException w:name="Light Shading Accent 6" w:uiPriority="60"/>
+    <w:lsdException w:name="Light List Accent 6" w:uiPriority="61"/>
+    <w:lsdException w:name="Light Grid Accent 6" w:uiPriority="62"/>
+    <w:lsdException w:name="Medium Shading 1 Accent 6" w:uiPriority="63"/>
+    <w:lsdException w:name="Medium Shading 2 Accent 6" w:uiPriority="64"/>
+    <w:lsdException w:name="Medium List 1 Accent 6" w:uiPriority="65"/>
+    <w:lsdException w:name="Medium List 2 Accent 6" w:uiPriority="66"/>
+    <w:lsdException w:name="Medium Grid 1 Accent 6" w:uiPriority="67"/>
+    <w:lsdException w:name="Medium Grid 2 Accent 6" w:uiPriority="68"/>
+    <w:lsdException w:name="Medium Grid 3 Accent 6" w:uiPriority="69"/>
+    <w:lsdException w:name="Dark List Accent 6" w:uiPriority="70"/>
+    <w:lsdException w:name="Colorful Shading Accent 6" w:uiPriority="71"/>
+    <w:lsdException w:name="Colorful List Accent 6" w:uiPriority="72"/>
+    <w:lsdException w:name="Colorful Grid Accent 6" w:uiPriority="73"/>
+    <w:lsdException w:name="Subtle Emphasis" w:uiPriority="19" w:qFormat="1"/>
+    <w:lsdException w:name="Intense Emphasis" w:uiPriority="21" w:qFormat="1"/>
+    <w:lsdException w:name="Subtle Reference" w:uiPriority="31" w:qFormat="1"/>
+    <w:lsdException w:name="Intense Reference" w:uiPriority="32" w:qFormat="1"/>
+    <w:lsdException w:name="Book Title" w:uiPriority="33" w:qFormat="1"/>
+    <w:lsdException w:name="Bibliography" w:semiHidden="1" w:uiPriority="37" w:unhideWhenUsed="1"/>
+    <w:lsdException w:name="TOC Heading" w:semiHidden="1" w:uiPriority="39" w:unhideWhenUsed="1" w:qFormat="1"/>
+    <w:lsdException w:name="Plain Table 1" w:uiPriority="41"/>
+    <w:lsdException w:name="Plain Table 2" w:uiPriority="42"/>
+    <w:lsdException w:name="Plain Table 3" w:uiPriority="43"/>
+    <w:lsdException w:name="Plain Table 4" w:uiPriority="44"/>
+    <w:lsdException w:name="Plain Table 5" w:uiPriority="45"/>
+    <w:lsdException w:name="Grid Table Light" w:uiPriority="40"/>
+    <w:lsdException w:name="Grid Table 1 Light" w:uiPriority="46"/>
+    <w:lsdException w:name="Grid Table 2" w:uiPriority="47"/>
+    <w:lsdException w:name="Grid Table 3" w:uiPriority="48"/>
+    <w:lsdException w:name="Grid Table 4" w:uiPriority="49"/>
+    <w:lsdException w:name="Grid Table 5 Dark" w:uiPriority="50"/>
+    <w:lsdException w:name="Grid Table 6 Colorful" w:uiPriority="51"/>
+    <w:lsdException w:name="Grid Table 7 Colorful" w:uiPriority="52"/>
+    <w:lsdException w:name="Grid Table 1 Light Accent 1" w:uiPriority="46"/>
+    <w:lsdException w:name="Grid Table 2 Accent 1" w:uiPriority="47"/>
+    <w:lsdException w:name="Grid Table 3 Accent 1" w:uiPriority="48"/>
+    <w:lsdException w:name="Grid Table 4 Accent 1" w:uiPriority="49"/>
+    <w:lsdException w:name="Grid Table 5 Dark Accent 1" w:uiPriority="50"/>
+    <w:lsdException w:name="Grid Table 6 Colorful Accent 1" w:uiPriority="51"/>
+    <w:lsdException w:name="Grid Table 7 Colorful Accent 1" w:uiPriority="52"/>
+    <w:lsdException w:name="Grid Table 1 Light Accent 2" w:uiPriority="46"/>
+    <w:lsdException w:name="Grid Table 2 Accent 2" w:uiPriority="47"/>
+    <w:lsdException w:name="Grid Table 3 Accent 2" w:uiPriority="48"/>
+    <w:lsdException w:name="Grid Table 4 Accent 2" w:uiPriority="49"/>
+    <w:lsdException w:name="Grid Table 5 Dark Accent 2" w:uiPriority="50"/>
+    <w:lsdException w:name="Grid Table 6 Colorful Accent 2" w:uiPriority="51"/>
+    <w:lsdException w:name="Grid Table 7 Colorful Accent 2" w:uiPriority="52"/>
+    <w:lsdException w:name="Grid Table 1 Light Accent 3" w:uiPriority="46"/>
+    <w:lsdException w:name="Grid Table 2 Accent 3" w:uiPriority="47"/>
+    <w:lsdException w:name="Grid Table 3 Accent 3" w:uiPriority="48"/>
+    <w:lsdException w:name="Grid Table 4 Accent 3" w:uiPriority="49"/>
+    <w:lsdException w:name="Grid Table 5 Dark Accent 3" w:uiPriority="50"/>
+    <w:lsdException w:name="Grid Table 6 Colorful Accent 3" w:uiPriority="51"/>
+    <w:lsdException w:name="Grid Table 7 Colorful Accent 3" w:uiPriority="52"/>
+    <w:lsdException w:name="Grid Table 1 Light Accent 4" w:uiPriority="46"/>
+    <w:lsdException w:name="Grid Table 2 Accent 4" w:uiPriority="47"/>
+    <w:lsdException w:name="Grid Table 3 Accent 4" w:uiPriority="48"/>
+    <w:lsdException w:name="Grid Table 4 Accent 4" w:uiPriority="49"/>
+    <w:lsdException w:name="Grid Table 5 Dark Accent 4" w:uiPriority="50"/>
+    <w:lsdException w:name="Grid Table 6 Colorful Accent 4" w:uiPriority="51"/>
+    <w:lsdException w:name="Grid Table 7 Colorful Accent 4" w:uiPriority="52"/>
+    <w:lsdException w:name="Grid Table 1 Light Accent 5" w:uiPriority="46"/>
+    <w:lsdException w:name="Grid Table 2 Accent 5" w:uiPriority="47"/>
+    <w:lsdException w:name="Grid Table 3 Accent 5" w:uiPriority="48"/>
+    <w:lsdException w:name="Grid Table 4 Accent 5" w:uiPriority="49"/>
+    <w:lsdException w:name="Grid Table 5 Dark Accent 5" w:uiPriority="50"/>
+    <w:lsdException w:name="Grid Table 6 Colorful Accent 5" w:uiPriority="51"/>
+    <w:lsdException w:name="Grid Table 7 Colorful Accent 5" w:uiPriority="52"/>
+    <w:lsdException w:name="Grid Table 1 Light Accent 6" w:uiPriority="46"/>
+    <w:lsdException w:name="Grid Table 2 Accent 6" w:uiPriority="47"/>
+    <w:lsdException w:name="Grid Table 3 Accent 6" w:uiPriority="48"/>
+    <w:lsdException w:name="Grid Table 4 Accent 6" w:uiPriority="49"/>
+    <w:lsdException w:name="Grid Table 5 Dark Accent 6" w:uiPriority="50"/>
+    <w:lsdException w:name="Grid Table 6 Colorful Accent 6" w:uiPriority="51"/>
+    <w:lsdException w:name="Grid Table 7 Colorful Accent 6" w:uiPriority="52"/>
+    <w:lsdException w:name="List Table 1 Light" w:uiPriority="46"/>
+    <w:lsdException w:name="List Table 2" w:uiPriority="47"/>
+    <w:lsdException w:name="List Table 3" w:uiPriority="48"/>
+    <w:lsdException w:name="List Table 4" w:uiPriority="49"/>
+    <w:lsdException w:name="List Table 5 Dark" w:uiPriority="50"/>
+    <w:lsdException w:name="List Table 6 Colorful" w:uiPriority="51"/>
+    <w:lsdException w:name="List Table 7 Colorful" w:uiPriority="52"/>
+    <w:lsdException w:name="List Table 1 Light Accent 1" w:uiPriority="46"/>
+    <w:lsdException w:name="List Table 2 Accent 1" w:uiPriority="47"/>
+    <w:lsdException w:name="List Table 3 Accent 1" w:uiPriority="48"/>
+    <w:lsdException w:name="List Table 4 Accent 1" w:uiPriority="49"/>
+    <w:lsdException w:name="List Table 5 Dark Accent 1" w:uiPriority="50"/>
+    <w:lsdException w:name="List Table 6 Colorful Accent 1" w:uiPriority="51"/>
+    <w:lsdException w:name="List Table 7 Colorful Accent 1" w:uiPriority="52"/>
+    <w:lsdException w:name="List Table 1 Light Accent 2" w:uiPriority="46"/>
+    <w:lsdException w:name="List Table 2 Accent 2" w:uiPriority="47"/>
+    <w:lsdException w:name="List Table 3 Accent 2" w:uiPriority="48"/>
+    <w:lsdException w:name="List Table 4 Accent 2" w:uiPriority="49"/>
+    <w:lsdException w:name="List Table 5 Dark Accent 2" w:uiPriority="50"/>
+    <w:lsdException w:name="List Table 6 Colorful Accent 2" w:uiPriority="51"/>
+    <w:lsdException w:name="List Table 7 Colorful Accent 2" w:uiPriority="52"/>
+    <w:lsdException w:name="List Table 1 Light Accent 3" w:uiPriority="46"/>
+    <w:lsdException w:name="List Table 2 Accent 3" w:uiPriority="47"/>
+    <w:lsdException w:name="List Table 3 Accent 3" w:uiPriority="48"/>
+    <w:lsdException w:name="List Table 4 Accent 3" w:uiPriority="49"/>
+    <w:lsdException w:name="List Table 5 Dark Accent 3" w:uiPriority="50"/>
+    <w:lsdException w:name="List Table 6 Colorful Accent 3" w:uiPriority="51"/>
+    <w:lsdException w:name="List Table 7 Colorful Accent 3" w:uiPriority="52"/>
+    <w:lsdException w:name="List Table 1 Light Accent 4" w:uiPriority="46"/>
+    <w:lsdException w:name="List Table 2 Accent 4" w:uiPriority="47"/>
+    <w:lsdException w:name="List Table 3 Accent 4" w:uiPriority="48"/>
+    <w:lsdException w:name="List Table 4 Accent 4" w:uiPriority="49"/>
+    <w:lsdException w:name="List Table 5 Dark Accent 4" w:uiPriority="50"/>
+    <w:lsdException w:name="List Table 6 Colorful Accent 4" w:uiPriority="51"/>
+    <w:lsdException w:name="List Table 7 Colorful Accent 4" w:uiPriority="52"/>
+    <w:lsdException w:name="List Table 1 Light Accent 5" w:uiPriority="46"/>
+    <w:lsdException w:name="List Table 2 Accent 5" w:uiPriority="47"/>
+    <w:lsdException w:name="List Table 3 Accent 5" w:uiPriority="48"/>
+    <w:lsdException w:name="List Table 4 Accent 5" w:uiPriority="49"/>
+    <w:lsdException w:name="List Table 5 Dark Accent 5" w:uiPriority="50"/>
+    <w:lsdException w:name="List Table 6 Colorful Accent 5" w:uiPriority="51"/>
+    <w:lsdException w:name="List Table 7 Colorful Accent 5" w:uiPriority="52"/>
+    <w:lsdException w:name="List Table 1 Light Accent 6" w:uiPriority="46"/>
+    <w:lsdException w:name="List Table 2 Accent 6" w:uiPriority="47"/>
+    <w:lsdException w:name="List Table 3 Accent 6" w:uiPriority="48"/>
+    <w:lsdException w:name="List Table 4 Accent 6" w:uiPriority="49"/>
+    <w:lsdException w:name="List Table 5 Dark Accent 6" w:uiPriority="50"/>
+    <w:lsdException w:name="List Table 6 Colorful Accent 6" w:uiPriority="51"/>
+    <w:lsdException w:name="List Table 7 Colorful Accent 6" w:uiPriority="52"/>
+    <w:lsdException w:name="Mention" w:semiHidden="1" w:unhideWhenUsed="1"/>
+    <w:lsdException w:name="Smart Hyperlink" w:semiHidden="1" w:unhideWhenUsed="1"/>
+    <w:lsdException w:name="Hashtag" w:semiHidden="1" w:unhideWhenUsed="1"/>
+    <w:lsdException w:name="Unresolved Mention" w:semiHidden="1" w:unhideWhenUsed="1"/>
+    <w:lsdException w:name="Smart Link" w:semiHidden="1" w:unhideWhenUsed="1"/>
+  </w:latentStyles>
+  <w:style w:type="paragraph" w:default="1" w:styleId="Normal">
+    <w:name w:val="Normal"/>
+    <w:qFormat/>
+  </w:style>
+  <w:style w:type="character" w:default="1" w:styleId="Fontepargpadro">
+    <w:name w:val="Default Paragraph Font"/>
+    <w:uiPriority w:val="1"/>
+    <w:semiHidden/>
+    <w:unhideWhenUsed/>
+  </w:style>
+  <w:style w:type="table" w:default="1" w:styleId="Tabelanormal">
+    <w:name w:val="Normal Table"/>
+    <w:uiPriority w:val="99"/>
+    <w:semiHidden/>
+    <w:unhideWhenUsed/>
+    <w:tblPr>
+      <w:tblInd w:w="0" w:type="dxa"/>
+      <w:tblCellMar>
+        <w:top w:w="0" w:type="dxa"/>
+        <w:left w:w="108" w:type="dxa"/>
+        <w:bottom w:w="0" w:type="dxa"/>
+        <w:right w:w="108" w:type="dxa"/>
+      </w:tblCellMar>
+    </w:tblPr>
+  </w:style>
+  <w:style w:type="numbering" w:default="1" w:styleId="Semlista">
+    <w:name w:val="No List"/>
+    <w:uiPriority w:val="99"/>
+    <w:semiHidden/>
+    <w:unhideWhenUsed/>
+  </w:style>
+  <w:style w:type="paragraph" w:customStyle="1" w:styleId="FCA4EC6232284FEBB9D671062AF2ADE7">
+    <w:name w:val="FCA4EC6232284FEBB9D671062AF2ADE7"/>
+    <w:rsid w:val="0012419B"/>
+  </w:style>
+  <w:style w:type="paragraph" w:customStyle="1" w:styleId="CE411E15AF3D4846A02C90CFCB9F53D4">
+    <w:name w:val="CE411E15AF3D4846A02C90CFCB9F53D4"/>
+    <w:rsid w:val="0012419B"/>
+  </w:style>
+  <w:style w:type="paragraph" w:customStyle="1" w:styleId="62D9CF28FA24455DAB70F72A05168FCD">
+    <w:name w:val="62D9CF28FA24455DAB70F72A05168FCD"/>
+    <w:rsid w:val="0012419B"/>
+  </w:style>
+  <w:style w:type="paragraph" w:customStyle="1" w:styleId="6FE982AF7A9A4350AF7117F1CB018480">
+    <w:name w:val="6FE982AF7A9A4350AF7117F1CB018480"/>
+    <w:rsid w:val="0012419B"/>
+  </w:style>
+  <w:style w:type="paragraph" w:customStyle="1" w:styleId="9D6E6111B2BF454EB45DFB2A2B6075C3">
+    <w:name w:val="9D6E6111B2BF454EB45DFB2A2B6075C3"/>
+    <w:rsid w:val="0012419B"/>
+  </w:style>
+</w:styles>
+</file>
+
+<file path=word/glossary/webSettings.xml><?xml version="1.0" encoding="utf-8"?>
+<w:webSettings xmlns:mc="http://schemas.openxmlformats.org/markup-compatibility/2006" xmlns:r="http://schemas.openxmlformats.org/officeDocument/2006/relationships" xmlns:w="http://schemas.openxmlformats.org/wordprocessingml/2006/main" xmlns:w14="http://schemas.microsoft.com/office/word/2010/wordml" xmlns:w15="http://schemas.microsoft.com/office/word/2012/wordml" xmlns:w16cex="http://schemas.microsoft.com/office/word/2018/wordml/cex" xmlns:w16cid="http://schemas.microsoft.com/office/word/2016/wordml/cid" xmlns:w16="http://schemas.microsoft.com/office/word/2018/wordml" xmlns:w16du="http://schemas.microsoft.com/office/word/2023/wordml/word16du" xmlns:w16sdtdh="http://schemas.microsoft.com/office/word/2020/wordml/sdtdatahash" xmlns:w16sdtfl="http://schemas.microsoft.com/office/word/2024/wordml/sdtformatlock" xmlns:w16se="http://schemas.microsoft.com/office/word/2015/wordml/symex" mc:Ignorable="w14 w15 w16se w16cid w16 w16cex w16sdtdh w16sdtfl w16du">
+  <w:optimizeForBrowser/>
+  <w:allowPNG/>
+</w:webSettings>
 </file>
 
 <file path=word/theme/theme1.xml><?xml version="1.0" encoding="utf-8"?>
@@ -2564,4 +6437,35 @@
     </a:ext>
   </a:extLst>
 </a:theme>
+</file>
+
+<file path=customXml/item1.xml><?xml version="1.0" encoding="utf-8"?>
+<CoverPageProperties xmlns="http://schemas.microsoft.com/office/2006/coverPageProps">
+  <PublishDate>2026-03-28T00:00:00</PublishDate>
+  <Abstract/>
+  <CompanyAddress/>
+  <CompanyPhone/>
+  <CompanyFax/>
+  <CompanyEmail/>
+</CoverPageProperties>
+</file>
+
+<file path=customXml/item2.xml><?xml version="1.0" encoding="utf-8"?>
+<b:Sources xmlns:b="http://schemas.openxmlformats.org/officeDocument/2006/bibliography" xmlns="http://schemas.openxmlformats.org/officeDocument/2006/bibliography" SelectedStyle="\APASixthEditionOfficeOnline.xsl" StyleName="APA" Version="6"/>
+</file>
+
+<file path=customXml/itemProps1.xml><?xml version="1.0" encoding="utf-8"?>
+<ds:datastoreItem xmlns:ds="http://schemas.openxmlformats.org/officeDocument/2006/customXml" ds:itemID="{55AF091B-3C7A-41E3-B477-F2FDAA23CFDA}">
+  <ds:schemaRefs>
+    <ds:schemaRef ds:uri="http://schemas.microsoft.com/office/2006/coverPageProps"/>
+  </ds:schemaRefs>
+</ds:datastoreItem>
+</file>
+
+<file path=customXml/itemProps2.xml><?xml version="1.0" encoding="utf-8"?>
+<ds:datastoreItem xmlns:ds="http://schemas.openxmlformats.org/officeDocument/2006/customXml" ds:itemID="{CEF06877-4A91-4F32-A2CC-A2FCA7E11EA5}">
+  <ds:schemaRefs>
+    <ds:schemaRef ds:uri="http://schemas.openxmlformats.org/officeDocument/2006/bibliography"/>
+  </ds:schemaRefs>
+</ds:datastoreItem>
 </file>